--- a/Дипломен-проект-шаблон 12а.docx
+++ b/Дипломен-проект-шаблон 12а.docx
@@ -1,93 +1,155 @@
 
 <file path=word/document.xml><?xml version="1.0" encoding="utf-8"?>
-<w:document xmlns:wpc="http://schemas.microsoft.com/office/word/2010/wordprocessingCanvas" xmlns:cx="http://schemas.microsoft.com/office/drawing/2014/chartex" xmlns:cx1="http://schemas.microsoft.com/office/drawing/2015/9/8/chartex" xmlns:cx2="http://schemas.microsoft.com/office/drawing/2015/10/21/chartex" xmlns:cx3="http://schemas.microsoft.com/office/drawing/2016/5/9/chartex" xmlns:cx4="http://schemas.microsoft.com/office/drawing/2016/5/10/chartex" xmlns:cx5="http://schemas.microsoft.com/office/drawing/2016/5/11/chartex" xmlns:cx6="http://schemas.microsoft.com/office/drawing/2016/5/12/chartex" xmlns:cx7="http://schemas.microsoft.com/office/drawing/2016/5/13/chartex" xmlns:cx8="http://schemas.microsoft.com/office/drawing/2016/5/14/chartex" xmlns:mc="http://schemas.openxmlformats.org/markup-compatibility/2006" xmlns:aink="http://schemas.microsoft.com/office/drawing/2016/ink" xmlns:am3d="http://schemas.microsoft.com/office/drawing/2017/model3d" xmlns:o="urn:schemas-microsoft-com:office:office" xmlns:oel="http://schemas.microsoft.com/office/2019/extlst" xmlns:r="http://schemas.openxmlformats.org/officeDocument/2006/relationships" xmlns:m="http://schemas.openxmlformats.org/officeDocument/2006/math" xmlns:v="urn:schemas-microsoft-com:vml" xmlns:wp14="http://schemas.microsoft.com/office/word/2010/wordprocessingDrawing" xmlns:wp="http://schemas.openxmlformats.org/drawingml/2006/wordprocessingDrawing" xmlns:w10="urn:schemas-microsoft-com:office:word" xmlns:w="http://schemas.openxmlformats.org/wordprocessingml/2006/main" xmlns:w14="http://schemas.microsoft.com/office/word/2010/wordml" xmlns:w15="http://schemas.microsoft.com/office/word/2012/wordml" xmlns:w16cex="http://schemas.microsoft.com/office/word/2018/wordml/cex" xmlns:w16cid="http://schemas.microsoft.com/office/word/2016/wordml/cid" xmlns:w16="http://schemas.microsoft.com/office/word/2018/wordml" xmlns:w16du="http://schemas.microsoft.com/office/word/2023/wordml/word16du" xmlns:w16sdtdh="http://schemas.microsoft.com/office/word/2020/wordml/sdtdatahash" xmlns:w16sdtfl="http://schemas.microsoft.com/office/word/2024/wordml/sdtformatlock" xmlns:w16se="http://schemas.microsoft.com/office/word/2015/wordml/symex" xmlns:wpg="http://schemas.microsoft.com/office/word/2010/wordprocessingGroup" xmlns:wpi="http://schemas.microsoft.com/office/word/2010/wordprocessingInk" xmlns:wne="http://schemas.microsoft.com/office/word/2006/wordml" xmlns:wps="http://schemas.microsoft.com/office/word/2010/wordprocessingShape" mc:Ignorable="w14 w15 w16se w16cid w16 w16cex w16sdtdh w16sdtfl w16du wp14">
+<w:document xmlns:wpc="http://schemas.microsoft.com/office/word/2010/wordprocessingCanvas" xmlns:cx="http://schemas.microsoft.com/office/drawing/2014/chartex" xmlns:mc="http://schemas.openxmlformats.org/markup-compatibility/2006" xmlns:o="urn:schemas-microsoft-com:office:office" xmlns:r="http://schemas.openxmlformats.org/officeDocument/2006/relationships" xmlns:m="http://schemas.openxmlformats.org/officeDocument/2006/math" xmlns:v="urn:schemas-microsoft-com:vml" xmlns:wp14="http://schemas.microsoft.com/office/word/2010/wordprocessingDrawing" xmlns:wp="http://schemas.openxmlformats.org/drawingml/2006/wordprocessingDrawing" xmlns:w10="urn:schemas-microsoft-com:office:word" xmlns:w="http://schemas.openxmlformats.org/wordprocessingml/2006/main" xmlns:w14="http://schemas.microsoft.com/office/word/2010/wordml" xmlns:w15="http://schemas.microsoft.com/office/word/2012/wordml" xmlns:w16se="http://schemas.microsoft.com/office/word/2015/wordml/symex" xmlns:wpg="http://schemas.microsoft.com/office/word/2010/wordprocessingGroup" xmlns:wpi="http://schemas.microsoft.com/office/word/2010/wordprocessingInk" xmlns:wne="http://schemas.microsoft.com/office/word/2006/wordml" xmlns:wps="http://schemas.microsoft.com/office/word/2010/wordprocessingShape" mc:Ignorable="w14 w15 w16se wp14">
   <w:body>
     <w:p>
       <w:pPr>
-        <w:pStyle w:val="Title"/>
-        <w:rPr>
-          <w:rFonts w:ascii="Times New Roman" w:hAnsi="Times New Roman"/>
-        </w:rPr>
-      </w:pPr>
-      <w:r>
-        <w:rPr>
-          <w:rFonts w:ascii="Times New Roman" w:hAnsi="Times New Roman"/>
-        </w:rPr>
-        <w:t>УВОД</w:t>
-      </w:r>
-    </w:p>
-    <w:p>
-      <w:pPr>
-        <w:rPr>
-          <w:rFonts w:ascii="Times New Roman" w:hAnsi="Times New Roman"/>
-          <w:sz w:val="24"/>
-          <w:szCs w:val="24"/>
-        </w:rPr>
-      </w:pPr>
-      <w:r>
-        <w:rPr>
-          <w:rFonts w:ascii="Times New Roman" w:hAnsi="Times New Roman"/>
-          <w:sz w:val="24"/>
-          <w:szCs w:val="24"/>
-        </w:rPr>
-        <w:t>В съвременния свят информационните технологии заемат все по-централно място във всички сфери на обществения и икономическия живот. Дигитализацията на услугите се превръща в необходимост, а не в предимство, като това важи с особена сила за малкия и средния бизнес. Уеб базираните приложения предоставят възможност за по-добра комуникация с клиентите, оптимизиране на работните процеси и повишаване на конкурентоспособността на предлаганите услуги.</w:t>
-      </w:r>
-    </w:p>
-    <w:p>
-      <w:pPr>
-        <w:rPr>
-          <w:sz w:val="24"/>
-          <w:szCs w:val="24"/>
-        </w:rPr>
-      </w:pPr>
-      <w:r>
-        <w:rPr>
-          <w:rFonts w:ascii="Times New Roman" w:hAnsi="Times New Roman"/>
-          <w:sz w:val="24"/>
-          <w:szCs w:val="24"/>
-        </w:rPr>
-        <w:t xml:space="preserve">Платформата за фото и копирни услуги </w:t>
-      </w:r>
-      <w:r>
-        <w:rPr>
-          <w:rFonts w:ascii="Times New Roman" w:hAnsi="Times New Roman"/>
-          <w:b/>
-          <w:bCs/>
-          <w:sz w:val="24"/>
-          <w:szCs w:val="24"/>
-        </w:rPr>
-        <w:t>„Хартиен Обектив“</w:t>
-      </w:r>
-      <w:r>
-        <w:rPr>
-          <w:rFonts w:ascii="Times New Roman" w:hAnsi="Times New Roman"/>
-          <w:sz w:val="24"/>
-          <w:szCs w:val="24"/>
-        </w:rPr>
-        <w:t xml:space="preserve"> има за цел да отговори на тези предизвикателства чрез създаване на уеб сайт, който предоставя цялостна информация за предлаганите услуги и позволява онлайн подаване и управление на клиентски заявки. Чрез внедряването на уеб базирана система клиентите ще могат лесно да разглеждат категориите услуги, да се запознават с техните параметри, примерни формати, срокове за изпълнение и актуални цени, както и да конфигурират индивидуални заявки според своите нужди.</w:t>
-      </w:r>
-    </w:p>
-    <w:p>
-      <w:pPr>
-        <w:rPr>
-          <w:rFonts w:ascii="Times New Roman" w:hAnsi="Times New Roman"/>
-          <w:sz w:val="24"/>
-          <w:szCs w:val="24"/>
-        </w:rPr>
-      </w:pPr>
-      <w:r>
-        <w:rPr>
-          <w:rFonts w:ascii="Times New Roman" w:hAnsi="Times New Roman"/>
-          <w:sz w:val="24"/>
-          <w:szCs w:val="24"/>
-        </w:rPr>
-        <w:t>От друга страна, за служителите и администрацията на платформата е изключително важно да разполагат със система, която позволява ефективно управление на съдържанието и клиентските заявки. Административният панел на уеб приложението трябва да предоставя възможност за добавяне, редактиране и изтриване на услуги и фото продукти, обработка на заявки, както и управление на качените от клиентите файлове. Това ще доведе до по-добра организация на работния процес и намаляване на риска от грешки.</w:t>
-      </w:r>
-    </w:p>
-    <w:p>
-      <w:pPr>
-        <w:rPr>
-          <w:rFonts w:ascii="Times New Roman" w:hAnsi="Times New Roman"/>
+        <w:rPr>
+          <w:rFonts w:ascii="Times New Roman" w:eastAsia="Times New Roman" w:hAnsi="Times New Roman"/>
+          <w:i/>
+          <w:iCs/>
+          <w:color w:val="000000"/>
+          <w:sz w:val="20"/>
+          <w:szCs w:val="20"/>
+          <w:lang w:val="bg"/>
+        </w:rPr>
+      </w:pPr>
+      <w:r>
+        <w:rPr>
+          <w:rFonts w:ascii="Times New Roman" w:hAnsi="Times New Roman"/>
+          <w:noProof/>
+        </w:rPr>
+        <w:drawing>
+          <wp:anchor distT="0" distB="0" distL="114300" distR="114300" simplePos="0" relativeHeight="251659264" behindDoc="1" locked="0" layoutInCell="1" allowOverlap="1" wp14:anchorId="56BECA47" wp14:editId="7062E626">
+            <wp:simplePos x="0" y="0"/>
+            <wp:positionH relativeFrom="column">
+              <wp:posOffset>-190500</wp:posOffset>
+            </wp:positionH>
+            <wp:positionV relativeFrom="paragraph">
+              <wp:posOffset>41910</wp:posOffset>
+            </wp:positionV>
+            <wp:extent cx="714375" cy="714375"/>
+            <wp:effectExtent l="0" t="0" r="9525" b="9525"/>
+            <wp:wrapTight wrapText="bothSides">
+              <wp:wrapPolygon edited="0">
+                <wp:start x="5760" y="0"/>
+                <wp:lineTo x="0" y="4032"/>
+                <wp:lineTo x="0" y="14976"/>
+                <wp:lineTo x="1728" y="18432"/>
+                <wp:lineTo x="5184" y="21312"/>
+                <wp:lineTo x="5760" y="21312"/>
+                <wp:lineTo x="15552" y="21312"/>
+                <wp:lineTo x="16128" y="21312"/>
+                <wp:lineTo x="19584" y="18432"/>
+                <wp:lineTo x="21312" y="14976"/>
+                <wp:lineTo x="21312" y="4032"/>
+                <wp:lineTo x="15552" y="0"/>
+                <wp:lineTo x="5760" y="0"/>
+              </wp:wrapPolygon>
+            </wp:wrapTight>
+            <wp:docPr id="3" name="Picture 3" descr="emblema"/>
+            <wp:cNvGraphicFramePr>
+              <a:graphicFrameLocks xmlns:a="http://schemas.openxmlformats.org/drawingml/2006/main" noChangeAspect="1"/>
+            </wp:cNvGraphicFramePr>
+            <a:graphic xmlns:a="http://schemas.openxmlformats.org/drawingml/2006/main">
+              <a:graphicData uri="http://schemas.openxmlformats.org/drawingml/2006/picture">
+                <pic:pic xmlns:pic="http://schemas.openxmlformats.org/drawingml/2006/picture">
+                  <pic:nvPicPr>
+                    <pic:cNvPr id="0" name="Picture 2" descr="emblema"/>
+                    <pic:cNvPicPr>
+                      <a:picLocks noChangeAspect="1" noChangeArrowheads="1"/>
+                    </pic:cNvPicPr>
+                  </pic:nvPicPr>
+                  <pic:blipFill>
+                    <a:blip r:embed="rId8" cstate="print">
+                      <a:extLst>
+                        <a:ext uri="{28A0092B-C50C-407E-A947-70E740481C1C}">
+                          <a14:useLocalDpi xmlns:a14="http://schemas.microsoft.com/office/drawing/2010/main" val="0"/>
+                        </a:ext>
+                      </a:extLst>
+                    </a:blip>
+                    <a:srcRect/>
+                    <a:stretch>
+                      <a:fillRect/>
+                    </a:stretch>
+                  </pic:blipFill>
+                  <pic:spPr bwMode="auto">
+                    <a:xfrm>
+                      <a:off x="0" y="0"/>
+                      <a:ext cx="714375" cy="714375"/>
+                    </a:xfrm>
+                    <a:prstGeom prst="rect">
+                      <a:avLst/>
+                    </a:prstGeom>
+                    <a:noFill/>
+                    <a:ln>
+                      <a:noFill/>
+                    </a:ln>
+                  </pic:spPr>
+                </pic:pic>
+              </a:graphicData>
+            </a:graphic>
+            <wp14:sizeRelV relativeFrom="margin">
+              <wp14:pctHeight>0</wp14:pctHeight>
+            </wp14:sizeRelV>
+          </wp:anchor>
+        </w:drawing>
+      </w:r>
+    </w:p>
+    <w:p>
+      <w:pPr>
+        <w:spacing w:after="0" w:line="240" w:lineRule="auto"/>
+        <w:jc w:val="center"/>
+        <w:rPr>
+          <w:rFonts w:ascii="Times New Roman" w:eastAsia="Times New Roman" w:hAnsi="Times New Roman"/>
+          <w:color w:val="000000"/>
+          <w:sz w:val="20"/>
+          <w:szCs w:val="20"/>
+          <w:lang w:val="ru-RU"/>
+        </w:rPr>
+      </w:pPr>
+      <w:r>
+        <w:rPr>
+          <w:rFonts w:ascii="Times New Roman" w:eastAsia="Times New Roman" w:hAnsi="Times New Roman"/>
+          <w:color w:val="000000"/>
+          <w:sz w:val="20"/>
+          <w:szCs w:val="20"/>
+          <w:lang w:val="ru-RU"/>
+        </w:rPr>
+        <w:t>МИНИСТЕРСТВО НА ОБРАЗОВАНИЕТО И НАУКАТА</w:t>
+      </w:r>
+    </w:p>
+    <w:p>
+      <w:pPr>
+        <w:spacing w:after="0" w:line="240" w:lineRule="auto"/>
+        <w:jc w:val="center"/>
+        <w:rPr>
+          <w:rFonts w:ascii="Times New Roman" w:eastAsia="Times New Roman" w:hAnsi="Times New Roman"/>
+          <w:b/>
+          <w:color w:val="000000"/>
+          <w:sz w:val="20"/>
+          <w:szCs w:val="20"/>
+          <w:lang w:val="ru-RU"/>
+        </w:rPr>
+      </w:pPr>
+      <w:r>
+        <w:rPr>
+          <w:rFonts w:ascii="Times New Roman" w:eastAsia="Times New Roman" w:hAnsi="Times New Roman"/>
+          <w:b/>
+          <w:color w:val="000000"/>
+          <w:sz w:val="20"/>
+          <w:szCs w:val="20"/>
+          <w:lang w:val="ru-RU"/>
+        </w:rPr>
+        <w:t>ПРОФЕСИОНАЛНА ГИМНАЗИЯ “ГЕН. ВЛАДИМИР ЗАИМОВ” гр. СОПОТ</w:t>
+      </w:r>
+    </w:p>
+    <w:p>
+      <w:pPr>
+        <w:spacing w:after="0" w:line="240" w:lineRule="auto"/>
+        <w:jc w:val="center"/>
+        <w:rPr>
+          <w:rFonts w:ascii="Times New Roman" w:eastAsia="Times New Roman" w:hAnsi="Times New Roman"/>
           <w:sz w:val="24"/>
           <w:szCs w:val="24"/>
           <w:lang w:val="en-US"/>
@@ -95,391 +157,1317 @@
       </w:pPr>
       <w:r>
         <w:rPr>
-          <w:rFonts w:ascii="Times New Roman" w:hAnsi="Times New Roman"/>
-          <w:sz w:val="24"/>
-          <w:szCs w:val="24"/>
-        </w:rPr>
-        <w:t xml:space="preserve">Настоящият дипломен проект е насочен към проектиране и реализиране на </w:t>
-      </w:r>
-      <w:r>
-        <w:rPr>
-          <w:rFonts w:ascii="Times New Roman" w:hAnsi="Times New Roman"/>
-          <w:b/>
-          <w:bCs/>
-          <w:sz w:val="24"/>
-          <w:szCs w:val="24"/>
-        </w:rPr>
-        <w:t>трислойно MVC уеб приложение</w:t>
-      </w:r>
-      <w:r>
-        <w:rPr>
-          <w:rFonts w:ascii="Times New Roman" w:hAnsi="Times New Roman"/>
-          <w:sz w:val="24"/>
-          <w:szCs w:val="24"/>
-        </w:rPr>
-        <w:t xml:space="preserve">, разработено с помощта на </w:t>
-      </w:r>
-      <w:r>
-        <w:rPr>
-          <w:rFonts w:ascii="Times New Roman" w:hAnsi="Times New Roman"/>
-          <w:b/>
-          <w:bCs/>
-          <w:sz w:val="24"/>
-          <w:szCs w:val="24"/>
-        </w:rPr>
-        <w:t>ASP.NET Core</w:t>
-      </w:r>
-      <w:r>
-        <w:rPr>
-          <w:rFonts w:ascii="Times New Roman" w:hAnsi="Times New Roman"/>
-          <w:sz w:val="24"/>
-          <w:szCs w:val="24"/>
-        </w:rPr>
-        <w:t xml:space="preserve">, което да отговаря на съвременните изисквания за сигурност, функционалност и удобство при работа. Използването на MVC архитектура осигурява ясно разделение между бизнес логиката, потребителския интерфейс и управлението на данните, което улеснява поддръжката и бъдещото разширяване на системата. Базата данни ще бъде реализирана с </w:t>
-      </w:r>
-      <w:r>
-        <w:rPr>
-          <w:rFonts w:ascii="Times New Roman" w:hAnsi="Times New Roman"/>
-          <w:b/>
-          <w:bCs/>
-          <w:sz w:val="24"/>
-          <w:szCs w:val="24"/>
-        </w:rPr>
-        <w:t>SQL Server</w:t>
-      </w:r>
-      <w:r>
-        <w:rPr>
-          <w:rFonts w:ascii="Times New Roman" w:hAnsi="Times New Roman"/>
-          <w:sz w:val="24"/>
-          <w:szCs w:val="24"/>
-        </w:rPr>
-        <w:t xml:space="preserve">, а потребителският интерфейс ще бъде изграден с </w:t>
-      </w:r>
-      <w:r>
-        <w:rPr>
-          <w:rFonts w:ascii="Times New Roman" w:hAnsi="Times New Roman"/>
-          <w:b/>
-          <w:bCs/>
-          <w:sz w:val="24"/>
-          <w:szCs w:val="24"/>
-        </w:rPr>
-        <w:t>HTML5, CSS3 и JavaScript</w:t>
-      </w:r>
-      <w:r>
-        <w:rPr>
-          <w:rFonts w:ascii="Times New Roman" w:hAnsi="Times New Roman"/>
-          <w:sz w:val="24"/>
-          <w:szCs w:val="24"/>
-        </w:rPr>
-        <w:t>, като дизайнът ще бъде адаптивен и подходящ за различни устройства.</w:t>
-      </w:r>
-    </w:p>
-    <w:p>
-      <w:pPr>
-        <w:rPr>
-          <w:sz w:val="24"/>
-          <w:szCs w:val="24"/>
-        </w:rPr>
-      </w:pPr>
-      <w:r>
-        <w:rPr>
-          <w:rFonts w:ascii="Times New Roman" w:hAnsi="Times New Roman"/>
-          <w:b/>
-          <w:bCs/>
+          <w:rFonts w:ascii="Times New Roman" w:eastAsia="Times New Roman" w:hAnsi="Times New Roman"/>
+          <w:color w:val="000000"/>
+          <w:sz w:val="20"/>
+          <w:szCs w:val="20"/>
+          <w:lang w:val="ru-RU"/>
+        </w:rPr>
+        <w:t xml:space="preserve">4330 гр. Сопот, ул. ”Иван Вазов” №1, тел. +359 882525512, e-mail: </w:t>
+      </w:r>
+      <w:hyperlink r:id="rId9" w:history="1">
+        <w:r>
+          <w:rPr>
+            <w:rFonts w:ascii="Times New Roman" w:eastAsia="Times New Roman" w:hAnsi="Times New Roman"/>
+            <w:color w:val="0563C1"/>
+            <w:sz w:val="20"/>
+            <w:szCs w:val="20"/>
+            <w:u w:val="single"/>
+            <w:lang w:val="ru-RU"/>
+          </w:rPr>
+          <w:t>info-1601363@edu.mon.bg</w:t>
+        </w:r>
+      </w:hyperlink>
+    </w:p>
+    <w:p>
+      <w:pPr>
+        <w:spacing w:after="0" w:line="240" w:lineRule="auto"/>
+        <w:jc w:val="center"/>
+        <w:rPr>
+          <w:rFonts w:ascii="Times New Roman" w:eastAsia="Times New Roman" w:hAnsi="Times New Roman"/>
+          <w:color w:val="000000"/>
+          <w:lang w:val="bg"/>
+        </w:rPr>
+      </w:pPr>
+      <w:r>
+        <w:rPr>
+          <w:rFonts w:ascii="Times New Roman" w:eastAsia="Times New Roman" w:hAnsi="Times New Roman"/>
+          <w:noProof/>
+          <w:sz w:val="24"/>
+          <w:szCs w:val="24"/>
+          <w:u w:val="single"/>
+        </w:rPr>
+        <mc:AlternateContent>
+          <mc:Choice Requires="wps">
+            <w:drawing>
+              <wp:anchor distT="0" distB="0" distL="114300" distR="114300" simplePos="0" relativeHeight="251660288" behindDoc="0" locked="0" layoutInCell="1" allowOverlap="1" wp14:anchorId="1D243046" wp14:editId="105CB9A3">
+                <wp:simplePos x="0" y="0"/>
+                <wp:positionH relativeFrom="column">
+                  <wp:posOffset>634365</wp:posOffset>
+                </wp:positionH>
+                <wp:positionV relativeFrom="paragraph">
+                  <wp:posOffset>24765</wp:posOffset>
+                </wp:positionV>
+                <wp:extent cx="5760000" cy="0"/>
+                <wp:effectExtent l="0" t="0" r="31750" b="19050"/>
+                <wp:wrapNone/>
+                <wp:docPr id="6" name="Право съединение 5"/>
+                <wp:cNvGraphicFramePr/>
+                <a:graphic xmlns:a="http://schemas.openxmlformats.org/drawingml/2006/main">
+                  <a:graphicData uri="http://schemas.microsoft.com/office/word/2010/wordprocessingShape">
+                    <wps:wsp>
+                      <wps:cNvCnPr/>
+                      <wps:spPr>
+                        <a:xfrm>
+                          <a:off x="0" y="0"/>
+                          <a:ext cx="5760000" cy="0"/>
+                        </a:xfrm>
+                        <a:prstGeom prst="line">
+                          <a:avLst/>
+                        </a:prstGeom>
+                        <a:noFill/>
+                        <a:ln w="19050" cap="flat" cmpd="sng" algn="ctr">
+                          <a:solidFill>
+                            <a:sysClr val="windowText" lastClr="000000">
+                              <a:shade val="95000"/>
+                              <a:satMod val="105000"/>
+                            </a:sysClr>
+                          </a:solidFill>
+                          <a:prstDash val="solid"/>
+                        </a:ln>
+                        <a:effectLst/>
+                      </wps:spPr>
+                      <wps:bodyPr/>
+                    </wps:wsp>
+                  </a:graphicData>
+                </a:graphic>
+                <wp14:sizeRelH relativeFrom="margin">
+                  <wp14:pctWidth>0</wp14:pctWidth>
+                </wp14:sizeRelH>
+                <wp14:sizeRelV relativeFrom="margin">
+                  <wp14:pctHeight>0</wp14:pctHeight>
+                </wp14:sizeRelV>
+              </wp:anchor>
+            </w:drawing>
+          </mc:Choice>
+          <mc:Fallback>
+            <w:pict>
+              <v:line w14:anchorId="144903CA" id="Право съединение 5" o:spid="_x0000_s1026" style="position:absolute;z-index:251660288;visibility:visible;mso-wrap-style:square;mso-width-percent:0;mso-height-percent:0;mso-wrap-distance-left:9pt;mso-wrap-distance-top:0;mso-wrap-distance-right:9pt;mso-wrap-distance-bottom:0;mso-position-horizontal:absolute;mso-position-horizontal-relative:text;mso-position-vertical:absolute;mso-position-vertical-relative:text;mso-width-percent:0;mso-height-percent:0;mso-width-relative:margin;mso-height-relative:margin" from="49.95pt,1.95pt" to="503.5pt,1.95pt" o:gfxdata="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" strokeweight="1.5pt"/>
+            </w:pict>
+          </mc:Fallback>
+        </mc:AlternateContent>
+      </w:r>
+    </w:p>
+    <w:p>
+      <w:pPr>
+        <w:spacing w:after="0" w:line="360" w:lineRule="auto"/>
+        <w:rPr>
+          <w:rFonts w:ascii="Times New Roman" w:eastAsia="Times New Roman" w:hAnsi="Times New Roman"/>
+          <w:b/>
+          <w:bCs/>
+          <w:color w:val="000000"/>
+          <w:sz w:val="28"/>
+          <w:szCs w:val="28"/>
+        </w:rPr>
+      </w:pPr>
+    </w:p>
+    <w:p>
+      <w:pPr>
+        <w:spacing w:after="0" w:line="360" w:lineRule="auto"/>
+        <w:jc w:val="center"/>
+        <w:rPr>
+          <w:rFonts w:ascii="Times New Roman" w:eastAsia="Times New Roman" w:hAnsi="Times New Roman"/>
+          <w:b/>
+          <w:bCs/>
+          <w:color w:val="000000"/>
+          <w:sz w:val="28"/>
+          <w:szCs w:val="28"/>
+          <w:lang w:val="bg"/>
+        </w:rPr>
+      </w:pPr>
+    </w:p>
+    <w:p>
+      <w:pPr>
+        <w:spacing w:after="0" w:line="360" w:lineRule="auto"/>
+        <w:jc w:val="center"/>
+        <w:rPr>
+          <w:rFonts w:ascii="Times New Roman" w:eastAsia="Times New Roman" w:hAnsi="Times New Roman"/>
+          <w:b/>
+          <w:bCs/>
+          <w:color w:val="000000"/>
+          <w:sz w:val="28"/>
+          <w:szCs w:val="28"/>
+          <w:lang w:val="bg"/>
+        </w:rPr>
+      </w:pPr>
+    </w:p>
+    <w:p>
+      <w:pPr>
+        <w:spacing w:after="0" w:line="360" w:lineRule="auto"/>
+        <w:jc w:val="center"/>
+        <w:rPr>
+          <w:rFonts w:ascii="Times New Roman" w:eastAsia="Times New Roman" w:hAnsi="Times New Roman"/>
+          <w:b/>
+          <w:bCs/>
+          <w:color w:val="000000"/>
+          <w:sz w:val="72"/>
+          <w:szCs w:val="72"/>
+          <w:lang w:val="bg"/>
+        </w:rPr>
+      </w:pPr>
+      <w:r>
+        <w:rPr>
+          <w:rFonts w:ascii="Times New Roman" w:eastAsia="Times New Roman" w:hAnsi="Times New Roman"/>
+          <w:b/>
+          <w:bCs/>
+          <w:color w:val="000000"/>
+          <w:sz w:val="72"/>
+          <w:szCs w:val="72"/>
+          <w:lang w:val="bg"/>
+        </w:rPr>
+        <w:t xml:space="preserve">ДИПЛОМЕН </w:t>
+      </w:r>
+    </w:p>
+    <w:p>
+      <w:pPr>
+        <w:spacing w:after="0" w:line="360" w:lineRule="auto"/>
+        <w:jc w:val="center"/>
+        <w:rPr>
+          <w:rFonts w:ascii="Times New Roman" w:eastAsia="Times New Roman" w:hAnsi="Times New Roman"/>
+          <w:b/>
+          <w:bCs/>
+          <w:color w:val="000000"/>
+          <w:sz w:val="72"/>
+          <w:szCs w:val="72"/>
+          <w:lang w:val="bg"/>
+        </w:rPr>
+      </w:pPr>
+      <w:r>
+        <w:rPr>
+          <w:rFonts w:ascii="Times New Roman" w:eastAsia="Times New Roman" w:hAnsi="Times New Roman"/>
+          <w:b/>
+          <w:bCs/>
+          <w:color w:val="000000"/>
+          <w:sz w:val="72"/>
+          <w:szCs w:val="72"/>
+          <w:lang w:val="bg"/>
+        </w:rPr>
+        <w:t>ПРОЕКТ</w:t>
+      </w:r>
+    </w:p>
+    <w:p>
+      <w:pPr>
+        <w:pBdr>
+          <w:top w:val="nil"/>
+          <w:left w:val="nil"/>
+          <w:bottom w:val="nil"/>
+          <w:right w:val="nil"/>
+          <w:between w:val="nil"/>
+        </w:pBdr>
+        <w:spacing w:after="0" w:line="240" w:lineRule="auto"/>
+        <w:rPr>
+          <w:rFonts w:ascii="Times New Roman" w:eastAsia="Times New Roman" w:hAnsi="Times New Roman"/>
+          <w:b/>
+          <w:bCs/>
+          <w:color w:val="000000"/>
+          <w:sz w:val="36"/>
+          <w:szCs w:val="36"/>
+          <w:lang w:val="bg"/>
+        </w:rPr>
+      </w:pPr>
+    </w:p>
+    <w:p>
+      <w:pPr>
+        <w:pBdr>
+          <w:top w:val="nil"/>
+          <w:left w:val="nil"/>
+          <w:bottom w:val="nil"/>
+          <w:right w:val="nil"/>
+          <w:between w:val="nil"/>
+        </w:pBdr>
+        <w:spacing w:after="0" w:line="240" w:lineRule="auto"/>
+        <w:rPr>
+          <w:rFonts w:ascii="Times New Roman" w:eastAsia="Times New Roman" w:hAnsi="Times New Roman"/>
+          <w:b/>
+          <w:bCs/>
+          <w:color w:val="000000"/>
+          <w:sz w:val="36"/>
+          <w:szCs w:val="36"/>
+          <w:lang w:val="bg"/>
+        </w:rPr>
+      </w:pPr>
+    </w:p>
+    <w:p>
+      <w:pPr>
+        <w:pBdr>
+          <w:top w:val="nil"/>
+          <w:left w:val="nil"/>
+          <w:bottom w:val="nil"/>
+          <w:right w:val="nil"/>
+          <w:between w:val="nil"/>
+        </w:pBdr>
+        <w:spacing w:after="0" w:line="240" w:lineRule="auto"/>
+        <w:rPr>
+          <w:rFonts w:ascii="Times New Roman" w:eastAsia="Times New Roman" w:hAnsi="Times New Roman"/>
+          <w:b/>
+          <w:bCs/>
+          <w:color w:val="000000"/>
+          <w:sz w:val="36"/>
+          <w:szCs w:val="36"/>
+          <w:lang w:val="bg"/>
+        </w:rPr>
+      </w:pPr>
+    </w:p>
+    <w:p>
+      <w:pPr>
+        <w:pBdr>
+          <w:top w:val="nil"/>
+          <w:left w:val="nil"/>
+          <w:bottom w:val="nil"/>
+          <w:right w:val="nil"/>
+          <w:between w:val="nil"/>
+        </w:pBdr>
+        <w:spacing w:after="0" w:line="240" w:lineRule="auto"/>
+        <w:jc w:val="center"/>
+        <w:rPr>
+          <w:rFonts w:ascii="Times New Roman" w:eastAsia="Times New Roman" w:hAnsi="Times New Roman"/>
+          <w:b/>
+          <w:bCs/>
+          <w:smallCaps/>
+          <w:color w:val="000000"/>
+          <w:sz w:val="36"/>
+          <w:szCs w:val="36"/>
+        </w:rPr>
+      </w:pPr>
+      <w:r>
+        <w:rPr>
+          <w:rFonts w:ascii="Times New Roman" w:eastAsia="Times New Roman" w:hAnsi="Times New Roman"/>
+          <w:b/>
+          <w:bCs/>
+          <w:color w:val="000000"/>
+          <w:sz w:val="36"/>
+          <w:szCs w:val="36"/>
+          <w:lang w:val="bg"/>
+        </w:rPr>
+        <w:t xml:space="preserve">Тема: </w:t>
+      </w:r>
+      <w:r>
+        <w:rPr>
+          <w:rFonts w:ascii="Times New Roman" w:eastAsia="Times New Roman" w:hAnsi="Times New Roman"/>
+          <w:b/>
+          <w:bCs/>
+          <w:smallCaps/>
+          <w:color w:val="000000"/>
+          <w:sz w:val="36"/>
+          <w:szCs w:val="36"/>
+          <w:lang w:val="bg"/>
+        </w:rPr>
+        <w:t xml:space="preserve">РАЗРАБОТКА НА УЕБ САЙТ, </w:t>
+      </w:r>
+      <w:r>
+        <w:rPr>
+          <w:rFonts w:ascii="Times New Roman" w:eastAsia="Times New Roman" w:hAnsi="Times New Roman"/>
+          <w:b/>
+          <w:bCs/>
+          <w:smallCaps/>
+          <w:color w:val="000000"/>
+          <w:sz w:val="36"/>
+          <w:szCs w:val="36"/>
+        </w:rPr>
+        <w:t>……………………</w:t>
+      </w:r>
+    </w:p>
+    <w:p>
+      <w:pPr>
+        <w:spacing w:after="0" w:line="240" w:lineRule="auto"/>
+        <w:jc w:val="center"/>
+        <w:rPr>
+          <w:rFonts w:ascii="Times New Roman" w:eastAsia="Times New Roman" w:hAnsi="Times New Roman"/>
+          <w:color w:val="000000"/>
+          <w:sz w:val="36"/>
+          <w:szCs w:val="36"/>
+          <w:lang w:val="bg"/>
+        </w:rPr>
+      </w:pPr>
+    </w:p>
+    <w:p>
+      <w:pPr>
+        <w:spacing w:after="0" w:line="240" w:lineRule="auto"/>
+        <w:jc w:val="center"/>
+        <w:rPr>
+          <w:rFonts w:ascii="Times New Roman" w:eastAsia="Times New Roman" w:hAnsi="Times New Roman"/>
+          <w:b/>
+          <w:bCs/>
+          <w:i/>
+          <w:iCs/>
+          <w:color w:val="000000"/>
           <w:sz w:val="32"/>
           <w:szCs w:val="32"/>
-        </w:rPr>
-        <w:t>Цел на дипломния проект</w:t>
-      </w:r>
+          <w:lang w:val="en-US"/>
+        </w:rPr>
+      </w:pPr>
       <w:r>
         <w:rPr>
           <w:rFonts w:ascii="Times New Roman" w:eastAsia="Times New Roman" w:hAnsi="Times New Roman"/>
-          <w:b/>
-          <w:bCs/>
-          <w:color w:val="EE0000"/>
+          <w:i/>
+          <w:iCs/>
+          <w:color w:val="000000"/>
           <w:sz w:val="32"/>
           <w:szCs w:val="32"/>
-        </w:rPr>
-        <w:br/>
-      </w:r>
-      <w:r>
-        <w:rPr>
-          <w:rFonts w:ascii="Times New Roman" w:hAnsi="Times New Roman"/>
-          <w:sz w:val="24"/>
-          <w:szCs w:val="24"/>
-        </w:rPr>
-        <w:t xml:space="preserve">Основната цел на дипломния проект е </w:t>
-      </w:r>
-      <w:r>
-        <w:rPr>
-          <w:rFonts w:ascii="Times New Roman" w:hAnsi="Times New Roman"/>
-          <w:b/>
-          <w:bCs/>
-          <w:sz w:val="24"/>
-          <w:szCs w:val="24"/>
-        </w:rPr>
-        <w:t>разработването на уеб базирана платформа за фото и копирни услуги „Хартиен Обектив“</w:t>
-      </w:r>
-      <w:r>
-        <w:rPr>
-          <w:rFonts w:ascii="Times New Roman" w:hAnsi="Times New Roman"/>
-          <w:sz w:val="24"/>
-          <w:szCs w:val="24"/>
-        </w:rPr>
-        <w:t>, която да предоставя възможност за онлайн представяне, заявяване и управление на услуги и фото продукти, чрез използване на съвременни уеб технологии и MVC архитектура.</w:t>
-      </w:r>
-    </w:p>
-    <w:p>
-      <w:pPr>
-        <w:rPr>
-          <w:rFonts w:ascii="Times New Roman" w:hAnsi="Times New Roman"/>
-          <w:b/>
-          <w:bCs/>
-          <w:sz w:val="24"/>
-          <w:szCs w:val="24"/>
-        </w:rPr>
-      </w:pPr>
-      <w:r>
-        <w:rPr>
-          <w:rFonts w:ascii="Times New Roman" w:hAnsi="Times New Roman"/>
-          <w:b/>
-          <w:bCs/>
-          <w:sz w:val="24"/>
-          <w:szCs w:val="24"/>
-        </w:rPr>
-        <w:t>Основни задачи на дипломния проект</w:t>
-      </w:r>
-    </w:p>
-    <w:p>
-      <w:pPr>
-        <w:rPr>
-          <w:rFonts w:ascii="Times New Roman" w:hAnsi="Times New Roman"/>
-          <w:sz w:val="24"/>
-          <w:szCs w:val="24"/>
-        </w:rPr>
-      </w:pPr>
-      <w:r>
-        <w:rPr>
-          <w:rFonts w:ascii="Times New Roman" w:hAnsi="Times New Roman"/>
-          <w:sz w:val="24"/>
-          <w:szCs w:val="24"/>
-        </w:rPr>
-        <w:t>За постигане на поставената цел са формулирани следните основни задачи:</w:t>
-      </w:r>
-    </w:p>
-    <w:p>
-      <w:pPr>
-        <w:numPr>
-          <w:ilvl w:val="0"/>
-          <w:numId w:val="1"/>
-        </w:numPr>
+          <w:lang w:val="bg"/>
+        </w:rPr>
+        <w:t xml:space="preserve">Ученик: </w:t>
+      </w:r>
+      <w:r>
+        <w:rPr>
+          <w:rFonts w:ascii="Times New Roman" w:eastAsia="Times New Roman" w:hAnsi="Times New Roman"/>
+          <w:b/>
+          <w:bCs/>
+          <w:i/>
+          <w:iCs/>
+          <w:color w:val="000000"/>
+          <w:sz w:val="28"/>
+          <w:szCs w:val="28"/>
+        </w:rPr>
+        <w:t>……………………………..</w:t>
+      </w:r>
+    </w:p>
+    <w:p>
+      <w:pPr>
+        <w:pBdr>
+          <w:top w:val="nil"/>
+          <w:left w:val="nil"/>
+          <w:bottom w:val="nil"/>
+          <w:right w:val="nil"/>
+          <w:between w:val="nil"/>
+        </w:pBdr>
+        <w:spacing w:after="0" w:line="240" w:lineRule="auto"/>
+        <w:rPr>
+          <w:rFonts w:ascii="Times New Roman" w:eastAsia="Times New Roman" w:hAnsi="Times New Roman"/>
+          <w:color w:val="000000"/>
+          <w:sz w:val="32"/>
+          <w:szCs w:val="32"/>
+          <w:lang w:val="bg"/>
+        </w:rPr>
+      </w:pPr>
+    </w:p>
+    <w:p>
+      <w:pPr>
+        <w:spacing w:after="0" w:line="360" w:lineRule="auto"/>
+        <w:jc w:val="center"/>
+        <w:rPr>
+          <w:rFonts w:ascii="Times New Roman" w:eastAsia="Times New Roman" w:hAnsi="Times New Roman"/>
+          <w:b/>
+          <w:bCs/>
+          <w:color w:val="000000"/>
+          <w:sz w:val="28"/>
+          <w:szCs w:val="28"/>
+          <w:lang w:val="bg"/>
+        </w:rPr>
+      </w:pPr>
+    </w:p>
+    <w:p>
+      <w:pPr>
+        <w:pBdr>
+          <w:top w:val="nil"/>
+          <w:left w:val="nil"/>
+          <w:bottom w:val="nil"/>
+          <w:right w:val="nil"/>
+          <w:between w:val="nil"/>
+        </w:pBdr>
+        <w:spacing w:after="0" w:line="240" w:lineRule="auto"/>
+        <w:rPr>
+          <w:rFonts w:ascii="Times New Roman" w:eastAsia="Times New Roman" w:hAnsi="Times New Roman"/>
+          <w:i/>
+          <w:iCs/>
+          <w:color w:val="000000"/>
+          <w:sz w:val="32"/>
+          <w:szCs w:val="32"/>
+          <w:lang w:val="bg"/>
+        </w:rPr>
+      </w:pPr>
+      <w:r>
+        <w:rPr>
+          <w:rFonts w:ascii="Times New Roman" w:eastAsia="Times New Roman" w:hAnsi="Times New Roman"/>
+          <w:b/>
+          <w:bCs/>
+          <w:i/>
+          <w:iCs/>
+          <w:color w:val="000000"/>
+          <w:sz w:val="32"/>
+          <w:szCs w:val="32"/>
+          <w:lang w:val="bg"/>
+        </w:rPr>
+        <w:t>Професия:</w:t>
+      </w:r>
+      <w:r>
+        <w:rPr>
+          <w:rFonts w:ascii="Times New Roman" w:eastAsia="Times New Roman" w:hAnsi="Times New Roman"/>
+          <w:i/>
+          <w:iCs/>
+          <w:color w:val="000000"/>
+          <w:sz w:val="32"/>
+          <w:szCs w:val="32"/>
+          <w:lang w:val="bg"/>
+        </w:rPr>
+        <w:t xml:space="preserve"> код 4810</w:t>
+      </w:r>
+      <w:r>
+        <w:rPr>
+          <w:rFonts w:ascii="Times New Roman" w:eastAsia="Times New Roman" w:hAnsi="Times New Roman"/>
+          <w:i/>
+          <w:iCs/>
+          <w:color w:val="000000"/>
+          <w:sz w:val="32"/>
+          <w:szCs w:val="32"/>
+          <w:lang w:val="en-US"/>
+        </w:rPr>
+        <w:t>2</w:t>
+      </w:r>
+      <w:r>
+        <w:rPr>
+          <w:rFonts w:ascii="Times New Roman" w:eastAsia="Times New Roman" w:hAnsi="Times New Roman"/>
+          <w:i/>
+          <w:iCs/>
+          <w:color w:val="000000"/>
+          <w:sz w:val="32"/>
+          <w:szCs w:val="32"/>
+          <w:lang w:val="bg"/>
+        </w:rPr>
+        <w:t>0 „</w:t>
+      </w:r>
+      <w:r>
+        <w:rPr>
+          <w:rFonts w:ascii="Times New Roman" w:eastAsia="Times New Roman" w:hAnsi="Times New Roman"/>
+          <w:i/>
+          <w:iCs/>
+          <w:color w:val="000000"/>
+          <w:sz w:val="32"/>
+          <w:szCs w:val="32"/>
+        </w:rPr>
+        <w:t>Системен</w:t>
+      </w:r>
+      <w:r>
+        <w:rPr>
+          <w:rFonts w:ascii="Times New Roman" w:eastAsia="Times New Roman" w:hAnsi="Times New Roman"/>
+          <w:i/>
+          <w:iCs/>
+          <w:color w:val="000000"/>
+          <w:sz w:val="32"/>
+          <w:szCs w:val="32"/>
+          <w:lang w:val="bg"/>
+        </w:rPr>
+        <w:t xml:space="preserve"> програмист“</w:t>
+      </w:r>
+    </w:p>
+    <w:p>
+      <w:pPr>
+        <w:pBdr>
+          <w:top w:val="nil"/>
+          <w:left w:val="nil"/>
+          <w:bottom w:val="nil"/>
+          <w:right w:val="nil"/>
+          <w:between w:val="nil"/>
+        </w:pBdr>
+        <w:spacing w:after="0" w:line="240" w:lineRule="auto"/>
+        <w:rPr>
+          <w:rFonts w:ascii="Times New Roman" w:eastAsia="Times New Roman" w:hAnsi="Times New Roman"/>
+          <w:i/>
+          <w:iCs/>
+          <w:color w:val="000000"/>
+          <w:sz w:val="32"/>
+          <w:szCs w:val="32"/>
+          <w:lang w:val="en-US"/>
+        </w:rPr>
+      </w:pPr>
+      <w:r>
+        <w:rPr>
+          <w:rFonts w:ascii="Times New Roman" w:eastAsia="Times New Roman" w:hAnsi="Times New Roman"/>
+          <w:b/>
+          <w:bCs/>
+          <w:i/>
+          <w:iCs/>
+          <w:color w:val="000000"/>
+          <w:sz w:val="32"/>
+          <w:szCs w:val="32"/>
+          <w:lang w:val="bg"/>
+        </w:rPr>
+        <w:t>Специалност:</w:t>
+      </w:r>
+      <w:r>
+        <w:rPr>
+          <w:rFonts w:ascii="Times New Roman" w:eastAsia="Times New Roman" w:hAnsi="Times New Roman"/>
+          <w:i/>
+          <w:iCs/>
+          <w:color w:val="000000"/>
+          <w:sz w:val="32"/>
+          <w:szCs w:val="32"/>
+          <w:lang w:val="bg"/>
+        </w:rPr>
+        <w:t xml:space="preserve"> код 4810</w:t>
+      </w:r>
+      <w:r>
+        <w:rPr>
+          <w:rFonts w:ascii="Times New Roman" w:eastAsia="Times New Roman" w:hAnsi="Times New Roman"/>
+          <w:i/>
+          <w:iCs/>
+          <w:color w:val="000000"/>
+          <w:sz w:val="32"/>
+          <w:szCs w:val="32"/>
+          <w:lang w:val="en-US"/>
+        </w:rPr>
+        <w:t>2</w:t>
+      </w:r>
+      <w:r>
+        <w:rPr>
+          <w:rFonts w:ascii="Times New Roman" w:eastAsia="Times New Roman" w:hAnsi="Times New Roman"/>
+          <w:i/>
+          <w:iCs/>
+          <w:color w:val="000000"/>
+          <w:sz w:val="32"/>
+          <w:szCs w:val="32"/>
+          <w:lang w:val="bg"/>
+        </w:rPr>
+        <w:t>01 „</w:t>
+      </w:r>
+      <w:r>
+        <w:rPr>
+          <w:rFonts w:ascii="Times New Roman" w:eastAsia="Times New Roman" w:hAnsi="Times New Roman"/>
+          <w:i/>
+          <w:iCs/>
+          <w:color w:val="000000"/>
+          <w:sz w:val="32"/>
+          <w:szCs w:val="32"/>
+        </w:rPr>
+        <w:t>Системно</w:t>
+      </w:r>
+      <w:r>
+        <w:rPr>
+          <w:rFonts w:ascii="Times New Roman" w:eastAsia="Times New Roman" w:hAnsi="Times New Roman"/>
+          <w:i/>
+          <w:iCs/>
+          <w:color w:val="000000"/>
+          <w:sz w:val="32"/>
+          <w:szCs w:val="32"/>
+          <w:lang w:val="bg"/>
+        </w:rPr>
+        <w:t xml:space="preserve"> програмиране“</w:t>
+      </w:r>
+    </w:p>
+    <w:p>
+      <w:pPr>
+        <w:pBdr>
+          <w:top w:val="nil"/>
+          <w:left w:val="nil"/>
+          <w:bottom w:val="nil"/>
+          <w:right w:val="nil"/>
+          <w:between w:val="nil"/>
+        </w:pBdr>
+        <w:spacing w:after="0" w:line="240" w:lineRule="auto"/>
+        <w:rPr>
+          <w:rFonts w:ascii="Times New Roman" w:eastAsia="Times New Roman" w:hAnsi="Times New Roman"/>
+          <w:color w:val="000000"/>
+          <w:sz w:val="32"/>
+          <w:szCs w:val="32"/>
+          <w:lang w:val="bg"/>
+        </w:rPr>
+      </w:pPr>
+    </w:p>
+    <w:p>
+      <w:pPr>
+        <w:pBdr>
+          <w:top w:val="nil"/>
+          <w:left w:val="nil"/>
+          <w:bottom w:val="nil"/>
+          <w:right w:val="nil"/>
+          <w:between w:val="nil"/>
+        </w:pBdr>
+        <w:spacing w:after="0" w:line="240" w:lineRule="auto"/>
+        <w:rPr>
+          <w:rFonts w:ascii="Times New Roman" w:eastAsia="Times New Roman" w:hAnsi="Times New Roman"/>
+          <w:color w:val="000000"/>
+          <w:sz w:val="36"/>
+          <w:szCs w:val="36"/>
+          <w:lang w:val="bg"/>
+        </w:rPr>
+      </w:pPr>
+    </w:p>
+    <w:p>
+      <w:pPr>
+        <w:pBdr>
+          <w:top w:val="nil"/>
+          <w:left w:val="nil"/>
+          <w:bottom w:val="nil"/>
+          <w:right w:val="nil"/>
+          <w:between w:val="nil"/>
+        </w:pBdr>
+        <w:spacing w:after="0" w:line="240" w:lineRule="auto"/>
+        <w:rPr>
+          <w:rFonts w:ascii="Times New Roman" w:eastAsia="Times New Roman" w:hAnsi="Times New Roman"/>
+          <w:color w:val="000000"/>
+          <w:sz w:val="36"/>
+          <w:szCs w:val="36"/>
+          <w:lang w:val="bg"/>
+        </w:rPr>
+      </w:pPr>
+    </w:p>
+    <w:p>
+      <w:pPr>
+        <w:pBdr>
+          <w:top w:val="nil"/>
+          <w:left w:val="nil"/>
+          <w:bottom w:val="nil"/>
+          <w:right w:val="nil"/>
+          <w:between w:val="nil"/>
+        </w:pBdr>
+        <w:spacing w:after="0" w:line="240" w:lineRule="auto"/>
+        <w:rPr>
+          <w:rFonts w:ascii="Times New Roman" w:eastAsia="Times New Roman" w:hAnsi="Times New Roman"/>
+          <w:color w:val="000000"/>
+          <w:sz w:val="36"/>
+          <w:szCs w:val="36"/>
+          <w:lang w:val="bg"/>
+        </w:rPr>
+      </w:pPr>
+    </w:p>
+    <w:p>
+      <w:pPr>
+        <w:pBdr>
+          <w:top w:val="nil"/>
+          <w:left w:val="nil"/>
+          <w:bottom w:val="nil"/>
+          <w:right w:val="nil"/>
+          <w:between w:val="nil"/>
+        </w:pBdr>
+        <w:spacing w:after="0" w:line="240" w:lineRule="auto"/>
+        <w:jc w:val="right"/>
+        <w:rPr>
+          <w:rFonts w:ascii="Times New Roman" w:eastAsia="Times New Roman" w:hAnsi="Times New Roman"/>
+          <w:i/>
+          <w:iCs/>
+          <w:color w:val="000000"/>
+          <w:sz w:val="32"/>
+          <w:szCs w:val="32"/>
+        </w:rPr>
+      </w:pPr>
+      <w:r>
+        <w:rPr>
+          <w:rFonts w:ascii="Times New Roman" w:eastAsia="Times New Roman" w:hAnsi="Times New Roman"/>
+          <w:b/>
+          <w:bCs/>
+          <w:i/>
+          <w:iCs/>
+          <w:color w:val="000000"/>
+          <w:sz w:val="32"/>
+          <w:szCs w:val="32"/>
+          <w:lang w:val="bg"/>
+        </w:rPr>
+        <w:t>Консултант:</w:t>
+      </w:r>
+      <w:r>
+        <w:rPr>
+          <w:rFonts w:ascii="Times New Roman" w:eastAsia="Times New Roman" w:hAnsi="Times New Roman"/>
+          <w:i/>
+          <w:iCs/>
+          <w:color w:val="000000"/>
+          <w:sz w:val="32"/>
+          <w:szCs w:val="32"/>
+          <w:lang w:val="bg"/>
+        </w:rPr>
+        <w:t xml:space="preserve"> </w:t>
+      </w:r>
+      <w:r>
+        <w:rPr>
+          <w:rFonts w:ascii="Times New Roman" w:eastAsia="Times New Roman" w:hAnsi="Times New Roman"/>
+          <w:i/>
+          <w:iCs/>
+          <w:color w:val="000000"/>
+          <w:sz w:val="32"/>
+          <w:szCs w:val="32"/>
+        </w:rPr>
+        <w:t>……………………………….</w:t>
+      </w:r>
+    </w:p>
+    <w:p>
+      <w:pPr>
+        <w:pBdr>
+          <w:top w:val="nil"/>
+          <w:left w:val="nil"/>
+          <w:bottom w:val="nil"/>
+          <w:right w:val="nil"/>
+          <w:between w:val="nil"/>
+        </w:pBdr>
+        <w:spacing w:after="0" w:line="240" w:lineRule="auto"/>
+        <w:jc w:val="right"/>
+        <w:rPr>
+          <w:rFonts w:ascii="Times New Roman" w:eastAsia="Times New Roman" w:hAnsi="Times New Roman"/>
+          <w:color w:val="000000"/>
+          <w:sz w:val="36"/>
+          <w:szCs w:val="36"/>
+          <w:lang w:val="bg"/>
+        </w:rPr>
+      </w:pPr>
+    </w:p>
+    <w:p>
+      <w:pPr>
+        <w:pBdr>
+          <w:top w:val="nil"/>
+          <w:left w:val="nil"/>
+          <w:bottom w:val="nil"/>
+          <w:right w:val="nil"/>
+          <w:between w:val="nil"/>
+        </w:pBdr>
+        <w:spacing w:after="0" w:line="240" w:lineRule="auto"/>
+        <w:rPr>
+          <w:rFonts w:ascii="Times New Roman" w:eastAsia="Times New Roman" w:hAnsi="Times New Roman"/>
+          <w:color w:val="000000"/>
+          <w:sz w:val="36"/>
+          <w:szCs w:val="36"/>
+          <w:lang w:val="bg"/>
+        </w:rPr>
+      </w:pPr>
+    </w:p>
+    <w:p>
+      <w:pPr>
+        <w:pBdr>
+          <w:top w:val="nil"/>
+          <w:left w:val="nil"/>
+          <w:bottom w:val="nil"/>
+          <w:right w:val="nil"/>
+          <w:between w:val="nil"/>
+        </w:pBdr>
+        <w:spacing w:after="0" w:line="240" w:lineRule="auto"/>
+        <w:rPr>
+          <w:rFonts w:ascii="Times New Roman" w:eastAsia="Times New Roman" w:hAnsi="Times New Roman"/>
+          <w:color w:val="000000"/>
+          <w:sz w:val="36"/>
+          <w:szCs w:val="36"/>
+          <w:lang w:val="bg"/>
+        </w:rPr>
+      </w:pPr>
+    </w:p>
+    <w:p>
+      <w:pPr>
+        <w:pBdr>
+          <w:top w:val="nil"/>
+          <w:left w:val="nil"/>
+          <w:bottom w:val="nil"/>
+          <w:right w:val="nil"/>
+          <w:between w:val="nil"/>
+        </w:pBdr>
+        <w:spacing w:after="0" w:line="240" w:lineRule="auto"/>
+        <w:rPr>
+          <w:rFonts w:ascii="Times New Roman" w:eastAsia="Times New Roman" w:hAnsi="Times New Roman"/>
+          <w:color w:val="000000"/>
+          <w:sz w:val="36"/>
+          <w:szCs w:val="36"/>
+          <w:lang w:val="bg"/>
+        </w:rPr>
+      </w:pPr>
+    </w:p>
+    <w:p>
+      <w:pPr>
+        <w:pBdr>
+          <w:top w:val="nil"/>
+          <w:left w:val="nil"/>
+          <w:bottom w:val="nil"/>
+          <w:right w:val="nil"/>
+          <w:between w:val="nil"/>
+        </w:pBdr>
+        <w:spacing w:after="0" w:line="240" w:lineRule="auto"/>
+        <w:rPr>
+          <w:rFonts w:ascii="Times New Roman" w:eastAsia="Times New Roman" w:hAnsi="Times New Roman"/>
+          <w:color w:val="000000"/>
+          <w:sz w:val="36"/>
+          <w:szCs w:val="36"/>
+          <w:lang w:val="bg"/>
+        </w:rPr>
+      </w:pPr>
+    </w:p>
+    <w:p>
+      <w:pPr>
+        <w:pBdr>
+          <w:top w:val="nil"/>
+          <w:left w:val="nil"/>
+          <w:bottom w:val="nil"/>
+          <w:right w:val="nil"/>
+          <w:between w:val="nil"/>
+        </w:pBdr>
+        <w:spacing w:after="0" w:line="240" w:lineRule="auto"/>
+        <w:jc w:val="center"/>
+        <w:rPr>
+          <w:rFonts w:ascii="Times New Roman" w:eastAsia="Times New Roman" w:hAnsi="Times New Roman"/>
+          <w:color w:val="000000"/>
+          <w:sz w:val="36"/>
+          <w:szCs w:val="36"/>
+          <w:lang w:val="bg"/>
+        </w:rPr>
+      </w:pPr>
+      <w:r>
+        <w:rPr>
+          <w:rFonts w:ascii="Times New Roman" w:eastAsia="Times New Roman" w:hAnsi="Times New Roman"/>
+          <w:color w:val="000000"/>
+          <w:sz w:val="36"/>
+          <w:szCs w:val="36"/>
+          <w:lang w:val="bg"/>
+        </w:rPr>
+        <w:t>Сопот, 202</w:t>
+      </w:r>
+      <w:r>
+        <w:rPr>
+          <w:rFonts w:ascii="Times New Roman" w:eastAsia="Times New Roman" w:hAnsi="Times New Roman"/>
+          <w:color w:val="000000"/>
+          <w:sz w:val="36"/>
+          <w:szCs w:val="36"/>
+        </w:rPr>
+        <w:t>6</w:t>
+      </w:r>
+      <w:r>
+        <w:rPr>
+          <w:rFonts w:ascii="Times New Roman" w:eastAsia="Times New Roman" w:hAnsi="Times New Roman"/>
+          <w:color w:val="000000"/>
+          <w:sz w:val="36"/>
+          <w:szCs w:val="36"/>
+          <w:lang w:val="bg"/>
+        </w:rPr>
+        <w:t xml:space="preserve"> г.</w:t>
+      </w:r>
+    </w:p>
+    <w:p>
+      <w:pPr>
+        <w:pBdr>
+          <w:top w:val="nil"/>
+          <w:left w:val="nil"/>
+          <w:bottom w:val="nil"/>
+          <w:right w:val="nil"/>
+          <w:between w:val="nil"/>
+        </w:pBdr>
+        <w:spacing w:after="0" w:line="240" w:lineRule="auto"/>
+        <w:rPr>
+          <w:rFonts w:ascii="Times New Roman" w:eastAsia="Times New Roman" w:hAnsi="Times New Roman"/>
+          <w:color w:val="000000"/>
+          <w:sz w:val="20"/>
+          <w:szCs w:val="20"/>
+          <w:lang w:val="bg"/>
+        </w:rPr>
+      </w:pPr>
+    </w:p>
+    <w:p>
+      <w:pPr>
+        <w:pBdr>
+          <w:top w:val="nil"/>
+          <w:left w:val="nil"/>
+          <w:bottom w:val="nil"/>
+          <w:right w:val="nil"/>
+          <w:between w:val="nil"/>
+        </w:pBdr>
+        <w:spacing w:after="0" w:line="360" w:lineRule="auto"/>
+        <w:ind w:firstLine="709"/>
+        <w:jc w:val="both"/>
+        <w:rPr>
+          <w:rFonts w:ascii="Times New Roman" w:eastAsia="Times New Roman" w:hAnsi="Times New Roman"/>
+          <w:color w:val="000000"/>
+          <w:sz w:val="24"/>
+          <w:szCs w:val="24"/>
+          <w:lang w:val="bg"/>
+        </w:rPr>
+      </w:pPr>
+    </w:p>
+    <w:p>
+      <w:pPr>
+        <w:pStyle w:val="Title"/>
+        <w:spacing w:after="0" w:line="360" w:lineRule="auto"/>
+        <w:ind w:firstLine="709"/>
+        <w:jc w:val="both"/>
+        <w:rPr>
+          <w:rFonts w:ascii="Times New Roman" w:hAnsi="Times New Roman"/>
+          <w:sz w:val="24"/>
+          <w:szCs w:val="24"/>
+        </w:rPr>
+      </w:pPr>
+    </w:p>
+    <w:p>
+      <w:pPr>
+        <w:pStyle w:val="Title"/>
+        <w:spacing w:after="0" w:line="360" w:lineRule="auto"/>
+        <w:ind w:firstLine="709"/>
+        <w:jc w:val="both"/>
+        <w:rPr>
+          <w:rFonts w:ascii="Times New Roman" w:hAnsi="Times New Roman"/>
+          <w:sz w:val="24"/>
+          <w:szCs w:val="24"/>
+        </w:rPr>
+      </w:pPr>
+    </w:p>
+    <w:p>
+      <w:pPr>
+        <w:pStyle w:val="Title"/>
+        <w:spacing w:after="0" w:line="360" w:lineRule="auto"/>
+        <w:jc w:val="both"/>
+        <w:rPr>
+          <w:rFonts w:ascii="Times New Roman" w:hAnsi="Times New Roman"/>
+          <w:b/>
+          <w:sz w:val="44"/>
+          <w:szCs w:val="44"/>
+        </w:rPr>
+      </w:pPr>
+      <w:r>
+        <w:rPr>
+          <w:rFonts w:ascii="Times New Roman" w:hAnsi="Times New Roman"/>
+          <w:b/>
+          <w:sz w:val="44"/>
+          <w:szCs w:val="44"/>
+        </w:rPr>
+        <w:t>УВОД</w:t>
+      </w:r>
+    </w:p>
+    <w:p>
+      <w:pPr>
         <w:suppressAutoHyphens/>
         <w:autoSpaceDN w:val="0"/>
-        <w:spacing w:after="160"/>
-        <w:rPr>
-          <w:rFonts w:ascii="Times New Roman" w:hAnsi="Times New Roman"/>
-          <w:sz w:val="24"/>
-          <w:szCs w:val="24"/>
-        </w:rPr>
-      </w:pPr>
-      <w:r>
-        <w:rPr>
-          <w:rFonts w:ascii="Times New Roman" w:hAnsi="Times New Roman"/>
-          <w:sz w:val="24"/>
-          <w:szCs w:val="24"/>
-        </w:rPr>
-        <w:t>Проучване на необходимостта от създаване на уеб платформа за фото и копирни услуги;</w:t>
-      </w:r>
-    </w:p>
-    <w:p>
-      <w:pPr>
-        <w:numPr>
-          <w:ilvl w:val="0"/>
-          <w:numId w:val="1"/>
-        </w:numPr>
+        <w:spacing w:after="0" w:line="360" w:lineRule="auto"/>
+        <w:jc w:val="both"/>
+        <w:rPr>
+          <w:rFonts w:ascii="Times New Roman" w:hAnsi="Times New Roman"/>
+          <w:sz w:val="24"/>
+          <w:szCs w:val="24"/>
+        </w:rPr>
+      </w:pPr>
+      <w:r>
+        <w:rPr>
+          <w:rFonts w:ascii="Times New Roman" w:hAnsi="Times New Roman"/>
+          <w:sz w:val="24"/>
+          <w:szCs w:val="24"/>
+        </w:rPr>
+        <w:t>В съвременното общество информационните технологии играят ключова роля в развитието на бизнеса и предоставянето на услуги. Все повече фирми използват уеб сайтове и онлайн платформи, за да представят своите продукти, да улеснят комуникацията с клиентите и да подобрят организацията на работния процес. Наличието на добре разработен уеб сайт позволява на потребителите бързо и удобно да получат информация за предлаганите услуги, както и да направят заявка онлайн.</w:t>
+      </w:r>
+    </w:p>
+    <w:p>
+      <w:pPr>
         <w:suppressAutoHyphens/>
         <w:autoSpaceDN w:val="0"/>
-        <w:spacing w:after="160"/>
-        <w:rPr>
-          <w:rFonts w:ascii="Times New Roman" w:hAnsi="Times New Roman"/>
-          <w:sz w:val="24"/>
-          <w:szCs w:val="24"/>
-        </w:rPr>
-      </w:pPr>
-      <w:r>
-        <w:rPr>
-          <w:rFonts w:ascii="Times New Roman" w:hAnsi="Times New Roman"/>
-          <w:sz w:val="24"/>
-          <w:szCs w:val="24"/>
-        </w:rPr>
-        <w:t>Анализ на съществуващи подобни уеб решения и добри практики;</w:t>
-      </w:r>
-    </w:p>
-    <w:p>
-      <w:pPr>
-        <w:numPr>
-          <w:ilvl w:val="0"/>
-          <w:numId w:val="1"/>
-        </w:numPr>
+        <w:spacing w:after="0" w:line="360" w:lineRule="auto"/>
+        <w:jc w:val="both"/>
+        <w:rPr>
+          <w:rFonts w:ascii="Times New Roman" w:hAnsi="Times New Roman"/>
+          <w:sz w:val="24"/>
+          <w:szCs w:val="24"/>
+        </w:rPr>
+      </w:pPr>
+    </w:p>
+    <w:p>
+      <w:pPr>
         <w:suppressAutoHyphens/>
         <w:autoSpaceDN w:val="0"/>
-        <w:spacing w:after="160"/>
-        <w:rPr>
-          <w:rFonts w:ascii="Times New Roman" w:hAnsi="Times New Roman"/>
-          <w:sz w:val="24"/>
-          <w:szCs w:val="24"/>
-        </w:rPr>
-      </w:pPr>
-      <w:r>
-        <w:rPr>
-          <w:rFonts w:ascii="Times New Roman" w:hAnsi="Times New Roman"/>
-          <w:sz w:val="24"/>
-          <w:szCs w:val="24"/>
-        </w:rPr>
-        <w:lastRenderedPageBreak/>
-        <w:t>Определяне на функционалните и нефункционалните изисквания към системата;</w:t>
-      </w:r>
-    </w:p>
-    <w:p>
-      <w:pPr>
-        <w:numPr>
-          <w:ilvl w:val="0"/>
-          <w:numId w:val="1"/>
-        </w:numPr>
+        <w:spacing w:after="0" w:line="360" w:lineRule="auto"/>
+        <w:jc w:val="both"/>
+        <w:rPr>
+          <w:rFonts w:ascii="Times New Roman" w:hAnsi="Times New Roman"/>
+          <w:sz w:val="24"/>
+          <w:szCs w:val="24"/>
+        </w:rPr>
+      </w:pPr>
+      <w:r>
+        <w:rPr>
+          <w:rFonts w:ascii="Times New Roman" w:hAnsi="Times New Roman"/>
+          <w:sz w:val="24"/>
+          <w:szCs w:val="24"/>
+        </w:rPr>
+        <w:t>Фото и копирните услуги са широко използвани както от частни клиенти, така и от различни организации. Те включват дейности като копиране, принтиране, сканиране на документи, създаване на фото продукти и други. В условията на дигитализация все по-голямо значение има възможността тези услуги да бъдат заявявани и управлявани чрез уеб платформа, която да улеснява както клиентите, така и служителите на фирмата.</w:t>
+      </w:r>
+    </w:p>
+    <w:p>
+      <w:pPr>
         <w:suppressAutoHyphens/>
         <w:autoSpaceDN w:val="0"/>
-        <w:spacing w:after="160"/>
-        <w:rPr>
-          <w:rFonts w:ascii="Times New Roman" w:hAnsi="Times New Roman"/>
-          <w:sz w:val="24"/>
-          <w:szCs w:val="24"/>
-        </w:rPr>
-      </w:pPr>
-      <w:r>
-        <w:rPr>
-          <w:rFonts w:ascii="Times New Roman" w:hAnsi="Times New Roman"/>
-          <w:sz w:val="24"/>
-          <w:szCs w:val="24"/>
-        </w:rPr>
-        <w:t>Проектиране на структурата на уеб сайта и базата данни;</w:t>
-      </w:r>
-    </w:p>
-    <w:p>
-      <w:pPr>
-        <w:numPr>
-          <w:ilvl w:val="0"/>
-          <w:numId w:val="1"/>
-        </w:numPr>
+        <w:spacing w:after="0" w:line="360" w:lineRule="auto"/>
+        <w:jc w:val="both"/>
+        <w:rPr>
+          <w:rFonts w:ascii="Times New Roman" w:hAnsi="Times New Roman"/>
+          <w:sz w:val="24"/>
+          <w:szCs w:val="24"/>
+        </w:rPr>
+      </w:pPr>
+    </w:p>
+    <w:p>
+      <w:pPr>
         <w:suppressAutoHyphens/>
         <w:autoSpaceDN w:val="0"/>
-        <w:spacing w:after="160"/>
-        <w:rPr>
-          <w:rFonts w:ascii="Times New Roman" w:hAnsi="Times New Roman"/>
-          <w:sz w:val="24"/>
-          <w:szCs w:val="24"/>
-        </w:rPr>
-      </w:pPr>
-      <w:r>
-        <w:rPr>
-          <w:rFonts w:ascii="Times New Roman" w:hAnsi="Times New Roman"/>
-          <w:sz w:val="24"/>
-          <w:szCs w:val="24"/>
-        </w:rPr>
-        <w:t>Изграждане на трислойно ASP.NET MVC приложение с роли „администратор“ и „клиент“;</w:t>
-      </w:r>
-    </w:p>
-    <w:p>
-      <w:pPr>
-        <w:numPr>
-          <w:ilvl w:val="0"/>
-          <w:numId w:val="1"/>
-        </w:numPr>
+        <w:spacing w:after="0" w:line="360" w:lineRule="auto"/>
+        <w:jc w:val="both"/>
+        <w:rPr>
+          <w:rFonts w:ascii="Times New Roman" w:hAnsi="Times New Roman"/>
+          <w:sz w:val="24"/>
+          <w:szCs w:val="24"/>
+        </w:rPr>
+      </w:pPr>
+      <w:r>
+        <w:rPr>
+          <w:rFonts w:ascii="Times New Roman" w:hAnsi="Times New Roman"/>
+          <w:sz w:val="24"/>
+          <w:szCs w:val="24"/>
+        </w:rPr>
+        <w:t>Настоящият дипломeн проект има за цел разработването на уеб сайт за платформа за фото и копирни услуги с наименование „Хартиен Обектив“. Основната идея на проекта е създаването на функционална и удобна система, чрез която потребителите могат да разглеждат предлаганите услуги, да получават информация за техните параметри и цени, както и да подават заявки онлайн. От своя страна администраторите на системата ще имат възможност да управляват съдържанието на сайта, да добавят и редактират услуги и фото продукти, както и да обработват клиентските заявки.</w:t>
+      </w:r>
+    </w:p>
+    <w:p>
+      <w:pPr>
         <w:suppressAutoHyphens/>
         <w:autoSpaceDN w:val="0"/>
-        <w:spacing w:after="160"/>
-        <w:rPr>
-          <w:rFonts w:ascii="Times New Roman" w:hAnsi="Times New Roman"/>
-          <w:sz w:val="24"/>
-          <w:szCs w:val="24"/>
-        </w:rPr>
-      </w:pPr>
-      <w:r>
-        <w:rPr>
-          <w:rFonts w:ascii="Times New Roman" w:hAnsi="Times New Roman"/>
-          <w:sz w:val="24"/>
-          <w:szCs w:val="24"/>
-        </w:rPr>
-        <w:t>Реализиране на CRUD операции за услуги и фото продукти;</w:t>
-      </w:r>
-    </w:p>
-    <w:p>
-      <w:pPr>
-        <w:numPr>
-          <w:ilvl w:val="0"/>
-          <w:numId w:val="1"/>
-        </w:numPr>
+        <w:spacing w:after="0" w:line="360" w:lineRule="auto"/>
+        <w:jc w:val="both"/>
+        <w:rPr>
+          <w:rFonts w:ascii="Times New Roman" w:hAnsi="Times New Roman"/>
+          <w:sz w:val="24"/>
+          <w:szCs w:val="24"/>
+        </w:rPr>
+      </w:pPr>
+    </w:p>
+    <w:p>
+      <w:pPr>
         <w:suppressAutoHyphens/>
         <w:autoSpaceDN w:val="0"/>
-        <w:spacing w:after="160"/>
-        <w:rPr>
-          <w:rFonts w:ascii="Times New Roman" w:hAnsi="Times New Roman"/>
-          <w:sz w:val="24"/>
-          <w:szCs w:val="24"/>
-        </w:rPr>
-      </w:pPr>
-      <w:r>
-        <w:rPr>
-          <w:rFonts w:ascii="Times New Roman" w:hAnsi="Times New Roman"/>
-          <w:sz w:val="24"/>
-          <w:szCs w:val="24"/>
-        </w:rPr>
-        <w:t>Тестване и демонстрация на функционалността на приложението с примерни данни;</w:t>
-      </w:r>
-    </w:p>
-    <w:p>
-      <w:pPr>
-        <w:numPr>
-          <w:ilvl w:val="0"/>
-          <w:numId w:val="1"/>
-        </w:numPr>
+        <w:spacing w:after="0" w:line="360" w:lineRule="auto"/>
+        <w:jc w:val="both"/>
+        <w:rPr>
+          <w:rFonts w:ascii="Times New Roman" w:hAnsi="Times New Roman"/>
+          <w:sz w:val="24"/>
+          <w:szCs w:val="24"/>
+        </w:rPr>
+      </w:pPr>
+      <w:r>
+        <w:rPr>
+          <w:rFonts w:ascii="Times New Roman" w:hAnsi="Times New Roman"/>
+          <w:sz w:val="24"/>
+          <w:szCs w:val="24"/>
+        </w:rPr>
+        <w:t>За реализирането на проекта се използва трислойна архитектура и MVC модел, което позволява по-добра организация на кода, по-лесна поддръжка и по-висока ефективност на приложението. Уеб приложението ще бъде разработено чрез използване на съвременни уеб технологии като HTML5, CSS3, JavaScript и ASP.NET MVC, както и база данни за съхранение на информацията.</w:t>
+      </w:r>
+    </w:p>
+    <w:p>
+      <w:pPr>
         <w:suppressAutoHyphens/>
         <w:autoSpaceDN w:val="0"/>
-        <w:spacing w:after="160"/>
-        <w:rPr>
-          <w:rStyle w:val="Strong"/>
-          <w:rFonts w:ascii="Times New Roman" w:hAnsi="Times New Roman"/>
-          <w:b w:val="0"/>
-          <w:bCs w:val="0"/>
-          <w:sz w:val="24"/>
-          <w:szCs w:val="24"/>
-        </w:rPr>
-      </w:pPr>
-      <w:r>
-        <w:rPr>
-          <w:rFonts w:ascii="Times New Roman" w:hAnsi="Times New Roman"/>
-          <w:sz w:val="24"/>
-          <w:szCs w:val="24"/>
-        </w:rPr>
-        <w:t>Документиране на процеса по проектиране и разработка на системата.</w:t>
-      </w:r>
-    </w:p>
-    <w:p>
-      <w:pPr>
-        <w:pStyle w:val="Title"/>
-        <w:rPr>
-          <w:rFonts w:ascii="Times New Roman" w:hAnsi="Times New Roman"/>
+        <w:spacing w:after="0" w:line="360" w:lineRule="auto"/>
+        <w:jc w:val="both"/>
+        <w:rPr>
+          <w:rFonts w:ascii="Times New Roman" w:hAnsi="Times New Roman"/>
+          <w:sz w:val="24"/>
+          <w:szCs w:val="24"/>
+        </w:rPr>
+      </w:pPr>
+    </w:p>
+    <w:p>
+      <w:pPr>
+        <w:suppressAutoHyphens/>
+        <w:autoSpaceDN w:val="0"/>
+        <w:spacing w:after="0" w:line="360" w:lineRule="auto"/>
+        <w:jc w:val="both"/>
+        <w:rPr>
+          <w:rFonts w:ascii="Times New Roman" w:hAnsi="Times New Roman"/>
+          <w:sz w:val="24"/>
+          <w:szCs w:val="24"/>
+        </w:rPr>
+      </w:pPr>
+      <w:r>
+        <w:rPr>
+          <w:rFonts w:ascii="Times New Roman" w:hAnsi="Times New Roman"/>
+          <w:sz w:val="24"/>
+          <w:szCs w:val="24"/>
+        </w:rPr>
+        <w:t>В теоретичната част на проекта се разглеждат основните технологии и принципи, използвани при разработването на уеб приложения, както и анализ на функционалността на системата. Описват се процесите на проектиране, структурата на приложение</w:t>
+      </w:r>
+      <w:r>
+        <w:rPr>
+          <w:rFonts w:ascii="Times New Roman" w:hAnsi="Times New Roman"/>
+          <w:sz w:val="24"/>
+          <w:szCs w:val="24"/>
+        </w:rPr>
+        <w:t xml:space="preserve"> </w:t>
+      </w:r>
+      <w:r>
+        <w:rPr>
+          <w:rFonts w:ascii="Times New Roman" w:hAnsi="Times New Roman"/>
+          <w:sz w:val="24"/>
+          <w:szCs w:val="24"/>
+        </w:rPr>
+        <w:t>тоиначинът на взаимодействие между отделните компоненти на системата.</w:t>
+      </w:r>
+    </w:p>
+    <w:p>
+      <w:pPr>
+        <w:suppressAutoHyphens/>
+        <w:autoSpaceDN w:val="0"/>
+        <w:spacing w:after="0" w:line="360" w:lineRule="auto"/>
+        <w:jc w:val="both"/>
+        <w:rPr>
+          <w:rFonts w:ascii="Times New Roman" w:hAnsi="Times New Roman"/>
+          <w:sz w:val="24"/>
+          <w:szCs w:val="24"/>
+        </w:rPr>
+      </w:pPr>
+    </w:p>
+    <w:p>
+      <w:pPr>
+        <w:suppressAutoHyphens/>
+        <w:autoSpaceDN w:val="0"/>
+        <w:spacing w:after="0" w:line="360" w:lineRule="auto"/>
+        <w:jc w:val="both"/>
+        <w:rPr>
+          <w:rFonts w:ascii="Times New Roman" w:hAnsi="Times New Roman"/>
+          <w:b/>
+          <w:sz w:val="24"/>
+          <w:szCs w:val="24"/>
+        </w:rPr>
+      </w:pPr>
+      <w:r>
+        <w:rPr>
+          <w:rFonts w:ascii="Times New Roman" w:hAnsi="Times New Roman"/>
+          <w:b/>
+          <w:sz w:val="44"/>
+          <w:szCs w:val="44"/>
+        </w:rPr>
+        <w:lastRenderedPageBreak/>
+        <w:t>ПЪРВА ГЛАВА</w:t>
+      </w:r>
+    </w:p>
+    <w:p>
+      <w:pPr>
+        <w:spacing w:after="0" w:line="360" w:lineRule="auto"/>
+        <w:jc w:val="both"/>
+        <w:rPr>
+          <w:rFonts w:ascii="Times New Roman" w:hAnsi="Times New Roman"/>
+          <w:b/>
+          <w:bCs/>
+          <w:sz w:val="32"/>
+          <w:szCs w:val="32"/>
+        </w:rPr>
+      </w:pPr>
+      <w:r>
+        <w:rPr>
+          <w:rFonts w:ascii="Times New Roman" w:hAnsi="Times New Roman"/>
+          <w:b/>
+          <w:bCs/>
+          <w:sz w:val="32"/>
+          <w:szCs w:val="32"/>
+        </w:rPr>
+        <w:t>проучване</w:t>
+      </w:r>
+      <w:bookmarkStart w:id="0" w:name="_GoBack"/>
+      <w:bookmarkEnd w:id="0"/>
+    </w:p>
+    <w:p>
+      <w:pPr>
+        <w:spacing w:after="0" w:line="360" w:lineRule="auto"/>
+        <w:ind w:firstLine="709"/>
+        <w:jc w:val="both"/>
+        <w:rPr>
+          <w:rFonts w:ascii="Times New Roman" w:hAnsi="Times New Roman"/>
+          <w:sz w:val="24"/>
+          <w:szCs w:val="24"/>
+        </w:rPr>
+      </w:pPr>
+      <w:r>
+        <w:rPr>
+          <w:rFonts w:ascii="Times New Roman" w:hAnsi="Times New Roman"/>
+          <w:sz w:val="24"/>
+          <w:szCs w:val="24"/>
+        </w:rPr>
+        <w:t>Настоящата глава има за цел да представи проучвателната част на дипломния проект, посветен на разработването на уеб базирана платформа за фото и копирни услуги „Хартиен Обектив“. Проучването е основополагащ етап от процеса на софтуерната разработка, тъй като чрез него се анализират реалните потребности, съществуващите решения и технологичните възможности, които влияят пряко върху качеството и приложимостта на крайния продукт.</w:t>
+      </w:r>
+    </w:p>
+    <w:p>
+      <w:pPr>
+        <w:spacing w:after="0" w:line="360" w:lineRule="auto"/>
+        <w:ind w:firstLine="709"/>
+        <w:jc w:val="both"/>
+        <w:rPr>
+          <w:rFonts w:ascii="Times New Roman" w:hAnsi="Times New Roman"/>
+          <w:sz w:val="24"/>
+          <w:szCs w:val="24"/>
+        </w:rPr>
+      </w:pPr>
+      <w:r>
+        <w:rPr>
+          <w:rFonts w:ascii="Times New Roman" w:hAnsi="Times New Roman"/>
+          <w:sz w:val="24"/>
+          <w:szCs w:val="24"/>
+        </w:rPr>
+        <w:t>В рамките на тази глава се разглеждат предпоставките за създаване на подобен тип уеб приложение, като се отчита нарастващата роля на дигиталните услуги и необходимостта от автоматизация в сферата на фото и копирните услуги. Анализира се средата, в която ще функционира платформата, както и целевата група потребители, включваща както крайни клиенти, така и служители, отговорни за обработката на заявките.</w:t>
+      </w:r>
+    </w:p>
+    <w:p>
+      <w:pPr>
+        <w:spacing w:after="0" w:line="360" w:lineRule="auto"/>
+        <w:ind w:firstLine="709"/>
+        <w:jc w:val="both"/>
+        <w:rPr>
+          <w:rFonts w:ascii="Times New Roman" w:hAnsi="Times New Roman"/>
+          <w:sz w:val="24"/>
+          <w:szCs w:val="24"/>
+        </w:rPr>
+      </w:pPr>
+      <w:r>
+        <w:rPr>
+          <w:rFonts w:ascii="Times New Roman" w:hAnsi="Times New Roman"/>
+          <w:sz w:val="24"/>
+          <w:szCs w:val="24"/>
+        </w:rPr>
+        <w:t>Особено внимание се отделя на целите и задачите на проекта, които определят насоката на разработката и служат като основа за формулиране на функционалните и нефункционалните изисквания към системата. Чрез ясно дефиниране на тези цели се създават условия за изграждане на уеб приложение, което е не само технически коректно, но и практически полезно.В допълнение, в тази глава се извършва анализ на съществуващи уеб базирани решения и платформи, предлагащи сходни услуги. Целта на този анализ е да се идентифицират добри практики, често срещани функционалности и ограничения, както и да се открият възможности за подобрение и надграждане в разработваната система „Хартиен Обектив“.</w:t>
+      </w:r>
+    </w:p>
+    <w:p>
+      <w:pPr>
+        <w:spacing w:after="0" w:line="360" w:lineRule="auto"/>
+        <w:ind w:firstLine="709"/>
+        <w:jc w:val="both"/>
+        <w:rPr>
+          <w:rFonts w:ascii="Times New Roman" w:hAnsi="Times New Roman"/>
+          <w:sz w:val="24"/>
+          <w:szCs w:val="24"/>
           <w:lang w:val="en-US"/>
         </w:rPr>
       </w:pPr>
       <w:r>
         <w:rPr>
           <w:rFonts w:ascii="Times New Roman" w:hAnsi="Times New Roman"/>
-        </w:rPr>
-        <w:t>ПЪРВА ГЛАВА</w:t>
-      </w:r>
-    </w:p>
-    <w:p>
-      <w:pPr>
+          <w:sz w:val="24"/>
+          <w:szCs w:val="24"/>
+        </w:rPr>
+        <w:t>Резултатите от проучването, представени в настоящата глава, служат като основа за следващия етап от дипломния проект – проектирането на архитектурата, функционалността и потребителския интерфейс на уеб приложението, които са разгледани подробно във Втора глава.</w:t>
+      </w:r>
+    </w:p>
+    <w:p>
+      <w:pPr>
+        <w:spacing w:after="0" w:line="360" w:lineRule="auto"/>
+        <w:ind w:firstLine="709"/>
+        <w:jc w:val="both"/>
+        <w:rPr>
+          <w:rFonts w:ascii="Times New Roman" w:hAnsi="Times New Roman"/>
+          <w:sz w:val="24"/>
+          <w:szCs w:val="24"/>
+          <w:lang w:val="en-US"/>
+        </w:rPr>
+      </w:pPr>
+    </w:p>
+    <w:p>
+      <w:pPr>
+        <w:spacing w:after="0" w:line="360" w:lineRule="auto"/>
+        <w:ind w:firstLine="709"/>
+        <w:jc w:val="both"/>
+        <w:rPr>
+          <w:rFonts w:ascii="Times New Roman" w:hAnsi="Times New Roman"/>
+          <w:sz w:val="24"/>
+          <w:szCs w:val="24"/>
+          <w:lang w:val="en-US"/>
+        </w:rPr>
+      </w:pPr>
+    </w:p>
+    <w:p>
+      <w:pPr>
+        <w:spacing w:after="0" w:line="360" w:lineRule="auto"/>
+        <w:ind w:firstLine="709"/>
+        <w:jc w:val="both"/>
         <w:rPr>
           <w:rFonts w:ascii="Times New Roman" w:hAnsi="Times New Roman"/>
           <w:b/>
@@ -496,139 +1484,43 @@
           <w:sz w:val="28"/>
           <w:szCs w:val="28"/>
         </w:rPr>
-        <w:t>проучване</w:t>
-      </w:r>
-    </w:p>
-    <w:p>
-      <w:pPr>
-        <w:rPr>
-          <w:rFonts w:ascii="Times New Roman" w:hAnsi="Times New Roman"/>
-          <w:sz w:val="24"/>
-          <w:szCs w:val="24"/>
-        </w:rPr>
-      </w:pPr>
-      <w:r>
-        <w:rPr>
-          <w:rFonts w:ascii="Times New Roman" w:hAnsi="Times New Roman"/>
-          <w:sz w:val="24"/>
-          <w:szCs w:val="24"/>
-        </w:rPr>
-        <w:t>Настоящата глава има за цел да представи проучвателната част на дипломния проект, посветен на разработването на уеб базирана платформа за фото и копирни услуги „Хартиен Обектив“. Проучването е основополагащ етап от процеса на софтуерната разработка, тъй като чрез него се анализират реалните потребности, съществуващите решения и технологичните възможности, които влияят пряко върху качеството и приложимостта на крайния продукт.</w:t>
-      </w:r>
-    </w:p>
-    <w:p>
-      <w:pPr>
-        <w:rPr>
-          <w:rFonts w:ascii="Times New Roman" w:hAnsi="Times New Roman"/>
-          <w:sz w:val="24"/>
-          <w:szCs w:val="24"/>
-        </w:rPr>
-      </w:pPr>
-      <w:r>
-        <w:rPr>
-          <w:rFonts w:ascii="Times New Roman" w:hAnsi="Times New Roman"/>
-          <w:sz w:val="24"/>
-          <w:szCs w:val="24"/>
-        </w:rPr>
-        <w:t>В рамките на тази глава се разглеждат предпоставките за създаване на подобен тип уеб приложение, като се отчита нарастващата роля на дигиталните услуги и необходимостта от автоматизация в сферата на фото и копирните услуги. Анализира се средата, в която ще функционира платформата, както и целевата група потребители, включваща както крайни клиенти, така и служители, отговорни за обработката на заявките.</w:t>
-      </w:r>
-    </w:p>
-    <w:p>
-      <w:pPr>
-        <w:rPr>
-          <w:rFonts w:ascii="Times New Roman" w:hAnsi="Times New Roman"/>
-          <w:sz w:val="24"/>
-          <w:szCs w:val="24"/>
-        </w:rPr>
-      </w:pPr>
-      <w:r>
-        <w:rPr>
-          <w:rFonts w:ascii="Times New Roman" w:hAnsi="Times New Roman"/>
-          <w:sz w:val="24"/>
-          <w:szCs w:val="24"/>
-        </w:rPr>
-        <w:t>Особено внимание се отделя на целите и задачите на проекта, които определят насоката на разработката и служат като основа за формулиране на функционалните и нефункционалните изисквания към системата. Чрез ясно дефиниране на тези цели се създават условия за изграждане на уеб приложение, което е не само технически коректно, но и практически полезно.В допълнение, в тази глава се извършва анализ на съществуващи уеб базирани решения и платформи, предлагащи сходни услуги. Целта на този анализ е да се идентифицират добри практики, често срещани функционалности и ограничения, както и да се открият възможности за подобрение и надграждане в разработваната система „Хартиен Обектив“.</w:t>
-      </w:r>
-    </w:p>
-    <w:p>
-      <w:pPr>
-        <w:rPr>
-          <w:rFonts w:ascii="Times New Roman" w:hAnsi="Times New Roman"/>
-          <w:sz w:val="24"/>
-          <w:szCs w:val="24"/>
-          <w:lang w:val="en-US"/>
-        </w:rPr>
-      </w:pPr>
-      <w:r>
-        <w:rPr>
-          <w:rFonts w:ascii="Times New Roman" w:hAnsi="Times New Roman"/>
-          <w:sz w:val="24"/>
-          <w:szCs w:val="24"/>
-        </w:rPr>
-        <w:t>Резултатите от проучването, представени в настоящата глава, служат като основа за следващия етап от дипломния проект – проектирането на архитектурата, функционалността и потребителския интерфейс на уеб приложението, които са разгледани подробно във Втора глава.</w:t>
-      </w:r>
-    </w:p>
-    <w:p>
-      <w:pPr>
-        <w:rPr>
-          <w:rFonts w:ascii="Times New Roman" w:hAnsi="Times New Roman"/>
-          <w:sz w:val="24"/>
-          <w:szCs w:val="24"/>
-          <w:lang w:val="en-US"/>
-        </w:rPr>
-      </w:pPr>
-    </w:p>
-    <w:p>
-      <w:pPr>
-        <w:rPr>
-          <w:rFonts w:ascii="Times New Roman" w:hAnsi="Times New Roman"/>
-          <w:sz w:val="24"/>
-          <w:szCs w:val="24"/>
-          <w:lang w:val="en-US"/>
-        </w:rPr>
-      </w:pPr>
-    </w:p>
-    <w:p>
-      <w:pPr>
-        <w:rPr>
-          <w:rFonts w:ascii="Times New Roman" w:hAnsi="Times New Roman"/>
-          <w:b/>
-          <w:bCs/>
-          <w:sz w:val="24"/>
-          <w:szCs w:val="24"/>
-        </w:rPr>
-      </w:pPr>
-      <w:r>
-        <w:rPr>
-          <w:rFonts w:ascii="Times New Roman" w:hAnsi="Times New Roman"/>
-          <w:b/>
-          <w:bCs/>
+        <w:t>1.1. Предпоставки за създаване на уеб базирана платформа за фото и копирни услуги</w:t>
+      </w:r>
+    </w:p>
+    <w:p>
+      <w:pPr>
+        <w:spacing w:after="0" w:line="360" w:lineRule="auto"/>
+        <w:ind w:firstLine="709"/>
+        <w:jc w:val="both"/>
+        <w:rPr>
+          <w:rFonts w:ascii="Times New Roman" w:hAnsi="Times New Roman"/>
+          <w:sz w:val="24"/>
+          <w:szCs w:val="24"/>
+        </w:rPr>
+      </w:pPr>
+      <w:r>
+        <w:rPr>
+          <w:rFonts w:ascii="Times New Roman" w:hAnsi="Times New Roman"/>
+          <w:sz w:val="24"/>
+          <w:szCs w:val="24"/>
+        </w:rPr>
+        <w:t xml:space="preserve">Развитието на информационните технологии и широкото навлизане на интернет в ежедневието на хората създават предпоставки за дигитализация на традиционни услуги, сред които се нареждат и фото и копирните услуги. В последните години се </w:t>
+      </w:r>
+      <w:r>
+        <w:rPr>
+          <w:rFonts w:ascii="Times New Roman" w:hAnsi="Times New Roman"/>
           <w:sz w:val="24"/>
           <w:szCs w:val="24"/>
         </w:rPr>
         <w:lastRenderedPageBreak/>
-        <w:t>1.1. Предпоставки за създаване на уеб базирана платформа за фото и копирни услуги</w:t>
-      </w:r>
-    </w:p>
-    <w:p>
-      <w:pPr>
-        <w:rPr>
-          <w:rFonts w:ascii="Times New Roman" w:hAnsi="Times New Roman"/>
-          <w:sz w:val="24"/>
-          <w:szCs w:val="24"/>
-        </w:rPr>
-      </w:pPr>
-      <w:r>
-        <w:rPr>
-          <w:rFonts w:ascii="Times New Roman" w:hAnsi="Times New Roman"/>
-          <w:sz w:val="24"/>
-          <w:szCs w:val="24"/>
-        </w:rPr>
-        <w:t>Развитието на информационните технологии и широкото навлизане на интернет в ежедневието на хората създават предпоставки за дигитализация на традиционни услуги, сред които се нареждат и фото и копирните услуги. В последните години се наблюдава устойчива тенденция към използване на онлайн платформи за заявяване на услуги, което позволява на потребителите да спестяват време и да получават по-добра информираност относно предлаганите възможности.</w:t>
-      </w:r>
-    </w:p>
-    <w:p>
-      <w:pPr>
+        <w:t>наблюдава устойчива тенденция към използване на онлайн платформи за заявяване на услуги, което позволява на потребителите да спестяват време и да получават по-добра информираност относно предлаганите възможности.</w:t>
+      </w:r>
+    </w:p>
+    <w:p>
+      <w:pPr>
+        <w:spacing w:after="0" w:line="360" w:lineRule="auto"/>
+        <w:ind w:firstLine="709"/>
+        <w:jc w:val="both"/>
         <w:rPr>
           <w:rFonts w:ascii="Times New Roman" w:hAnsi="Times New Roman"/>
           <w:sz w:val="24"/>
@@ -646,7 +1538,11 @@
     </w:p>
     <w:p>
       <w:pPr>
-        <w:rPr>
+        <w:spacing w:after="0" w:line="360" w:lineRule="auto"/>
+        <w:ind w:firstLine="709"/>
+        <w:jc w:val="both"/>
+        <w:rPr>
+          <w:rFonts w:ascii="Times New Roman" w:hAnsi="Times New Roman"/>
           <w:sz w:val="24"/>
           <w:szCs w:val="24"/>
         </w:rPr>
@@ -680,6 +1576,9 @@
     </w:p>
     <w:p>
       <w:pPr>
+        <w:spacing w:after="0" w:line="360" w:lineRule="auto"/>
+        <w:ind w:firstLine="709"/>
+        <w:jc w:val="both"/>
         <w:rPr>
           <w:rFonts w:ascii="Times New Roman" w:hAnsi="Times New Roman"/>
           <w:sz w:val="24"/>
@@ -697,28 +1596,35 @@
     </w:p>
     <w:p>
       <w:pPr>
-        <w:rPr>
-          <w:rFonts w:ascii="Times New Roman" w:hAnsi="Times New Roman"/>
-          <w:b/>
-          <w:bCs/>
-          <w:sz w:val="24"/>
-          <w:szCs w:val="24"/>
-        </w:rPr>
-      </w:pPr>
-      <w:r>
-        <w:rPr>
-          <w:rFonts w:ascii="Times New Roman" w:hAnsi="Times New Roman"/>
-          <w:b/>
-          <w:bCs/>
-          <w:sz w:val="24"/>
-          <w:szCs w:val="24"/>
+        <w:spacing w:after="0" w:line="360" w:lineRule="auto"/>
+        <w:ind w:firstLine="709"/>
+        <w:jc w:val="both"/>
+        <w:rPr>
+          <w:rFonts w:ascii="Times New Roman" w:hAnsi="Times New Roman"/>
+          <w:b/>
+          <w:bCs/>
+          <w:sz w:val="28"/>
+          <w:szCs w:val="28"/>
+        </w:rPr>
+      </w:pPr>
+      <w:r>
+        <w:rPr>
+          <w:rFonts w:ascii="Times New Roman" w:hAnsi="Times New Roman"/>
+          <w:b/>
+          <w:bCs/>
+          <w:sz w:val="28"/>
+          <w:szCs w:val="28"/>
         </w:rPr>
         <w:t>1.2. Цели и задачи за създаване и реализиране на проекта</w:t>
       </w:r>
     </w:p>
     <w:p>
       <w:pPr>
-        <w:rPr>
+        <w:spacing w:after="0" w:line="360" w:lineRule="auto"/>
+        <w:ind w:firstLine="709"/>
+        <w:jc w:val="both"/>
+        <w:rPr>
+          <w:rFonts w:ascii="Times New Roman" w:hAnsi="Times New Roman"/>
           <w:sz w:val="24"/>
           <w:szCs w:val="24"/>
         </w:rPr>
@@ -752,6 +1658,9 @@
     </w:p>
     <w:p>
       <w:pPr>
+        <w:spacing w:after="0" w:line="360" w:lineRule="auto"/>
+        <w:ind w:firstLine="709"/>
+        <w:jc w:val="both"/>
         <w:rPr>
           <w:rFonts w:ascii="Times New Roman" w:hAnsi="Times New Roman"/>
           <w:sz w:val="24"/>
@@ -773,9 +1682,14 @@
           <w:ilvl w:val="0"/>
           <w:numId w:val="2"/>
         </w:numPr>
+        <w:tabs>
+          <w:tab w:val="left" w:pos="1701"/>
+        </w:tabs>
         <w:suppressAutoHyphens/>
         <w:autoSpaceDN w:val="0"/>
-        <w:spacing w:after="160"/>
+        <w:spacing w:after="0" w:line="360" w:lineRule="auto"/>
+        <w:ind w:firstLine="709"/>
+        <w:jc w:val="both"/>
         <w:rPr>
           <w:rFonts w:ascii="Times New Roman" w:hAnsi="Times New Roman"/>
           <w:sz w:val="24"/>
@@ -797,9 +1711,14 @@
           <w:ilvl w:val="0"/>
           <w:numId w:val="2"/>
         </w:numPr>
+        <w:tabs>
+          <w:tab w:val="left" w:pos="1701"/>
+        </w:tabs>
         <w:suppressAutoHyphens/>
         <w:autoSpaceDN w:val="0"/>
-        <w:spacing w:after="160"/>
+        <w:spacing w:after="0" w:line="360" w:lineRule="auto"/>
+        <w:ind w:firstLine="709"/>
+        <w:jc w:val="both"/>
         <w:rPr>
           <w:rFonts w:ascii="Times New Roman" w:hAnsi="Times New Roman"/>
           <w:sz w:val="24"/>
@@ -821,9 +1740,14 @@
           <w:ilvl w:val="0"/>
           <w:numId w:val="2"/>
         </w:numPr>
+        <w:tabs>
+          <w:tab w:val="left" w:pos="1701"/>
+        </w:tabs>
         <w:suppressAutoHyphens/>
         <w:autoSpaceDN w:val="0"/>
-        <w:spacing w:after="160"/>
+        <w:spacing w:after="0" w:line="360" w:lineRule="auto"/>
+        <w:ind w:firstLine="709"/>
+        <w:jc w:val="both"/>
         <w:rPr>
           <w:rFonts w:ascii="Times New Roman" w:hAnsi="Times New Roman"/>
           <w:sz w:val="24"/>
@@ -845,9 +1769,14 @@
           <w:ilvl w:val="0"/>
           <w:numId w:val="2"/>
         </w:numPr>
+        <w:tabs>
+          <w:tab w:val="left" w:pos="1701"/>
+        </w:tabs>
         <w:suppressAutoHyphens/>
         <w:autoSpaceDN w:val="0"/>
-        <w:spacing w:after="160"/>
+        <w:spacing w:after="0" w:line="360" w:lineRule="auto"/>
+        <w:ind w:firstLine="709"/>
+        <w:jc w:val="both"/>
         <w:rPr>
           <w:rFonts w:ascii="Times New Roman" w:hAnsi="Times New Roman"/>
           <w:sz w:val="24"/>
@@ -869,9 +1798,14 @@
           <w:ilvl w:val="0"/>
           <w:numId w:val="2"/>
         </w:numPr>
+        <w:tabs>
+          <w:tab w:val="left" w:pos="1701"/>
+        </w:tabs>
         <w:suppressAutoHyphens/>
         <w:autoSpaceDN w:val="0"/>
-        <w:spacing w:after="160"/>
+        <w:spacing w:after="0" w:line="360" w:lineRule="auto"/>
+        <w:ind w:firstLine="709"/>
+        <w:jc w:val="both"/>
         <w:rPr>
           <w:rFonts w:ascii="Times New Roman" w:hAnsi="Times New Roman"/>
           <w:sz w:val="24"/>
@@ -893,9 +1827,14 @@
           <w:ilvl w:val="0"/>
           <w:numId w:val="2"/>
         </w:numPr>
+        <w:tabs>
+          <w:tab w:val="left" w:pos="1701"/>
+        </w:tabs>
         <w:suppressAutoHyphens/>
         <w:autoSpaceDN w:val="0"/>
-        <w:spacing w:after="160"/>
+        <w:spacing w:after="0" w:line="360" w:lineRule="auto"/>
+        <w:ind w:firstLine="709"/>
+        <w:jc w:val="both"/>
         <w:rPr>
           <w:rFonts w:ascii="Times New Roman" w:hAnsi="Times New Roman"/>
           <w:sz w:val="24"/>
@@ -913,6 +1852,12 @@
     </w:p>
     <w:p>
       <w:pPr>
+        <w:tabs>
+          <w:tab w:val="left" w:pos="1701"/>
+        </w:tabs>
+        <w:spacing w:after="0" w:line="360" w:lineRule="auto"/>
+        <w:ind w:firstLine="709"/>
+        <w:jc w:val="both"/>
         <w:rPr>
           <w:rFonts w:ascii="Times New Roman" w:hAnsi="Times New Roman"/>
           <w:sz w:val="24"/>
@@ -935,9 +1880,14 @@
           <w:ilvl w:val="0"/>
           <w:numId w:val="2"/>
         </w:numPr>
+        <w:tabs>
+          <w:tab w:val="left" w:pos="1701"/>
+        </w:tabs>
         <w:suppressAutoHyphens/>
         <w:autoSpaceDN w:val="0"/>
-        <w:spacing w:after="160"/>
+        <w:spacing w:after="0" w:line="360" w:lineRule="auto"/>
+        <w:ind w:firstLine="709"/>
+        <w:jc w:val="both"/>
         <w:rPr>
           <w:rFonts w:ascii="Times New Roman" w:hAnsi="Times New Roman"/>
           <w:sz w:val="24"/>
@@ -959,9 +1909,14 @@
           <w:ilvl w:val="0"/>
           <w:numId w:val="2"/>
         </w:numPr>
+        <w:tabs>
+          <w:tab w:val="left" w:pos="1701"/>
+        </w:tabs>
         <w:suppressAutoHyphens/>
         <w:autoSpaceDN w:val="0"/>
-        <w:spacing w:after="160"/>
+        <w:spacing w:after="0" w:line="360" w:lineRule="auto"/>
+        <w:ind w:firstLine="709"/>
+        <w:jc w:val="both"/>
         <w:rPr>
           <w:rFonts w:ascii="Times New Roman" w:hAnsi="Times New Roman"/>
           <w:sz w:val="24"/>
@@ -979,6 +1934,9 @@
     </w:p>
     <w:p>
       <w:pPr>
+        <w:spacing w:after="0" w:line="360" w:lineRule="auto"/>
+        <w:ind w:firstLine="709"/>
+        <w:jc w:val="both"/>
         <w:rPr>
           <w:rFonts w:ascii="Times New Roman" w:hAnsi="Times New Roman"/>
           <w:sz w:val="24"/>
@@ -996,27 +1954,33 @@
     </w:p>
     <w:p>
       <w:pPr>
-        <w:rPr>
-          <w:rFonts w:ascii="Times New Roman" w:hAnsi="Times New Roman"/>
-          <w:b/>
-          <w:bCs/>
-          <w:sz w:val="24"/>
-          <w:szCs w:val="24"/>
-        </w:rPr>
-      </w:pPr>
-      <w:r>
-        <w:rPr>
-          <w:rFonts w:ascii="Times New Roman" w:hAnsi="Times New Roman"/>
-          <w:b/>
-          <w:bCs/>
-          <w:sz w:val="24"/>
-          <w:szCs w:val="24"/>
+        <w:spacing w:after="0" w:line="360" w:lineRule="auto"/>
+        <w:ind w:firstLine="709"/>
+        <w:jc w:val="both"/>
+        <w:rPr>
+          <w:rFonts w:ascii="Times New Roman" w:hAnsi="Times New Roman"/>
+          <w:b/>
+          <w:bCs/>
+          <w:sz w:val="28"/>
+          <w:szCs w:val="28"/>
+        </w:rPr>
+      </w:pPr>
+      <w:r>
+        <w:rPr>
+          <w:rFonts w:ascii="Times New Roman" w:hAnsi="Times New Roman"/>
+          <w:b/>
+          <w:bCs/>
+          <w:sz w:val="28"/>
+          <w:szCs w:val="28"/>
         </w:rPr>
         <w:t>1.3. Анализ на съществуващи решения и тенденции в развитието на уеб базирани фото услуги</w:t>
       </w:r>
     </w:p>
     <w:p>
       <w:pPr>
+        <w:spacing w:after="0" w:line="360" w:lineRule="auto"/>
+        <w:ind w:firstLine="709"/>
+        <w:jc w:val="both"/>
         <w:rPr>
           <w:rFonts w:ascii="Times New Roman" w:hAnsi="Times New Roman"/>
           <w:sz w:val="24"/>
@@ -1034,6 +1998,9 @@
     </w:p>
     <w:p>
       <w:pPr>
+        <w:spacing w:after="0" w:line="360" w:lineRule="auto"/>
+        <w:ind w:firstLine="709"/>
+        <w:jc w:val="both"/>
         <w:rPr>
           <w:rFonts w:ascii="Times New Roman" w:hAnsi="Times New Roman"/>
           <w:sz w:val="24"/>
@@ -1057,7 +2024,9 @@
         </w:numPr>
         <w:suppressAutoHyphens/>
         <w:autoSpaceDN w:val="0"/>
-        <w:spacing w:after="160"/>
+        <w:spacing w:after="0" w:line="360" w:lineRule="auto"/>
+        <w:ind w:firstLine="556"/>
+        <w:jc w:val="both"/>
         <w:rPr>
           <w:rFonts w:ascii="Times New Roman" w:hAnsi="Times New Roman"/>
           <w:sz w:val="24"/>
@@ -1081,7 +2050,9 @@
         </w:numPr>
         <w:suppressAutoHyphens/>
         <w:autoSpaceDN w:val="0"/>
-        <w:spacing w:after="160"/>
+        <w:spacing w:after="0" w:line="360" w:lineRule="auto"/>
+        <w:ind w:firstLine="556"/>
+        <w:jc w:val="both"/>
         <w:rPr>
           <w:rFonts w:ascii="Times New Roman" w:hAnsi="Times New Roman"/>
           <w:sz w:val="24"/>
@@ -1105,7 +2076,9 @@
         </w:numPr>
         <w:suppressAutoHyphens/>
         <w:autoSpaceDN w:val="0"/>
-        <w:spacing w:after="160"/>
+        <w:spacing w:after="0" w:line="360" w:lineRule="auto"/>
+        <w:ind w:firstLine="556"/>
+        <w:jc w:val="both"/>
         <w:rPr>
           <w:rFonts w:ascii="Times New Roman" w:hAnsi="Times New Roman"/>
           <w:sz w:val="24"/>
@@ -1129,7 +2102,9 @@
         </w:numPr>
         <w:suppressAutoHyphens/>
         <w:autoSpaceDN w:val="0"/>
-        <w:spacing w:after="160"/>
+        <w:spacing w:after="0" w:line="360" w:lineRule="auto"/>
+        <w:ind w:firstLine="556"/>
+        <w:jc w:val="both"/>
         <w:rPr>
           <w:rFonts w:ascii="Times New Roman" w:hAnsi="Times New Roman"/>
           <w:sz w:val="24"/>
@@ -1153,7 +2128,9 @@
         </w:numPr>
         <w:suppressAutoHyphens/>
         <w:autoSpaceDN w:val="0"/>
-        <w:spacing w:after="160"/>
+        <w:spacing w:after="0" w:line="360" w:lineRule="auto"/>
+        <w:ind w:firstLine="556"/>
+        <w:jc w:val="both"/>
         <w:rPr>
           <w:rFonts w:ascii="Times New Roman" w:hAnsi="Times New Roman"/>
           <w:sz w:val="24"/>
@@ -1171,6 +2148,9 @@
     </w:p>
     <w:p>
       <w:pPr>
+        <w:spacing w:after="0" w:line="360" w:lineRule="auto"/>
+        <w:ind w:firstLine="709"/>
+        <w:jc w:val="both"/>
         <w:rPr>
           <w:rFonts w:ascii="Times New Roman" w:hAnsi="Times New Roman"/>
           <w:sz w:val="24"/>
@@ -1207,146 +2187,110 @@
     </w:p>
     <w:p>
       <w:pPr>
-        <w:rPr>
-          <w:rFonts w:ascii="Times New Roman" w:hAnsi="Times New Roman"/>
-          <w:b/>
-          <w:bCs/>
-          <w:sz w:val="24"/>
-          <w:szCs w:val="24"/>
-        </w:rPr>
-      </w:pPr>
-      <w:r>
-        <w:rPr>
-          <w:rFonts w:ascii="Times New Roman" w:hAnsi="Times New Roman"/>
-          <w:b/>
-          <w:bCs/>
-          <w:sz w:val="24"/>
-          <w:szCs w:val="24"/>
-        </w:rPr>
-        <w:t>1.3. Анализ на съществуващи решения и тенденции в развитието на уеб базирани фото услуги</w:t>
-      </w:r>
-    </w:p>
-    <w:p>
-      <w:pPr>
-        <w:rPr>
-          <w:rFonts w:ascii="Times New Roman" w:hAnsi="Times New Roman"/>
-          <w:sz w:val="24"/>
-          <w:szCs w:val="24"/>
-        </w:rPr>
-      </w:pPr>
-      <w:r>
-        <w:rPr>
-          <w:rFonts w:ascii="Times New Roman" w:hAnsi="Times New Roman"/>
-          <w:sz w:val="24"/>
-          <w:szCs w:val="24"/>
-        </w:rPr>
-        <w:t>На пазара съществуват редица уеб платформи, предлагащи фото и копирни услуги или сходна функционалност. Част от тях са насочени към онлайн печат на снимки и фото книги, докато други предлагат по-широк спектър от услуги, включително принтиране на документи и изработка на рекламни материали. Анализът на тези платформи показва, че най-успешните решения се отличават с ясна структура, удобен потребителски интерфейс и възможност за онлайн поръчка.</w:t>
-      </w:r>
-    </w:p>
-    <w:p>
-      <w:pPr>
-        <w:rPr>
-          <w:rFonts w:ascii="Times New Roman" w:hAnsi="Times New Roman"/>
-          <w:sz w:val="24"/>
-          <w:szCs w:val="24"/>
-        </w:rPr>
-      </w:pPr>
-      <w:r>
-        <w:rPr>
-          <w:rFonts w:ascii="Times New Roman" w:hAnsi="Times New Roman"/>
-          <w:sz w:val="24"/>
-          <w:szCs w:val="24"/>
-        </w:rPr>
-        <w:t>Общите тенденции в развитието на подобни системи включват:</w:t>
-      </w:r>
-    </w:p>
-    <w:p>
-      <w:pPr>
-        <w:numPr>
-          <w:ilvl w:val="0"/>
-          <w:numId w:val="3"/>
-        </w:numPr>
-        <w:suppressAutoHyphens/>
-        <w:autoSpaceDN w:val="0"/>
-        <w:spacing w:after="160"/>
-        <w:rPr>
-          <w:rFonts w:ascii="Times New Roman" w:hAnsi="Times New Roman"/>
-          <w:sz w:val="24"/>
-          <w:szCs w:val="24"/>
-        </w:rPr>
-      </w:pPr>
-      <w:r>
-        <w:rPr>
-          <w:rFonts w:ascii="Times New Roman" w:hAnsi="Times New Roman"/>
-          <w:sz w:val="24"/>
-          <w:szCs w:val="24"/>
-        </w:rPr>
-        <w:t>Онлайн конфигуриране на услуги;</w:t>
-      </w:r>
-    </w:p>
-    <w:p>
-      <w:pPr>
-        <w:numPr>
-          <w:ilvl w:val="0"/>
-          <w:numId w:val="3"/>
-        </w:numPr>
-        <w:suppressAutoHyphens/>
-        <w:autoSpaceDN w:val="0"/>
-        <w:spacing w:after="160"/>
-        <w:rPr>
-          <w:rFonts w:ascii="Times New Roman" w:hAnsi="Times New Roman"/>
-          <w:sz w:val="24"/>
-          <w:szCs w:val="24"/>
-        </w:rPr>
-      </w:pPr>
-      <w:r>
-        <w:rPr>
-          <w:rFonts w:ascii="Times New Roman" w:hAnsi="Times New Roman"/>
-          <w:sz w:val="24"/>
-          <w:szCs w:val="24"/>
-        </w:rPr>
-        <w:t>Качване на файлове директно през уеб интерфейса;</w:t>
-      </w:r>
-    </w:p>
-    <w:p>
-      <w:pPr>
-        <w:numPr>
-          <w:ilvl w:val="0"/>
-          <w:numId w:val="3"/>
-        </w:numPr>
-        <w:suppressAutoHyphens/>
-        <w:autoSpaceDN w:val="0"/>
-        <w:spacing w:after="160"/>
-        <w:rPr>
-          <w:rFonts w:ascii="Times New Roman" w:hAnsi="Times New Roman"/>
-          <w:sz w:val="24"/>
-          <w:szCs w:val="24"/>
-        </w:rPr>
-      </w:pPr>
-      <w:r>
-        <w:rPr>
-          <w:rFonts w:ascii="Times New Roman" w:hAnsi="Times New Roman"/>
-          <w:sz w:val="24"/>
-          <w:szCs w:val="24"/>
-        </w:rPr>
-        <w:t>Проследяване на статуса на поръчките;</w:t>
-      </w:r>
-    </w:p>
-    <w:p>
-      <w:pPr>
-        <w:numPr>
-          <w:ilvl w:val="0"/>
-          <w:numId w:val="3"/>
-        </w:numPr>
-        <w:suppressAutoHyphens/>
-        <w:autoSpaceDN w:val="0"/>
-        <w:spacing w:after="160"/>
-        <w:rPr>
-          <w:rFonts w:ascii="Times New Roman" w:hAnsi="Times New Roman"/>
-          <w:sz w:val="24"/>
-          <w:szCs w:val="24"/>
-        </w:rPr>
-      </w:pPr>
+        <w:spacing w:after="0" w:line="360" w:lineRule="auto"/>
+        <w:jc w:val="both"/>
+        <w:rPr>
+          <w:rFonts w:ascii="Times New Roman" w:hAnsi="Times New Roman"/>
+          <w:b/>
+          <w:bCs/>
+          <w:sz w:val="44"/>
+          <w:szCs w:val="44"/>
+        </w:rPr>
+      </w:pPr>
+      <w:r>
+        <w:rPr>
+          <w:rFonts w:ascii="Times New Roman" w:hAnsi="Times New Roman"/>
+          <w:b/>
+          <w:bCs/>
+          <w:sz w:val="44"/>
+          <w:szCs w:val="44"/>
+        </w:rPr>
+        <w:t>ВТОРА ГЛАВА</w:t>
+      </w:r>
+    </w:p>
+    <w:p>
+      <w:pPr>
+        <w:spacing w:after="0" w:line="360" w:lineRule="auto"/>
+        <w:jc w:val="both"/>
+        <w:rPr>
+          <w:rFonts w:ascii="Times New Roman" w:hAnsi="Times New Roman"/>
+          <w:b/>
+          <w:bCs/>
+          <w:sz w:val="24"/>
+          <w:szCs w:val="24"/>
+          <w:lang w:val="en-US"/>
+        </w:rPr>
+      </w:pPr>
+      <w:r>
+        <w:rPr>
+          <w:rFonts w:ascii="Times New Roman" w:hAnsi="Times New Roman"/>
+          <w:b/>
+          <w:bCs/>
+          <w:sz w:val="24"/>
+          <w:szCs w:val="24"/>
+        </w:rPr>
+        <w:t>ПРОЕКТИРАНЕ НА УЕБ БАЗИРАНА ПЛАТФОРМА</w:t>
+      </w:r>
+    </w:p>
+    <w:p>
+      <w:pPr>
+        <w:spacing w:after="0" w:line="360" w:lineRule="auto"/>
+        <w:ind w:firstLine="709"/>
+        <w:jc w:val="both"/>
+        <w:rPr>
+          <w:rFonts w:ascii="Times New Roman" w:hAnsi="Times New Roman"/>
+          <w:sz w:val="24"/>
+          <w:szCs w:val="24"/>
+        </w:rPr>
+      </w:pPr>
+      <w:r>
+        <w:rPr>
+          <w:rFonts w:ascii="Times New Roman" w:hAnsi="Times New Roman"/>
+          <w:sz w:val="24"/>
+          <w:szCs w:val="24"/>
+        </w:rPr>
+        <w:t>Характеристика и значение на етапа „Проектиране“</w:t>
+      </w:r>
+    </w:p>
+    <w:p>
+      <w:pPr>
+        <w:spacing w:after="0" w:line="360" w:lineRule="auto"/>
+        <w:ind w:firstLine="709"/>
+        <w:jc w:val="both"/>
+        <w:rPr>
+          <w:rFonts w:ascii="Times New Roman" w:hAnsi="Times New Roman"/>
+          <w:sz w:val="24"/>
+          <w:szCs w:val="24"/>
+        </w:rPr>
+      </w:pPr>
+      <w:r>
+        <w:rPr>
+          <w:rFonts w:ascii="Times New Roman" w:hAnsi="Times New Roman"/>
+          <w:sz w:val="24"/>
+          <w:szCs w:val="24"/>
+        </w:rPr>
+        <w:t>Етапът на проектиране представлява ключова фаза в жизнения цикъл на софтуерните системи, тъй като именно в него се трансформират резултатите от проучването и анализа в конкретни технически и функционални решения. Добре проектираната система е предпоставка за лесна реализация, ефективна поддръжка и възможност за бъдещо разширяване.</w:t>
+      </w:r>
+    </w:p>
+    <w:p>
+      <w:pPr>
+        <w:spacing w:after="0" w:line="360" w:lineRule="auto"/>
+        <w:ind w:firstLine="709"/>
+        <w:jc w:val="both"/>
+        <w:rPr>
+          <w:rFonts w:ascii="Times New Roman" w:hAnsi="Times New Roman"/>
+          <w:sz w:val="24"/>
+          <w:szCs w:val="24"/>
+        </w:rPr>
+      </w:pPr>
+      <w:r>
+        <w:rPr>
+          <w:rFonts w:ascii="Times New Roman" w:hAnsi="Times New Roman"/>
+          <w:sz w:val="24"/>
+          <w:szCs w:val="24"/>
+        </w:rPr>
+        <w:t xml:space="preserve">В контекста на настоящия дипломен проект, проектирането на уеб базираната платформа „Хартиен Обектив“ има за цел да дефинира ясно структурата, </w:t>
+      </w:r>
       <w:r>
         <w:rPr>
           <w:rFonts w:ascii="Times New Roman" w:hAnsi="Times New Roman"/>
@@ -1354,244 +2298,95 @@
           <w:szCs w:val="24"/>
         </w:rPr>
         <w:lastRenderedPageBreak/>
-        <w:t>Интеграция с потребителски акаунти;</w:t>
-      </w:r>
-    </w:p>
-    <w:p>
-      <w:pPr>
-        <w:numPr>
-          <w:ilvl w:val="0"/>
-          <w:numId w:val="3"/>
-        </w:numPr>
-        <w:suppressAutoHyphens/>
-        <w:autoSpaceDN w:val="0"/>
-        <w:spacing w:after="160"/>
-        <w:rPr>
-          <w:rFonts w:ascii="Times New Roman" w:hAnsi="Times New Roman"/>
-          <w:sz w:val="24"/>
-          <w:szCs w:val="24"/>
-        </w:rPr>
-      </w:pPr>
-      <w:r>
-        <w:rPr>
-          <w:rFonts w:ascii="Times New Roman" w:hAnsi="Times New Roman"/>
-          <w:sz w:val="24"/>
-          <w:szCs w:val="24"/>
-        </w:rPr>
-        <w:t>Адаптивен дизайн и мобилна съвместимост.</w:t>
-      </w:r>
-    </w:p>
-    <w:p>
-      <w:pPr>
-        <w:rPr>
-          <w:sz w:val="24"/>
-          <w:szCs w:val="24"/>
-        </w:rPr>
-      </w:pPr>
-      <w:r>
-        <w:rPr>
-          <w:rFonts w:ascii="Times New Roman" w:hAnsi="Times New Roman"/>
-          <w:sz w:val="24"/>
-          <w:szCs w:val="24"/>
-        </w:rPr>
-        <w:t xml:space="preserve">Направеният анализ показва, че съществува пазарна ниша за платформа, която комбинира гъвкавостта на онлайн заявките с пълноценно административно управление и адаптивен дизайн. Това допълнително обосновава необходимостта от разработването на уеб базирана платформа като </w:t>
-      </w:r>
-      <w:r>
-        <w:rPr>
-          <w:rFonts w:ascii="Times New Roman" w:hAnsi="Times New Roman"/>
-          <w:b/>
-          <w:bCs/>
-          <w:sz w:val="24"/>
-          <w:szCs w:val="24"/>
-        </w:rPr>
-        <w:t>„Хартиен Обектив“</w:t>
-      </w:r>
-      <w:r>
-        <w:rPr>
-          <w:rFonts w:ascii="Times New Roman" w:hAnsi="Times New Roman"/>
-          <w:sz w:val="24"/>
-          <w:szCs w:val="24"/>
-        </w:rPr>
-        <w:t>.</w:t>
-      </w:r>
-    </w:p>
-    <w:p>
-      <w:pPr>
-        <w:rPr>
-          <w:sz w:val="24"/>
-          <w:szCs w:val="24"/>
+        <w:t>функционалността и взаимодействието между различните компоненти на системата. Особено внимание се обръща на разделянето на отговорностите между отделните слоеве на приложението, ролите на потребителите и начина, по който те взаимодействат със системата чрез уеб интерфейса.</w:t>
+      </w:r>
+    </w:p>
+    <w:p>
+      <w:pPr>
+        <w:spacing w:after="0" w:line="360" w:lineRule="auto"/>
+        <w:ind w:firstLine="709"/>
+        <w:jc w:val="both"/>
+        <w:rPr>
+          <w:rFonts w:ascii="Times New Roman" w:hAnsi="Times New Roman"/>
+          <w:sz w:val="24"/>
+          <w:szCs w:val="24"/>
+        </w:rPr>
+      </w:pPr>
+      <w:r>
+        <w:rPr>
+          <w:rFonts w:ascii="Times New Roman" w:hAnsi="Times New Roman"/>
+          <w:sz w:val="24"/>
+          <w:szCs w:val="24"/>
+        </w:rPr>
+        <w:t>Резултатите от този етап служат като основа за реализацията на трислойното ASP.NET MVC приложение, представена в следващата глава.</w:t>
+      </w:r>
+    </w:p>
+    <w:p>
+      <w:pPr>
+        <w:spacing w:after="0" w:line="360" w:lineRule="auto"/>
+        <w:ind w:firstLine="709"/>
+        <w:jc w:val="both"/>
+        <w:rPr>
+          <w:rFonts w:ascii="Times New Roman" w:hAnsi="Times New Roman"/>
+          <w:b/>
+          <w:bCs/>
+          <w:sz w:val="32"/>
+          <w:szCs w:val="32"/>
+        </w:rPr>
+      </w:pPr>
+      <w:r>
+        <w:rPr>
+          <w:rFonts w:ascii="Times New Roman" w:hAnsi="Times New Roman"/>
+          <w:b/>
+          <w:bCs/>
+          <w:sz w:val="32"/>
+          <w:szCs w:val="32"/>
+        </w:rPr>
+        <w:t>2.1 Функционални изисквания</w:t>
+      </w:r>
+    </w:p>
+    <w:p>
+      <w:pPr>
+        <w:spacing w:after="0" w:line="360" w:lineRule="auto"/>
+        <w:ind w:firstLine="709"/>
+        <w:jc w:val="both"/>
+        <w:rPr>
+          <w:rFonts w:ascii="Times New Roman" w:hAnsi="Times New Roman"/>
+          <w:sz w:val="24"/>
+          <w:szCs w:val="24"/>
+        </w:rPr>
+      </w:pPr>
+      <w:r>
+        <w:rPr>
+          <w:rFonts w:ascii="Times New Roman" w:hAnsi="Times New Roman"/>
+          <w:sz w:val="24"/>
+          <w:szCs w:val="24"/>
+        </w:rPr>
+        <w:t>Функционалните изисквания описват всички действия и процеси, които системата трябва да поддържа. Те са формулирани на база анализа на потребностите на целевите групи и обхващат публичната част на сайта, както и функционалността за регистрирани потребители и администратори.</w:t>
+      </w:r>
+    </w:p>
+    <w:p>
+      <w:pPr>
+        <w:spacing w:after="0" w:line="360" w:lineRule="auto"/>
+        <w:ind w:firstLine="709"/>
+        <w:jc w:val="both"/>
+        <w:rPr>
+          <w:rFonts w:ascii="Times New Roman" w:hAnsi="Times New Roman"/>
+          <w:b/>
+          <w:bCs/>
+          <w:sz w:val="28"/>
+          <w:szCs w:val="28"/>
+        </w:rPr>
+      </w:pPr>
+      <w:r>
+        <w:rPr>
+          <w:rFonts w:ascii="Times New Roman" w:hAnsi="Times New Roman"/>
+          <w:b/>
+          <w:bCs/>
+          <w:sz w:val="28"/>
+          <w:szCs w:val="28"/>
           <w:lang w:val="en-US"/>
         </w:rPr>
-      </w:pPr>
-    </w:p>
-    <w:p>
-      <w:pPr>
-        <w:rPr>
-          <w:rFonts w:ascii="Times New Roman" w:hAnsi="Times New Roman"/>
-          <w:b/>
-          <w:bCs/>
-          <w:sz w:val="36"/>
-          <w:szCs w:val="36"/>
-        </w:rPr>
-      </w:pPr>
-      <w:r>
-        <w:rPr>
-          <w:rFonts w:ascii="Times New Roman" w:hAnsi="Times New Roman"/>
-          <w:b/>
-          <w:bCs/>
-          <w:sz w:val="36"/>
-          <w:szCs w:val="36"/>
-        </w:rPr>
-        <w:t>ВТОРА ГЛАВА</w:t>
-      </w:r>
-    </w:p>
-    <w:p>
-      <w:pPr>
-        <w:rPr>
-          <w:rFonts w:ascii="Times New Roman" w:hAnsi="Times New Roman"/>
-          <w:b/>
-          <w:bCs/>
-          <w:sz w:val="24"/>
-          <w:szCs w:val="24"/>
-          <w:lang w:val="en-US"/>
-        </w:rPr>
-      </w:pPr>
-      <w:r>
-        <w:rPr>
-          <w:rFonts w:ascii="Times New Roman" w:hAnsi="Times New Roman"/>
-          <w:b/>
-          <w:bCs/>
-          <w:sz w:val="24"/>
-          <w:szCs w:val="24"/>
-        </w:rPr>
-        <w:t>ПРОЕКТИРАНЕ НА УЕБ БАЗИРАНА ПЛАТФОРМА</w:t>
-      </w:r>
-    </w:p>
-    <w:p>
-      <w:pPr>
-        <w:rPr>
-          <w:rFonts w:ascii="Times New Roman" w:hAnsi="Times New Roman"/>
-          <w:sz w:val="24"/>
-          <w:szCs w:val="24"/>
-        </w:rPr>
-      </w:pPr>
-      <w:r>
-        <w:rPr>
-          <w:rFonts w:ascii="Times New Roman" w:hAnsi="Times New Roman"/>
-          <w:sz w:val="24"/>
-          <w:szCs w:val="24"/>
-        </w:rPr>
-        <w:t>Характеристика и значение на етапа „Проектиране“</w:t>
-      </w:r>
-    </w:p>
-    <w:p>
-      <w:pPr>
-        <w:rPr>
-          <w:rFonts w:ascii="Times New Roman" w:hAnsi="Times New Roman"/>
-          <w:sz w:val="24"/>
-          <w:szCs w:val="24"/>
-        </w:rPr>
-      </w:pPr>
-      <w:r>
-        <w:rPr>
-          <w:rFonts w:ascii="Times New Roman" w:hAnsi="Times New Roman"/>
-          <w:sz w:val="24"/>
-          <w:szCs w:val="24"/>
-        </w:rPr>
-        <w:t>Етапът на проектиране представлява ключова фаза в жизнения цикъл на софтуерните системи, тъй като именно в него се трансформират резултатите от проучването и анализа в конкретни технически и функционални решения. Добре проектираната система е предпоставка за лесна реализация, ефективна поддръжка и възможност за бъдещо разширяване.</w:t>
-      </w:r>
-    </w:p>
-    <w:p>
-      <w:pPr>
-        <w:rPr>
-          <w:rFonts w:ascii="Times New Roman" w:hAnsi="Times New Roman"/>
-          <w:sz w:val="24"/>
-          <w:szCs w:val="24"/>
-        </w:rPr>
-      </w:pPr>
-      <w:r>
-        <w:rPr>
-          <w:rFonts w:ascii="Times New Roman" w:hAnsi="Times New Roman"/>
-          <w:sz w:val="24"/>
-          <w:szCs w:val="24"/>
-        </w:rPr>
-        <w:t>В контекста на настоящия дипломен проект, проектирането на уеб базираната платформа „Хартиен Обектив“ има за цел да дефинира ясно структурата, функционалността и взаимодействието между различните компоненти на системата. Особено внимание се обръща на разделянето на отговорностите между отделните слоеве на приложението, ролите на потребителите и начина, по който те взаимодействат със системата чрез уеб интерфейса.</w:t>
-      </w:r>
-    </w:p>
-    <w:p>
-      <w:pPr>
-        <w:rPr>
-          <w:rFonts w:ascii="Times New Roman" w:hAnsi="Times New Roman"/>
-          <w:sz w:val="24"/>
-          <w:szCs w:val="24"/>
-        </w:rPr>
-      </w:pPr>
-      <w:r>
-        <w:rPr>
-          <w:rFonts w:ascii="Times New Roman" w:hAnsi="Times New Roman"/>
-          <w:sz w:val="24"/>
-          <w:szCs w:val="24"/>
-        </w:rPr>
-        <w:t>Резултатите от този етап служат като основа за реализацията на трислойното ASP.NET MVC приложение, представена в следващата глава.</w:t>
-      </w:r>
-    </w:p>
-    <w:p>
-      <w:pPr>
-        <w:rPr>
-          <w:rFonts w:ascii="Times New Roman" w:hAnsi="Times New Roman"/>
-          <w:b/>
-          <w:bCs/>
-          <w:sz w:val="24"/>
-          <w:szCs w:val="24"/>
-        </w:rPr>
-      </w:pPr>
-      <w:r>
-        <w:rPr>
-          <w:rFonts w:ascii="Times New Roman" w:hAnsi="Times New Roman"/>
-          <w:b/>
-          <w:bCs/>
-          <w:sz w:val="24"/>
-          <w:szCs w:val="24"/>
-        </w:rPr>
-        <w:t>2.1 Функционални изисквания</w:t>
-      </w:r>
-    </w:p>
-    <w:p>
-      <w:pPr>
-        <w:rPr>
-          <w:rFonts w:ascii="Times New Roman" w:hAnsi="Times New Roman"/>
-          <w:sz w:val="24"/>
-          <w:szCs w:val="24"/>
-        </w:rPr>
-      </w:pPr>
-      <w:r>
-        <w:rPr>
-          <w:rFonts w:ascii="Times New Roman" w:hAnsi="Times New Roman"/>
-          <w:sz w:val="24"/>
-          <w:szCs w:val="24"/>
-        </w:rPr>
-        <w:t>Функционалните изисквания описват всички действия и процеси, които системата трябва да поддържа. Те са формулирани на база анализа на потребностите на целевите групи и обхващат публичната част на сайта, както и функционалността за регистрирани потребители и администратори.</w:t>
-      </w:r>
-    </w:p>
-    <w:p>
-      <w:pPr>
-        <w:rPr>
-          <w:rFonts w:ascii="Times New Roman" w:hAnsi="Times New Roman"/>
-          <w:b/>
-          <w:bCs/>
-          <w:sz w:val="24"/>
-          <w:szCs w:val="24"/>
-        </w:rPr>
-      </w:pPr>
-      <w:r>
-        <w:rPr>
-          <w:rFonts w:ascii="Times New Roman" w:hAnsi="Times New Roman"/>
-          <w:b/>
-          <w:bCs/>
-          <w:sz w:val="24"/>
-          <w:szCs w:val="24"/>
-          <w:lang w:val="en-US"/>
-        </w:rPr>
         <w:t xml:space="preserve">2.1.1 </w:t>
       </w:r>
       <w:r>
@@ -1599,14 +2394,17 @@
           <w:rFonts w:ascii="Times New Roman" w:hAnsi="Times New Roman"/>
           <w:b/>
           <w:bCs/>
-          <w:sz w:val="24"/>
-          <w:szCs w:val="24"/>
+          <w:sz w:val="28"/>
+          <w:szCs w:val="28"/>
         </w:rPr>
         <w:t>Публично достъпна част</w:t>
       </w:r>
     </w:p>
     <w:p>
       <w:pPr>
+        <w:spacing w:after="0" w:line="360" w:lineRule="auto"/>
+        <w:ind w:firstLine="709"/>
+        <w:jc w:val="both"/>
         <w:rPr>
           <w:rFonts w:ascii="Times New Roman" w:hAnsi="Times New Roman"/>
           <w:sz w:val="24"/>
@@ -1630,7 +2428,9 @@
         </w:numPr>
         <w:suppressAutoHyphens/>
         <w:autoSpaceDN w:val="0"/>
-        <w:spacing w:after="160"/>
+        <w:spacing w:after="0" w:line="360" w:lineRule="auto"/>
+        <w:ind w:firstLine="556"/>
+        <w:jc w:val="both"/>
         <w:rPr>
           <w:rFonts w:ascii="Times New Roman" w:hAnsi="Times New Roman"/>
           <w:sz w:val="24"/>
@@ -1654,7 +2454,9 @@
         </w:numPr>
         <w:suppressAutoHyphens/>
         <w:autoSpaceDN w:val="0"/>
-        <w:spacing w:after="160"/>
+        <w:spacing w:after="0" w:line="360" w:lineRule="auto"/>
+        <w:ind w:firstLine="556"/>
+        <w:jc w:val="both"/>
         <w:rPr>
           <w:rFonts w:ascii="Times New Roman" w:hAnsi="Times New Roman"/>
           <w:sz w:val="24"/>
@@ -1678,7 +2480,9 @@
         </w:numPr>
         <w:suppressAutoHyphens/>
         <w:autoSpaceDN w:val="0"/>
-        <w:spacing w:after="160"/>
+        <w:spacing w:after="0" w:line="360" w:lineRule="auto"/>
+        <w:ind w:firstLine="556"/>
+        <w:jc w:val="both"/>
         <w:rPr>
           <w:rFonts w:ascii="Times New Roman" w:hAnsi="Times New Roman"/>
           <w:sz w:val="24"/>
@@ -1702,7 +2506,9 @@
         </w:numPr>
         <w:suppressAutoHyphens/>
         <w:autoSpaceDN w:val="0"/>
-        <w:spacing w:after="160"/>
+        <w:spacing w:after="0" w:line="360" w:lineRule="auto"/>
+        <w:ind w:firstLine="556"/>
+        <w:jc w:val="both"/>
         <w:rPr>
           <w:rFonts w:ascii="Times New Roman" w:hAnsi="Times New Roman"/>
           <w:sz w:val="24"/>
@@ -1726,68 +2532,64 @@
         </w:numPr>
         <w:suppressAutoHyphens/>
         <w:autoSpaceDN w:val="0"/>
-        <w:spacing w:after="160"/>
-        <w:rPr>
-          <w:rFonts w:ascii="Times New Roman" w:hAnsi="Times New Roman"/>
-          <w:sz w:val="24"/>
-          <w:szCs w:val="24"/>
-        </w:rPr>
-      </w:pPr>
-      <w:r>
-        <w:rPr>
-          <w:rFonts w:ascii="Times New Roman" w:hAnsi="Times New Roman"/>
-          <w:sz w:val="24"/>
-          <w:szCs w:val="24"/>
-        </w:rPr>
-        <w:lastRenderedPageBreak/>
+        <w:spacing w:after="0" w:line="360" w:lineRule="auto"/>
+        <w:ind w:firstLine="556"/>
+        <w:jc w:val="both"/>
+        <w:rPr>
+          <w:rFonts w:ascii="Times New Roman" w:hAnsi="Times New Roman"/>
+          <w:sz w:val="24"/>
+          <w:szCs w:val="24"/>
+        </w:rPr>
+      </w:pPr>
+      <w:r>
+        <w:rPr>
+          <w:rFonts w:ascii="Times New Roman" w:hAnsi="Times New Roman"/>
+          <w:sz w:val="24"/>
+          <w:szCs w:val="24"/>
+        </w:rPr>
         <w:t>възможност за регистрация и вход в системата.</w:t>
       </w:r>
     </w:p>
     <w:p>
       <w:pPr>
-        <w:rPr>
-          <w:rFonts w:ascii="Times New Roman" w:hAnsi="Times New Roman"/>
-          <w:b/>
-          <w:bCs/>
-          <w:sz w:val="24"/>
-          <w:szCs w:val="24"/>
-        </w:rPr>
-      </w:pPr>
-      <w:r>
-        <w:rPr>
-          <w:rFonts w:ascii="Times New Roman" w:hAnsi="Times New Roman"/>
-          <w:b/>
-          <w:bCs/>
-          <w:sz w:val="24"/>
-          <w:szCs w:val="24"/>
+        <w:spacing w:after="0" w:line="360" w:lineRule="auto"/>
+        <w:ind w:firstLine="709"/>
+        <w:jc w:val="both"/>
+        <w:rPr>
+          <w:rFonts w:ascii="Times New Roman" w:hAnsi="Times New Roman"/>
+          <w:b/>
+          <w:bCs/>
+          <w:sz w:val="28"/>
+          <w:szCs w:val="28"/>
+        </w:rPr>
+      </w:pPr>
+      <w:r>
+        <w:rPr>
+          <w:rFonts w:ascii="Times New Roman" w:hAnsi="Times New Roman"/>
+          <w:b/>
+          <w:bCs/>
+          <w:sz w:val="28"/>
+          <w:szCs w:val="28"/>
           <w:lang w:val="en-US"/>
         </w:rPr>
-        <w:t>2.</w:t>
-      </w:r>
-      <w:r>
-        <w:rPr>
-          <w:rFonts w:ascii="Times New Roman" w:hAnsi="Times New Roman"/>
-          <w:b/>
-          <w:bCs/>
-          <w:sz w:val="24"/>
-          <w:szCs w:val="24"/>
-          <w:lang w:val="en-US"/>
-        </w:rPr>
-        <w:t xml:space="preserve">1.2 </w:t>
-      </w:r>
-      <w:r>
-        <w:rPr>
-          <w:rFonts w:ascii="Times New Roman" w:hAnsi="Times New Roman"/>
-          <w:b/>
-          <w:bCs/>
-          <w:sz w:val="24"/>
-          <w:szCs w:val="24"/>
+        <w:t xml:space="preserve">2.1.2 </w:t>
+      </w:r>
+      <w:r>
+        <w:rPr>
+          <w:rFonts w:ascii="Times New Roman" w:hAnsi="Times New Roman"/>
+          <w:b/>
+          <w:bCs/>
+          <w:sz w:val="28"/>
+          <w:szCs w:val="28"/>
         </w:rPr>
         <w:t>Регистриран потребител (Клиент)</w:t>
       </w:r>
     </w:p>
     <w:p>
       <w:pPr>
+        <w:spacing w:after="0" w:line="360" w:lineRule="auto"/>
+        <w:ind w:firstLine="709"/>
+        <w:jc w:val="both"/>
         <w:rPr>
           <w:rFonts w:ascii="Times New Roman" w:hAnsi="Times New Roman"/>
           <w:sz w:val="24"/>
@@ -1811,7 +2613,9 @@
         </w:numPr>
         <w:suppressAutoHyphens/>
         <w:autoSpaceDN w:val="0"/>
-        <w:spacing w:after="160"/>
+        <w:spacing w:after="0" w:line="360" w:lineRule="auto"/>
+        <w:ind w:firstLine="556"/>
+        <w:jc w:val="both"/>
         <w:rPr>
           <w:rFonts w:ascii="Times New Roman" w:hAnsi="Times New Roman"/>
           <w:sz w:val="24"/>
@@ -1835,7 +2639,9 @@
         </w:numPr>
         <w:suppressAutoHyphens/>
         <w:autoSpaceDN w:val="0"/>
-        <w:spacing w:after="160"/>
+        <w:spacing w:after="0" w:line="360" w:lineRule="auto"/>
+        <w:ind w:firstLine="556"/>
+        <w:jc w:val="both"/>
         <w:rPr>
           <w:rFonts w:ascii="Times New Roman" w:hAnsi="Times New Roman"/>
           <w:sz w:val="24"/>
@@ -1859,7 +2665,9 @@
         </w:numPr>
         <w:suppressAutoHyphens/>
         <w:autoSpaceDN w:val="0"/>
-        <w:spacing w:after="160"/>
+        <w:spacing w:after="0" w:line="360" w:lineRule="auto"/>
+        <w:ind w:firstLine="556"/>
+        <w:jc w:val="both"/>
         <w:rPr>
           <w:rFonts w:ascii="Times New Roman" w:hAnsi="Times New Roman"/>
           <w:sz w:val="24"/>
@@ -1883,7 +2691,9 @@
         </w:numPr>
         <w:suppressAutoHyphens/>
         <w:autoSpaceDN w:val="0"/>
-        <w:spacing w:after="160"/>
+        <w:spacing w:after="0" w:line="360" w:lineRule="auto"/>
+        <w:ind w:firstLine="556"/>
+        <w:jc w:val="both"/>
         <w:rPr>
           <w:rFonts w:ascii="Times New Roman" w:hAnsi="Times New Roman"/>
           <w:sz w:val="24"/>
@@ -1907,7 +2717,9 @@
         </w:numPr>
         <w:suppressAutoHyphens/>
         <w:autoSpaceDN w:val="0"/>
-        <w:spacing w:after="160"/>
+        <w:spacing w:after="0" w:line="360" w:lineRule="auto"/>
+        <w:ind w:firstLine="556"/>
+        <w:jc w:val="both"/>
         <w:rPr>
           <w:rFonts w:ascii="Times New Roman" w:hAnsi="Times New Roman"/>
           <w:sz w:val="24"/>
@@ -1931,7 +2743,9 @@
         </w:numPr>
         <w:suppressAutoHyphens/>
         <w:autoSpaceDN w:val="0"/>
-        <w:spacing w:after="160"/>
+        <w:spacing w:after="0" w:line="360" w:lineRule="auto"/>
+        <w:ind w:firstLine="556"/>
+        <w:jc w:val="both"/>
         <w:rPr>
           <w:rFonts w:ascii="Times New Roman" w:hAnsi="Times New Roman"/>
           <w:sz w:val="24"/>
@@ -1949,60 +2763,44 @@
     </w:p>
     <w:p>
       <w:pPr>
-        <w:rPr>
-          <w:rFonts w:ascii="Times New Roman" w:hAnsi="Times New Roman"/>
-          <w:b/>
-          <w:bCs/>
-          <w:sz w:val="24"/>
-          <w:szCs w:val="24"/>
-        </w:rPr>
-      </w:pPr>
-      <w:r>
-        <w:rPr>
-          <w:rFonts w:ascii="Times New Roman" w:hAnsi="Times New Roman"/>
-          <w:b/>
-          <w:bCs/>
-          <w:sz w:val="24"/>
-          <w:szCs w:val="24"/>
+        <w:spacing w:after="0" w:line="360" w:lineRule="auto"/>
+        <w:ind w:firstLine="709"/>
+        <w:jc w:val="both"/>
+        <w:rPr>
+          <w:rFonts w:ascii="Times New Roman" w:hAnsi="Times New Roman"/>
+          <w:b/>
+          <w:bCs/>
+          <w:sz w:val="28"/>
+          <w:szCs w:val="28"/>
+        </w:rPr>
+      </w:pPr>
+      <w:r>
+        <w:rPr>
+          <w:rFonts w:ascii="Times New Roman" w:hAnsi="Times New Roman"/>
+          <w:b/>
+          <w:bCs/>
+          <w:sz w:val="28"/>
+          <w:szCs w:val="28"/>
           <w:lang w:val="en-US"/>
         </w:rPr>
-        <w:t>2.</w:t>
-      </w:r>
-      <w:r>
-        <w:rPr>
-          <w:rFonts w:ascii="Times New Roman" w:hAnsi="Times New Roman"/>
-          <w:b/>
-          <w:bCs/>
-          <w:sz w:val="24"/>
-          <w:szCs w:val="24"/>
-          <w:lang w:val="en-US"/>
-        </w:rPr>
-        <w:t>1.</w:t>
-      </w:r>
-      <w:r>
-        <w:rPr>
-          <w:rFonts w:ascii="Times New Roman" w:hAnsi="Times New Roman"/>
-          <w:b/>
-          <w:bCs/>
-          <w:sz w:val="24"/>
-          <w:szCs w:val="24"/>
-          <w:lang w:val="en-US"/>
-        </w:rPr>
-        <w:t xml:space="preserve">3 </w:t>
-      </w:r>
-      <w:r>
-        <w:rPr>
-          <w:rFonts w:ascii="Times New Roman" w:hAnsi="Times New Roman"/>
-          <w:b/>
-          <w:bCs/>
-          <w:sz w:val="24"/>
-          <w:szCs w:val="24"/>
+        <w:t xml:space="preserve">2.1.3 </w:t>
+      </w:r>
+      <w:r>
+        <w:rPr>
+          <w:rFonts w:ascii="Times New Roman" w:hAnsi="Times New Roman"/>
+          <w:b/>
+          <w:bCs/>
+          <w:sz w:val="28"/>
+          <w:szCs w:val="28"/>
         </w:rPr>
         <w:t>Администратор</w:t>
       </w:r>
     </w:p>
     <w:p>
       <w:pPr>
+        <w:spacing w:after="0" w:line="360" w:lineRule="auto"/>
+        <w:ind w:firstLine="709"/>
+        <w:jc w:val="both"/>
         <w:rPr>
           <w:rFonts w:ascii="Times New Roman" w:hAnsi="Times New Roman"/>
           <w:sz w:val="24"/>
@@ -2026,7 +2824,9 @@
         </w:numPr>
         <w:suppressAutoHyphens/>
         <w:autoSpaceDN w:val="0"/>
-        <w:spacing w:after="160"/>
+        <w:spacing w:after="0" w:line="360" w:lineRule="auto"/>
+        <w:ind w:firstLine="556"/>
+        <w:jc w:val="both"/>
         <w:rPr>
           <w:rFonts w:ascii="Times New Roman" w:hAnsi="Times New Roman"/>
           <w:sz w:val="24"/>
@@ -2050,7 +2850,9 @@
         </w:numPr>
         <w:suppressAutoHyphens/>
         <w:autoSpaceDN w:val="0"/>
-        <w:spacing w:after="160"/>
+        <w:spacing w:after="0" w:line="360" w:lineRule="auto"/>
+        <w:ind w:firstLine="556"/>
+        <w:jc w:val="both"/>
         <w:rPr>
           <w:rFonts w:ascii="Times New Roman" w:hAnsi="Times New Roman"/>
           <w:sz w:val="24"/>
@@ -2074,7 +2876,9 @@
         </w:numPr>
         <w:suppressAutoHyphens/>
         <w:autoSpaceDN w:val="0"/>
-        <w:spacing w:after="160"/>
+        <w:spacing w:after="0" w:line="360" w:lineRule="auto"/>
+        <w:ind w:firstLine="556"/>
+        <w:jc w:val="both"/>
         <w:rPr>
           <w:rFonts w:ascii="Times New Roman" w:hAnsi="Times New Roman"/>
           <w:sz w:val="24"/>
@@ -2098,7 +2902,9 @@
         </w:numPr>
         <w:suppressAutoHyphens/>
         <w:autoSpaceDN w:val="0"/>
-        <w:spacing w:after="160"/>
+        <w:spacing w:after="0" w:line="360" w:lineRule="auto"/>
+        <w:ind w:firstLine="556"/>
+        <w:jc w:val="both"/>
         <w:rPr>
           <w:rFonts w:ascii="Times New Roman" w:hAnsi="Times New Roman"/>
           <w:sz w:val="24"/>
@@ -2122,7 +2928,9 @@
         </w:numPr>
         <w:suppressAutoHyphens/>
         <w:autoSpaceDN w:val="0"/>
-        <w:spacing w:after="160"/>
+        <w:spacing w:after="0" w:line="360" w:lineRule="auto"/>
+        <w:ind w:firstLine="556"/>
+        <w:jc w:val="both"/>
         <w:rPr>
           <w:rFonts w:ascii="Times New Roman" w:hAnsi="Times New Roman"/>
           <w:sz w:val="24"/>
@@ -2140,21 +2948,24 @@
     </w:p>
     <w:p>
       <w:pPr>
-        <w:rPr>
-          <w:rFonts w:ascii="Times New Roman" w:hAnsi="Times New Roman"/>
-          <w:b/>
-          <w:bCs/>
-          <w:sz w:val="24"/>
-          <w:szCs w:val="24"/>
-        </w:rPr>
-      </w:pPr>
-      <w:r>
-        <w:rPr>
-          <w:rFonts w:ascii="Times New Roman" w:hAnsi="Times New Roman"/>
-          <w:b/>
-          <w:bCs/>
-          <w:sz w:val="24"/>
-          <w:szCs w:val="24"/>
+        <w:spacing w:after="0" w:line="360" w:lineRule="auto"/>
+        <w:ind w:firstLine="709"/>
+        <w:jc w:val="both"/>
+        <w:rPr>
+          <w:rFonts w:ascii="Times New Roman" w:hAnsi="Times New Roman"/>
+          <w:b/>
+          <w:bCs/>
+          <w:sz w:val="28"/>
+          <w:szCs w:val="28"/>
+        </w:rPr>
+      </w:pPr>
+      <w:r>
+        <w:rPr>
+          <w:rFonts w:ascii="Times New Roman" w:hAnsi="Times New Roman"/>
+          <w:b/>
+          <w:bCs/>
+          <w:sz w:val="28"/>
+          <w:szCs w:val="28"/>
         </w:rPr>
         <w:t>2.1.</w:t>
       </w:r>
@@ -2163,8 +2974,8 @@
           <w:rFonts w:ascii="Times New Roman" w:hAnsi="Times New Roman"/>
           <w:b/>
           <w:bCs/>
-          <w:sz w:val="24"/>
-          <w:szCs w:val="24"/>
+          <w:sz w:val="28"/>
+          <w:szCs w:val="28"/>
           <w:lang w:val="en-US"/>
         </w:rPr>
         <w:t>4</w:t>
@@ -2174,26 +2985,30 @@
           <w:rFonts w:ascii="Times New Roman" w:hAnsi="Times New Roman"/>
           <w:b/>
           <w:bCs/>
-          <w:sz w:val="24"/>
-          <w:szCs w:val="24"/>
+          <w:sz w:val="28"/>
+          <w:szCs w:val="28"/>
         </w:rPr>
         <w:t>. Нефункционални изисквания</w:t>
       </w:r>
     </w:p>
     <w:p>
       <w:pPr>
-        <w:rPr>
-          <w:rFonts w:ascii="Times New Roman" w:hAnsi="Times New Roman"/>
-          <w:sz w:val="24"/>
-          <w:szCs w:val="24"/>
-        </w:rPr>
-      </w:pPr>
-      <w:r>
-        <w:rPr>
-          <w:rFonts w:ascii="Times New Roman" w:hAnsi="Times New Roman"/>
-          <w:sz w:val="24"/>
-          <w:szCs w:val="24"/>
-        </w:rPr>
+        <w:spacing w:after="0" w:line="360" w:lineRule="auto"/>
+        <w:ind w:firstLine="709"/>
+        <w:jc w:val="both"/>
+        <w:rPr>
+          <w:rFonts w:ascii="Times New Roman" w:hAnsi="Times New Roman"/>
+          <w:sz w:val="24"/>
+          <w:szCs w:val="24"/>
+        </w:rPr>
+      </w:pPr>
+      <w:r>
+        <w:rPr>
+          <w:rFonts w:ascii="Times New Roman" w:hAnsi="Times New Roman"/>
+          <w:sz w:val="24"/>
+          <w:szCs w:val="24"/>
+        </w:rPr>
+        <w:lastRenderedPageBreak/>
         <w:t>Нефункционалните изисквания гарантират качеството на системата и нейното надеждно функциониране:</w:t>
       </w:r>
     </w:p>
@@ -2205,7 +3020,9 @@
         </w:numPr>
         <w:suppressAutoHyphens/>
         <w:autoSpaceDN w:val="0"/>
-        <w:spacing w:after="160"/>
+        <w:spacing w:after="0" w:line="360" w:lineRule="auto"/>
+        <w:ind w:firstLine="556"/>
+        <w:jc w:val="both"/>
         <w:rPr>
           <w:rFonts w:ascii="Times New Roman" w:hAnsi="Times New Roman"/>
           <w:sz w:val="24"/>
@@ -2229,7 +3046,9 @@
         </w:numPr>
         <w:suppressAutoHyphens/>
         <w:autoSpaceDN w:val="0"/>
-        <w:spacing w:after="160"/>
+        <w:spacing w:after="0" w:line="360" w:lineRule="auto"/>
+        <w:ind w:firstLine="556"/>
+        <w:jc w:val="both"/>
         <w:rPr>
           <w:rFonts w:ascii="Times New Roman" w:hAnsi="Times New Roman"/>
           <w:sz w:val="24"/>
@@ -2253,7 +3072,9 @@
         </w:numPr>
         <w:suppressAutoHyphens/>
         <w:autoSpaceDN w:val="0"/>
-        <w:spacing w:after="160"/>
+        <w:spacing w:after="0" w:line="360" w:lineRule="auto"/>
+        <w:ind w:firstLine="556"/>
+        <w:jc w:val="both"/>
         <w:rPr>
           <w:rFonts w:ascii="Times New Roman" w:hAnsi="Times New Roman"/>
           <w:sz w:val="24"/>
@@ -2277,7 +3098,9 @@
         </w:numPr>
         <w:suppressAutoHyphens/>
         <w:autoSpaceDN w:val="0"/>
-        <w:spacing w:after="160"/>
+        <w:spacing w:after="0" w:line="360" w:lineRule="auto"/>
+        <w:ind w:firstLine="556"/>
+        <w:jc w:val="both"/>
         <w:rPr>
           <w:rFonts w:ascii="Times New Roman" w:hAnsi="Times New Roman"/>
           <w:sz w:val="24"/>
@@ -2301,7 +3124,9 @@
         </w:numPr>
         <w:suppressAutoHyphens/>
         <w:autoSpaceDN w:val="0"/>
-        <w:spacing w:after="160"/>
+        <w:spacing w:after="0" w:line="360" w:lineRule="auto"/>
+        <w:ind w:firstLine="556"/>
+        <w:jc w:val="both"/>
         <w:rPr>
           <w:rFonts w:ascii="Times New Roman" w:hAnsi="Times New Roman"/>
           <w:sz w:val="24"/>
@@ -2325,20 +3150,56 @@
         </w:numPr>
         <w:suppressAutoHyphens/>
         <w:autoSpaceDN w:val="0"/>
-        <w:spacing w:after="160"/>
-        <w:rPr>
-          <w:rFonts w:ascii="Times New Roman" w:hAnsi="Times New Roman"/>
-          <w:sz w:val="24"/>
-          <w:szCs w:val="24"/>
-        </w:rPr>
-      </w:pPr>
-      <w:r>
-        <w:rPr>
-          <w:rFonts w:ascii="Times New Roman" w:hAnsi="Times New Roman"/>
-          <w:sz w:val="24"/>
-          <w:szCs w:val="24"/>
-        </w:rPr>
-        <w:t>Мащабируемост – възможност за добавяне на нови функционалности.</w:t>
+        <w:spacing w:after="0" w:line="360" w:lineRule="auto"/>
+        <w:ind w:firstLine="556"/>
+        <w:jc w:val="both"/>
+        <w:rPr>
+          <w:rFonts w:ascii="Times New Roman" w:hAnsi="Times New Roman"/>
+          <w:sz w:val="24"/>
+          <w:szCs w:val="24"/>
+        </w:rPr>
+      </w:pPr>
+      <w:r>
+        <w:rPr>
+          <w:rFonts w:ascii="Times New Roman" w:hAnsi="Times New Roman"/>
+          <w:sz w:val="24"/>
+          <w:szCs w:val="24"/>
+        </w:rPr>
+        <w:t>Мащабируемост–възможност</w:t>
+      </w:r>
+      <w:r>
+        <w:rPr>
+          <w:rFonts w:ascii="Times New Roman" w:hAnsi="Times New Roman"/>
+          <w:sz w:val="24"/>
+          <w:szCs w:val="24"/>
+          <w:lang w:val="en-US"/>
+        </w:rPr>
+        <w:t xml:space="preserve"> </w:t>
+      </w:r>
+      <w:r>
+        <w:rPr>
+          <w:rFonts w:ascii="Times New Roman" w:hAnsi="Times New Roman"/>
+          <w:sz w:val="24"/>
+          <w:szCs w:val="24"/>
+        </w:rPr>
+        <w:t>за</w:t>
+      </w:r>
+      <w:r>
+        <w:rPr>
+          <w:rFonts w:ascii="Times New Roman" w:hAnsi="Times New Roman"/>
+          <w:sz w:val="24"/>
+          <w:szCs w:val="24"/>
+          <w:lang w:val="en-US"/>
+        </w:rPr>
+        <w:t xml:space="preserve"> </w:t>
+      </w:r>
+      <w:r>
+        <w:rPr>
+          <w:rFonts w:ascii="Times New Roman" w:hAnsi="Times New Roman"/>
+          <w:sz w:val="24"/>
+          <w:szCs w:val="24"/>
+        </w:rPr>
+        <w:t>добавяне на нови функционалности.</w:t>
       </w:r>
     </w:p>
     <w:p>
@@ -2349,33 +3210,149 @@
         </w:numPr>
         <w:suppressAutoHyphens/>
         <w:autoSpaceDN w:val="0"/>
-        <w:spacing w:after="160"/>
-        <w:rPr>
-          <w:rFonts w:ascii="Times New Roman" w:hAnsi="Times New Roman"/>
-        </w:rPr>
-      </w:pPr>
-      <w:r>
-        <w:rPr>
-          <w:rFonts w:ascii="Times New Roman" w:hAnsi="Times New Roman"/>
+        <w:spacing w:after="0" w:line="360" w:lineRule="auto"/>
+        <w:ind w:firstLine="556"/>
+        <w:jc w:val="both"/>
+        <w:rPr>
+          <w:rFonts w:ascii="Times New Roman" w:hAnsi="Times New Roman"/>
+          <w:sz w:val="24"/>
+          <w:szCs w:val="24"/>
+        </w:rPr>
+      </w:pPr>
+      <w:r>
+        <w:rPr>
+          <w:rFonts w:ascii="Times New Roman" w:hAnsi="Times New Roman"/>
+          <w:sz w:val="24"/>
+          <w:szCs w:val="24"/>
         </w:rPr>
         <w:t>Мащабируемост – възможност за добавяне на нови функционалности.</w:t>
       </w:r>
     </w:p>
     <w:p>
       <w:pPr>
-        <w:rPr>
-          <w:rFonts w:ascii="Times New Roman" w:hAnsi="Times New Roman"/>
-          <w:b/>
-          <w:bCs/>
-          <w:sz w:val="24"/>
-          <w:szCs w:val="24"/>
-        </w:rPr>
-      </w:pPr>
-      <w:r>
-        <w:rPr>
-          <w:rFonts w:ascii="Times New Roman" w:hAnsi="Times New Roman"/>
-          <w:sz w:val="24"/>
-          <w:szCs w:val="24"/>
+        <w:spacing w:after="0" w:line="360" w:lineRule="auto"/>
+        <w:ind w:firstLine="709"/>
+        <w:jc w:val="both"/>
+        <w:rPr>
+          <w:rFonts w:ascii="Times New Roman" w:hAnsi="Times New Roman"/>
+          <w:sz w:val="24"/>
+          <w:szCs w:val="24"/>
+        </w:rPr>
+      </w:pPr>
+    </w:p>
+    <w:p>
+      <w:pPr>
+        <w:spacing w:after="0" w:line="360" w:lineRule="auto"/>
+        <w:ind w:firstLine="709"/>
+        <w:jc w:val="both"/>
+        <w:rPr>
+          <w:rFonts w:ascii="Times New Roman" w:hAnsi="Times New Roman"/>
+          <w:sz w:val="24"/>
+          <w:szCs w:val="24"/>
+        </w:rPr>
+      </w:pPr>
+    </w:p>
+    <w:p>
+      <w:pPr>
+        <w:spacing w:after="0" w:line="360" w:lineRule="auto"/>
+        <w:ind w:firstLine="709"/>
+        <w:jc w:val="both"/>
+        <w:rPr>
+          <w:rFonts w:ascii="Times New Roman" w:hAnsi="Times New Roman"/>
+          <w:sz w:val="24"/>
+          <w:szCs w:val="24"/>
+        </w:rPr>
+      </w:pPr>
+    </w:p>
+    <w:p>
+      <w:pPr>
+        <w:spacing w:after="0" w:line="360" w:lineRule="auto"/>
+        <w:ind w:firstLine="709"/>
+        <w:jc w:val="both"/>
+        <w:rPr>
+          <w:rFonts w:ascii="Times New Roman" w:hAnsi="Times New Roman"/>
+          <w:sz w:val="24"/>
+          <w:szCs w:val="24"/>
+        </w:rPr>
+      </w:pPr>
+    </w:p>
+    <w:p>
+      <w:pPr>
+        <w:spacing w:after="0" w:line="360" w:lineRule="auto"/>
+        <w:ind w:firstLine="709"/>
+        <w:jc w:val="both"/>
+        <w:rPr>
+          <w:rFonts w:ascii="Times New Roman" w:hAnsi="Times New Roman"/>
+          <w:sz w:val="24"/>
+          <w:szCs w:val="24"/>
+        </w:rPr>
+      </w:pPr>
+    </w:p>
+    <w:p>
+      <w:pPr>
+        <w:spacing w:after="0" w:line="360" w:lineRule="auto"/>
+        <w:ind w:firstLine="709"/>
+        <w:jc w:val="both"/>
+        <w:rPr>
+          <w:rFonts w:ascii="Times New Roman" w:hAnsi="Times New Roman"/>
+          <w:sz w:val="24"/>
+          <w:szCs w:val="24"/>
+        </w:rPr>
+      </w:pPr>
+    </w:p>
+    <w:p>
+      <w:pPr>
+        <w:spacing w:after="0" w:line="360" w:lineRule="auto"/>
+        <w:ind w:firstLine="709"/>
+        <w:jc w:val="both"/>
+        <w:rPr>
+          <w:rFonts w:ascii="Times New Roman" w:hAnsi="Times New Roman"/>
+          <w:sz w:val="24"/>
+          <w:szCs w:val="24"/>
+        </w:rPr>
+      </w:pPr>
+    </w:p>
+    <w:p>
+      <w:pPr>
+        <w:spacing w:after="0" w:line="360" w:lineRule="auto"/>
+        <w:ind w:firstLine="709"/>
+        <w:jc w:val="both"/>
+        <w:rPr>
+          <w:rFonts w:ascii="Times New Roman" w:hAnsi="Times New Roman"/>
+          <w:sz w:val="24"/>
+          <w:szCs w:val="24"/>
+        </w:rPr>
+      </w:pPr>
+    </w:p>
+    <w:p>
+      <w:pPr>
+        <w:spacing w:after="0" w:line="360" w:lineRule="auto"/>
+        <w:ind w:firstLine="709"/>
+        <w:jc w:val="both"/>
+        <w:rPr>
+          <w:rFonts w:ascii="Times New Roman" w:hAnsi="Times New Roman"/>
+          <w:sz w:val="24"/>
+          <w:szCs w:val="24"/>
+        </w:rPr>
+      </w:pPr>
+    </w:p>
+    <w:p>
+      <w:pPr>
+        <w:spacing w:after="0" w:line="360" w:lineRule="auto"/>
+        <w:jc w:val="both"/>
+        <w:rPr>
+          <w:rFonts w:ascii="Times New Roman" w:hAnsi="Times New Roman"/>
+          <w:b/>
+          <w:bCs/>
+          <w:sz w:val="32"/>
+          <w:szCs w:val="32"/>
+        </w:rPr>
+      </w:pPr>
+      <w:r>
+        <w:rPr>
+          <w:rFonts w:ascii="Times New Roman" w:hAnsi="Times New Roman"/>
+          <w:sz w:val="32"/>
+          <w:szCs w:val="32"/>
         </w:rPr>
         <w:t xml:space="preserve">2.2. </w:t>
       </w:r>
@@ -2384,14 +3361,17 @@
           <w:rFonts w:ascii="Times New Roman" w:hAnsi="Times New Roman"/>
           <w:b/>
           <w:bCs/>
-          <w:sz w:val="24"/>
-          <w:szCs w:val="24"/>
+          <w:sz w:val="32"/>
+          <w:szCs w:val="32"/>
         </w:rPr>
         <w:t>Проектиране на потребителските роли и Use Case диаграми</w:t>
       </w:r>
     </w:p>
     <w:p>
       <w:pPr>
+        <w:spacing w:after="0" w:line="360" w:lineRule="auto"/>
+        <w:ind w:firstLine="709"/>
+        <w:jc w:val="both"/>
         <w:rPr>
           <w:rFonts w:ascii="Times New Roman" w:hAnsi="Times New Roman"/>
           <w:b/>
@@ -2409,7 +3389,7 @@
           <w:noProof/>
           <w:sz w:val="24"/>
           <w:szCs w:val="24"/>
-          <w:lang w:val="en-US"/>
+          <w:lang w:eastAsia="bg-BG"/>
         </w:rPr>
         <w:lastRenderedPageBreak/>
         <w:drawing>
@@ -2428,7 +3408,7 @@
                     <pic:cNvPicPr/>
                   </pic:nvPicPr>
                   <pic:blipFill>
-                    <a:blip r:embed="rId8">
+                    <a:blip r:embed="rId10">
                       <a:extLst>
                         <a:ext uri="{28A0092B-C50C-407E-A947-70E740481C1C}">
                           <a14:useLocalDpi xmlns:a14="http://schemas.microsoft.com/office/drawing/2010/main" val="0"/>
@@ -2457,16 +3437,55 @@
     </w:p>
     <w:p>
       <w:pPr>
+        <w:spacing w:after="0" w:line="360" w:lineRule="auto"/>
+        <w:ind w:firstLine="709"/>
+        <w:jc w:val="both"/>
+        <w:rPr>
+          <w:rFonts w:ascii="Times New Roman" w:hAnsi="Times New Roman"/>
+          <w:sz w:val="24"/>
+          <w:szCs w:val="24"/>
+        </w:rPr>
+      </w:pPr>
+      <w:r>
+        <w:rPr>
+          <w:rFonts w:ascii="Times New Roman" w:hAnsi="Times New Roman"/>
+          <w:b/>
+          <w:sz w:val="24"/>
+          <w:szCs w:val="24"/>
+        </w:rPr>
+        <w:t>Фиг.1</w:t>
+      </w:r>
+      <w:r>
+        <w:rPr>
+          <w:rFonts w:ascii="Times New Roman" w:hAnsi="Times New Roman"/>
+          <w:sz w:val="24"/>
+          <w:szCs w:val="24"/>
+        </w:rPr>
+        <w:t xml:space="preserve"> </w:t>
+      </w:r>
+      <w:r>
         <w:rPr>
           <w:rFonts w:ascii="Times New Roman" w:hAnsi="Times New Roman"/>
           <w:sz w:val="24"/>
           <w:szCs w:val="24"/>
           <w:lang w:val="en-US"/>
         </w:rPr>
-      </w:pPr>
-    </w:p>
-    <w:p>
-      <w:pPr>
+        <w:t xml:space="preserve">Use-Case </w:t>
+      </w:r>
+      <w:r>
+        <w:rPr>
+          <w:rFonts w:ascii="Times New Roman" w:hAnsi="Times New Roman"/>
+          <w:sz w:val="24"/>
+          <w:szCs w:val="24"/>
+        </w:rPr>
+        <w:t>Диаграма</w:t>
+      </w:r>
+    </w:p>
+    <w:p>
+      <w:pPr>
+        <w:spacing w:after="0" w:line="360" w:lineRule="auto"/>
+        <w:ind w:firstLine="709"/>
+        <w:jc w:val="both"/>
         <w:rPr>
           <w:rFonts w:ascii="Times New Roman" w:hAnsi="Times New Roman"/>
           <w:sz w:val="24"/>
@@ -2477,19 +3496,22 @@
     </w:p>
     <w:p>
       <w:pPr>
-        <w:rPr>
-          <w:rFonts w:ascii="Times New Roman" w:hAnsi="Times New Roman"/>
-          <w:b/>
-          <w:bCs/>
-          <w:sz w:val="24"/>
-          <w:szCs w:val="24"/>
-        </w:rPr>
-      </w:pPr>
-      <w:r>
-        <w:rPr>
-          <w:rFonts w:ascii="Times New Roman" w:hAnsi="Times New Roman"/>
-          <w:sz w:val="24"/>
-          <w:szCs w:val="24"/>
+        <w:spacing w:after="0" w:line="360" w:lineRule="auto"/>
+        <w:ind w:firstLine="709"/>
+        <w:jc w:val="both"/>
+        <w:rPr>
+          <w:rFonts w:ascii="Times New Roman" w:hAnsi="Times New Roman"/>
+          <w:b/>
+          <w:bCs/>
+          <w:sz w:val="28"/>
+          <w:szCs w:val="28"/>
+        </w:rPr>
+      </w:pPr>
+      <w:r>
+        <w:rPr>
+          <w:rFonts w:ascii="Times New Roman" w:hAnsi="Times New Roman"/>
+          <w:sz w:val="28"/>
+          <w:szCs w:val="28"/>
         </w:rPr>
         <w:t xml:space="preserve">2.2.1. </w:t>
       </w:r>
@@ -2498,14 +3520,17 @@
           <w:rFonts w:ascii="Times New Roman" w:hAnsi="Times New Roman"/>
           <w:b/>
           <w:bCs/>
-          <w:sz w:val="24"/>
-          <w:szCs w:val="24"/>
+          <w:sz w:val="28"/>
+          <w:szCs w:val="28"/>
         </w:rPr>
         <w:t>Дефиниране на потребителските роли</w:t>
       </w:r>
     </w:p>
     <w:p>
       <w:pPr>
+        <w:spacing w:after="0" w:line="360" w:lineRule="auto"/>
+        <w:ind w:firstLine="709"/>
+        <w:jc w:val="both"/>
         <w:rPr>
           <w:rFonts w:ascii="Times New Roman" w:hAnsi="Times New Roman"/>
           <w:sz w:val="24"/>
@@ -2523,6 +3548,9 @@
     </w:p>
     <w:p>
       <w:pPr>
+        <w:spacing w:after="0" w:line="360" w:lineRule="auto"/>
+        <w:ind w:firstLine="709"/>
+        <w:jc w:val="both"/>
         <w:rPr>
           <w:rFonts w:ascii="Times New Roman" w:hAnsi="Times New Roman"/>
           <w:sz w:val="24"/>
@@ -2550,6 +3578,9 @@
     </w:p>
     <w:p>
       <w:pPr>
+        <w:spacing w:after="0" w:line="360" w:lineRule="auto"/>
+        <w:ind w:firstLine="709"/>
+        <w:jc w:val="both"/>
         <w:rPr>
           <w:rFonts w:ascii="Times New Roman" w:hAnsi="Times New Roman"/>
           <w:sz w:val="24"/>
@@ -2577,6 +3608,9 @@
     </w:p>
     <w:p>
       <w:pPr>
+        <w:spacing w:after="0" w:line="360" w:lineRule="auto"/>
+        <w:ind w:firstLine="709"/>
+        <w:jc w:val="both"/>
         <w:rPr>
           <w:rFonts w:ascii="Times New Roman" w:hAnsi="Times New Roman"/>
           <w:sz w:val="24"/>
@@ -2604,6 +3638,9 @@
     </w:p>
     <w:p>
       <w:pPr>
+        <w:spacing w:after="0" w:line="360" w:lineRule="auto"/>
+        <w:ind w:firstLine="709"/>
+        <w:jc w:val="both"/>
         <w:rPr>
           <w:rFonts w:ascii="Times New Roman" w:hAnsi="Times New Roman"/>
           <w:sz w:val="24"/>
@@ -2621,19 +3658,34 @@
     </w:p>
     <w:p>
       <w:pPr>
-        <w:rPr>
-          <w:rFonts w:ascii="Times New Roman" w:hAnsi="Times New Roman"/>
-          <w:b/>
-          <w:bCs/>
-          <w:sz w:val="24"/>
-          <w:szCs w:val="24"/>
-        </w:rPr>
-      </w:pPr>
-      <w:r>
-        <w:rPr>
-          <w:rFonts w:ascii="Times New Roman" w:hAnsi="Times New Roman"/>
-          <w:sz w:val="24"/>
-          <w:szCs w:val="24"/>
+        <w:spacing w:after="0" w:line="360" w:lineRule="auto"/>
+        <w:ind w:firstLine="709"/>
+        <w:jc w:val="both"/>
+        <w:rPr>
+          <w:rFonts w:ascii="Times New Roman" w:hAnsi="Times New Roman"/>
+          <w:sz w:val="24"/>
+          <w:szCs w:val="24"/>
+        </w:rPr>
+      </w:pPr>
+    </w:p>
+    <w:p>
+      <w:pPr>
+        <w:spacing w:after="0" w:line="360" w:lineRule="auto"/>
+        <w:ind w:firstLine="709"/>
+        <w:jc w:val="both"/>
+        <w:rPr>
+          <w:rFonts w:ascii="Times New Roman" w:hAnsi="Times New Roman"/>
+          <w:b/>
+          <w:bCs/>
+          <w:sz w:val="28"/>
+          <w:szCs w:val="28"/>
+        </w:rPr>
+      </w:pPr>
+      <w:r>
+        <w:rPr>
+          <w:rFonts w:ascii="Times New Roman" w:hAnsi="Times New Roman"/>
+          <w:sz w:val="28"/>
+          <w:szCs w:val="28"/>
         </w:rPr>
         <w:t xml:space="preserve">2.2.2. </w:t>
       </w:r>
@@ -2642,8 +3694,8 @@
           <w:rFonts w:ascii="Times New Roman" w:hAnsi="Times New Roman"/>
           <w:b/>
           <w:bCs/>
-          <w:sz w:val="24"/>
-          <w:szCs w:val="24"/>
+          <w:sz w:val="28"/>
+          <w:szCs w:val="28"/>
         </w:rPr>
         <w:t xml:space="preserve">Описание </w:t>
       </w:r>
@@ -2657,7 +3709,9 @@
           <w:right w:val="nil"/>
           <w:between w:val="nil"/>
         </w:pBdr>
-        <w:spacing w:before="120" w:line="360" w:lineRule="auto"/>
+        <w:spacing w:after="0" w:line="360" w:lineRule="auto"/>
+        <w:ind w:firstLine="709"/>
+        <w:jc w:val="both"/>
         <w:rPr>
           <w:rFonts w:ascii="Times New Roman" w:hAnsi="Times New Roman"/>
           <w:sz w:val="24"/>
@@ -2701,7 +3755,9 @@
           <w:right w:val="nil"/>
           <w:between w:val="nil"/>
         </w:pBdr>
-        <w:spacing w:before="120" w:line="360" w:lineRule="auto"/>
+        <w:spacing w:after="0" w:line="360" w:lineRule="auto"/>
+        <w:ind w:firstLine="709"/>
+        <w:jc w:val="both"/>
         <w:rPr>
           <w:rFonts w:ascii="Times New Roman" w:hAnsi="Times New Roman"/>
           <w:sz w:val="24"/>
@@ -2798,7 +3854,9 @@
           <w:right w:val="nil"/>
           <w:between w:val="nil"/>
         </w:pBdr>
-        <w:spacing w:before="120" w:line="360" w:lineRule="auto"/>
+        <w:spacing w:after="0" w:line="360" w:lineRule="auto"/>
+        <w:ind w:firstLine="709"/>
+        <w:jc w:val="both"/>
         <w:rPr>
           <w:rFonts w:ascii="Times New Roman" w:hAnsi="Times New Roman"/>
           <w:sz w:val="24"/>
@@ -2841,7 +3899,9 @@
           <w:right w:val="nil"/>
           <w:between w:val="nil"/>
         </w:pBdr>
-        <w:spacing w:before="120" w:line="360" w:lineRule="auto"/>
+        <w:spacing w:after="0" w:line="360" w:lineRule="auto"/>
+        <w:ind w:firstLine="709"/>
+        <w:jc w:val="both"/>
         <w:rPr>
           <w:rFonts w:ascii="Times New Roman" w:hAnsi="Times New Roman"/>
           <w:sz w:val="24"/>
@@ -2902,7 +3962,9 @@
           <w:right w:val="nil"/>
           <w:between w:val="nil"/>
         </w:pBdr>
-        <w:spacing w:before="120" w:line="360" w:lineRule="auto"/>
+        <w:spacing w:after="0" w:line="360" w:lineRule="auto"/>
+        <w:ind w:firstLine="709"/>
+        <w:jc w:val="both"/>
         <w:rPr>
           <w:rFonts w:ascii="Times New Roman" w:hAnsi="Times New Roman"/>
           <w:sz w:val="24"/>
@@ -2927,7 +3989,9 @@
           <w:right w:val="nil"/>
           <w:between w:val="nil"/>
         </w:pBdr>
-        <w:spacing w:before="120" w:line="360" w:lineRule="auto"/>
+        <w:spacing w:after="0" w:line="360" w:lineRule="auto"/>
+        <w:ind w:firstLine="709"/>
+        <w:jc w:val="both"/>
         <w:rPr>
           <w:rFonts w:ascii="Times New Roman" w:eastAsia="Tahoma" w:hAnsi="Times New Roman"/>
           <w:b/>
@@ -2966,8 +4030,9 @@
           <w:right w:val="nil"/>
           <w:between w:val="nil"/>
         </w:pBdr>
-        <w:spacing w:before="120" w:line="360" w:lineRule="auto"/>
-        <w:ind w:firstLine="567"/>
+        <w:spacing w:after="0" w:line="360" w:lineRule="auto"/>
+        <w:ind w:firstLine="709"/>
+        <w:jc w:val="both"/>
         <w:rPr>
           <w:rFonts w:ascii="Times New Roman" w:eastAsia="Tahoma" w:hAnsi="Times New Roman"/>
           <w:bCs/>
@@ -2996,7 +4061,8 @@
           <w:right w:val="nil"/>
           <w:between w:val="nil"/>
         </w:pBdr>
-        <w:spacing w:before="120" w:line="360" w:lineRule="auto"/>
+        <w:spacing w:after="0" w:line="360" w:lineRule="auto"/>
+        <w:ind w:firstLine="709"/>
         <w:jc w:val="both"/>
         <w:rPr>
           <w:rFonts w:ascii="Times New Roman" w:eastAsia="Tahoma" w:hAnsi="Times New Roman"/>
@@ -3014,8 +4080,8 @@
           <w:noProof/>
           <w:sz w:val="24"/>
           <w:szCs w:val="24"/>
-        </w:rPr>
-        <w:lastRenderedPageBreak/>
+          <w:lang w:eastAsia="bg-BG"/>
+        </w:rPr>
         <w:drawing>
           <wp:inline distT="0" distB="0" distL="0" distR="0" wp14:anchorId="0CFEE71B" wp14:editId="16C30C21">
             <wp:extent cx="4114800" cy="4176719"/>
@@ -3034,7 +4100,7 @@
                     </pic:cNvPicPr>
                   </pic:nvPicPr>
                   <pic:blipFill>
-                    <a:blip r:embed="rId9" cstate="print">
+                    <a:blip r:embed="rId11" cstate="print">
                       <a:extLst>
                         <a:ext uri="{28A0092B-C50C-407E-A947-70E740481C1C}">
                           <a14:useLocalDpi xmlns:a14="http://schemas.microsoft.com/office/drawing/2010/main" val="0"/>
@@ -3075,24 +4141,26 @@
           <w:right w:val="nil"/>
           <w:between w:val="nil"/>
         </w:pBdr>
-        <w:spacing w:before="120" w:line="360" w:lineRule="auto"/>
-        <w:jc w:val="both"/>
-        <w:rPr>
-          <w:rFonts w:ascii="Times New Roman" w:eastAsia="Tahoma" w:hAnsi="Times New Roman"/>
-          <w:b/>
-          <w:color w:val="000000"/>
-          <w:sz w:val="24"/>
-          <w:szCs w:val="24"/>
-        </w:rPr>
-      </w:pPr>
-      <w:r>
-        <w:rPr>
-          <w:rFonts w:ascii="Times New Roman" w:eastAsia="Tahoma" w:hAnsi="Times New Roman"/>
-          <w:b/>
-          <w:color w:val="000000"/>
-          <w:sz w:val="24"/>
-          <w:szCs w:val="24"/>
-        </w:rPr>
+        <w:spacing w:after="0" w:line="360" w:lineRule="auto"/>
+        <w:ind w:firstLine="709"/>
+        <w:jc w:val="both"/>
+        <w:rPr>
+          <w:rFonts w:ascii="Times New Roman" w:eastAsia="Tahoma" w:hAnsi="Times New Roman"/>
+          <w:b/>
+          <w:color w:val="000000"/>
+          <w:sz w:val="24"/>
+          <w:szCs w:val="24"/>
+        </w:rPr>
+      </w:pPr>
+      <w:r>
+        <w:rPr>
+          <w:rFonts w:ascii="Times New Roman" w:eastAsia="Tahoma" w:hAnsi="Times New Roman"/>
+          <w:b/>
+          <w:color w:val="000000"/>
+          <w:sz w:val="24"/>
+          <w:szCs w:val="24"/>
+        </w:rPr>
+        <w:lastRenderedPageBreak/>
         <w:t>Фигура.1</w:t>
       </w:r>
     </w:p>
@@ -3105,8 +4173,9 @@
           <w:right w:val="nil"/>
           <w:between w:val="nil"/>
         </w:pBdr>
-        <w:spacing w:before="120" w:line="360" w:lineRule="auto"/>
-        <w:ind w:firstLine="567"/>
+        <w:spacing w:after="0" w:line="360" w:lineRule="auto"/>
+        <w:ind w:firstLine="709"/>
+        <w:jc w:val="both"/>
         <w:rPr>
           <w:rFonts w:ascii="Times New Roman" w:eastAsia="Tahoma" w:hAnsi="Times New Roman"/>
           <w:b/>
@@ -3137,8 +4206,9 @@
           <w:right w:val="nil"/>
           <w:between w:val="nil"/>
         </w:pBdr>
-        <w:spacing w:before="120" w:line="360" w:lineRule="auto"/>
-        <w:ind w:firstLine="567"/>
+        <w:spacing w:after="0" w:line="360" w:lineRule="auto"/>
+        <w:ind w:firstLine="709"/>
+        <w:jc w:val="both"/>
         <w:rPr>
           <w:rFonts w:ascii="Times New Roman" w:eastAsia="Tahoma" w:hAnsi="Times New Roman"/>
           <w:bCs/>
@@ -3167,8 +4237,9 @@
           <w:right w:val="nil"/>
           <w:between w:val="nil"/>
         </w:pBdr>
-        <w:spacing w:before="120" w:line="360" w:lineRule="auto"/>
-        <w:ind w:firstLine="567"/>
+        <w:spacing w:after="0" w:line="360" w:lineRule="auto"/>
+        <w:ind w:firstLine="709"/>
+        <w:jc w:val="both"/>
         <w:rPr>
           <w:rFonts w:ascii="Times New Roman" w:eastAsia="Tahoma" w:hAnsi="Times New Roman"/>
           <w:bCs/>
@@ -3201,7 +4272,9 @@
           <w:right w:val="nil"/>
           <w:between w:val="nil"/>
         </w:pBdr>
-        <w:spacing w:before="120" w:line="360" w:lineRule="auto"/>
+        <w:spacing w:after="0" w:line="360" w:lineRule="auto"/>
+        <w:ind w:firstLine="556"/>
+        <w:jc w:val="both"/>
         <w:rPr>
           <w:rFonts w:ascii="Times New Roman" w:eastAsia="Tahoma" w:hAnsi="Times New Roman"/>
           <w:bCs/>
@@ -3245,7 +4318,9 @@
           <w:right w:val="nil"/>
           <w:between w:val="nil"/>
         </w:pBdr>
-        <w:spacing w:before="120" w:line="360" w:lineRule="auto"/>
+        <w:spacing w:after="0" w:line="360" w:lineRule="auto"/>
+        <w:ind w:firstLine="556"/>
+        <w:jc w:val="both"/>
         <w:rPr>
           <w:rFonts w:ascii="Times New Roman" w:eastAsia="Tahoma" w:hAnsi="Times New Roman"/>
           <w:bCs/>
@@ -3289,7 +4364,9 @@
           <w:right w:val="nil"/>
           <w:between w:val="nil"/>
         </w:pBdr>
-        <w:spacing w:before="120" w:line="360" w:lineRule="auto"/>
+        <w:spacing w:after="0" w:line="360" w:lineRule="auto"/>
+        <w:ind w:firstLine="556"/>
+        <w:jc w:val="both"/>
         <w:rPr>
           <w:rFonts w:ascii="Times New Roman" w:eastAsia="Tahoma" w:hAnsi="Times New Roman"/>
           <w:bCs/>
@@ -3333,7 +4410,9 @@
           <w:right w:val="nil"/>
           <w:between w:val="nil"/>
         </w:pBdr>
-        <w:spacing w:before="120" w:line="360" w:lineRule="auto"/>
+        <w:spacing w:after="0" w:line="360" w:lineRule="auto"/>
+        <w:ind w:firstLine="556"/>
+        <w:jc w:val="both"/>
         <w:rPr>
           <w:rFonts w:ascii="Times New Roman" w:eastAsia="Tahoma" w:hAnsi="Times New Roman"/>
           <w:bCs/>
@@ -3373,8 +4452,9 @@
           <w:right w:val="nil"/>
           <w:between w:val="nil"/>
         </w:pBdr>
-        <w:spacing w:before="120" w:line="360" w:lineRule="auto"/>
-        <w:ind w:firstLine="567"/>
+        <w:spacing w:after="0" w:line="360" w:lineRule="auto"/>
+        <w:ind w:firstLine="709"/>
+        <w:jc w:val="both"/>
         <w:rPr>
           <w:rFonts w:ascii="Times New Roman" w:eastAsia="Tahoma" w:hAnsi="Times New Roman"/>
           <w:bCs/>
@@ -3407,7 +4487,9 @@
           <w:right w:val="nil"/>
           <w:between w:val="nil"/>
         </w:pBdr>
-        <w:spacing w:before="120" w:line="360" w:lineRule="auto"/>
+        <w:spacing w:after="0" w:line="360" w:lineRule="auto"/>
+        <w:ind w:firstLine="556"/>
+        <w:jc w:val="both"/>
         <w:rPr>
           <w:rFonts w:ascii="Times New Roman" w:eastAsia="Tahoma" w:hAnsi="Times New Roman"/>
           <w:bCs/>
@@ -3440,24 +4522,25 @@
           <w:right w:val="nil"/>
           <w:between w:val="nil"/>
         </w:pBdr>
-        <w:spacing w:before="120" w:line="360" w:lineRule="auto"/>
-        <w:rPr>
-          <w:rFonts w:ascii="Times New Roman" w:eastAsia="Tahoma" w:hAnsi="Times New Roman"/>
-          <w:bCs/>
-          <w:color w:val="000000"/>
-          <w:sz w:val="24"/>
-          <w:szCs w:val="24"/>
-        </w:rPr>
-      </w:pPr>
-      <w:r>
-        <w:rPr>
-          <w:rFonts w:ascii="Times New Roman" w:eastAsia="Tahoma" w:hAnsi="Times New Roman"/>
-          <w:bCs/>
-          <w:color w:val="000000"/>
-          <w:sz w:val="24"/>
-          <w:szCs w:val="24"/>
-        </w:rPr>
-        <w:lastRenderedPageBreak/>
+        <w:spacing w:after="0" w:line="360" w:lineRule="auto"/>
+        <w:ind w:firstLine="556"/>
+        <w:jc w:val="both"/>
+        <w:rPr>
+          <w:rFonts w:ascii="Times New Roman" w:eastAsia="Tahoma" w:hAnsi="Times New Roman"/>
+          <w:bCs/>
+          <w:color w:val="000000"/>
+          <w:sz w:val="24"/>
+          <w:szCs w:val="24"/>
+        </w:rPr>
+      </w:pPr>
+      <w:r>
+        <w:rPr>
+          <w:rFonts w:ascii="Times New Roman" w:eastAsia="Tahoma" w:hAnsi="Times New Roman"/>
+          <w:bCs/>
+          <w:color w:val="000000"/>
+          <w:sz w:val="24"/>
+          <w:szCs w:val="24"/>
+        </w:rPr>
         <w:t>поле за търсене в сайта;</w:t>
       </w:r>
     </w:p>
@@ -3474,7 +4557,9 @@
           <w:right w:val="nil"/>
           <w:between w:val="nil"/>
         </w:pBdr>
-        <w:spacing w:before="120" w:line="360" w:lineRule="auto"/>
+        <w:spacing w:after="0" w:line="360" w:lineRule="auto"/>
+        <w:ind w:firstLine="556"/>
+        <w:jc w:val="both"/>
         <w:rPr>
           <w:rFonts w:ascii="Times New Roman" w:eastAsia="Tahoma" w:hAnsi="Times New Roman"/>
           <w:bCs/>
@@ -3503,7 +4588,9 @@
           <w:right w:val="nil"/>
           <w:between w:val="nil"/>
         </w:pBdr>
-        <w:spacing w:before="120" w:line="360" w:lineRule="auto"/>
+        <w:spacing w:after="0" w:line="360" w:lineRule="auto"/>
+        <w:ind w:firstLine="709"/>
+        <w:jc w:val="both"/>
         <w:rPr>
           <w:rFonts w:ascii="Times New Roman" w:eastAsia="Tahoma" w:hAnsi="Times New Roman"/>
           <w:bCs/>
@@ -3532,7 +4619,9 @@
           <w:right w:val="nil"/>
           <w:between w:val="nil"/>
         </w:pBdr>
-        <w:spacing w:before="120" w:line="360" w:lineRule="auto"/>
+        <w:spacing w:after="0" w:line="360" w:lineRule="auto"/>
+        <w:ind w:firstLine="709"/>
+        <w:jc w:val="both"/>
         <w:rPr>
           <w:rFonts w:ascii="Times New Roman" w:eastAsia="Tahoma" w:hAnsi="Times New Roman"/>
           <w:b/>
@@ -3563,7 +4652,9 @@
           <w:right w:val="nil"/>
           <w:between w:val="nil"/>
         </w:pBdr>
-        <w:spacing w:before="120" w:line="360" w:lineRule="auto"/>
+        <w:spacing w:after="0" w:line="360" w:lineRule="auto"/>
+        <w:ind w:firstLine="709"/>
+        <w:jc w:val="both"/>
         <w:rPr>
           <w:rFonts w:ascii="Times New Roman" w:eastAsia="Tahoma" w:hAnsi="Times New Roman"/>
           <w:bCs/>
@@ -3592,7 +4683,9 @@
           <w:right w:val="nil"/>
           <w:between w:val="nil"/>
         </w:pBdr>
-        <w:spacing w:before="120" w:line="360" w:lineRule="auto"/>
+        <w:spacing w:after="0" w:line="360" w:lineRule="auto"/>
+        <w:ind w:firstLine="709"/>
+        <w:jc w:val="both"/>
         <w:rPr>
           <w:rFonts w:ascii="Times New Roman" w:eastAsia="Tahoma" w:hAnsi="Times New Roman"/>
           <w:bCs/>
@@ -3621,7 +4714,9 @@
           <w:right w:val="nil"/>
           <w:between w:val="nil"/>
         </w:pBdr>
-        <w:spacing w:before="120" w:line="360" w:lineRule="auto"/>
+        <w:spacing w:after="0" w:line="360" w:lineRule="auto"/>
+        <w:ind w:firstLine="709"/>
+        <w:jc w:val="both"/>
         <w:rPr>
           <w:rFonts w:ascii="Times New Roman" w:eastAsia="Tahoma" w:hAnsi="Times New Roman"/>
           <w:b/>
@@ -3652,7 +4747,9 @@
           <w:right w:val="nil"/>
           <w:between w:val="nil"/>
         </w:pBdr>
-        <w:spacing w:before="120" w:line="360" w:lineRule="auto"/>
+        <w:spacing w:after="0" w:line="360" w:lineRule="auto"/>
+        <w:ind w:firstLine="709"/>
+        <w:jc w:val="both"/>
         <w:rPr>
           <w:rFonts w:ascii="Times New Roman" w:eastAsia="Tahoma" w:hAnsi="Times New Roman"/>
           <w:bCs/>
@@ -3681,8 +4778,9 @@
           <w:right w:val="nil"/>
           <w:between w:val="nil"/>
         </w:pBdr>
-        <w:spacing w:before="120" w:line="360" w:lineRule="auto"/>
-        <w:ind w:firstLine="567"/>
+        <w:spacing w:after="0" w:line="360" w:lineRule="auto"/>
+        <w:ind w:firstLine="709"/>
+        <w:jc w:val="both"/>
         <w:rPr>
           <w:rFonts w:ascii="Times New Roman" w:eastAsia="Tahoma" w:hAnsi="Times New Roman"/>
           <w:bCs/>
@@ -3715,7 +4813,9 @@
           <w:right w:val="nil"/>
           <w:between w:val="nil"/>
         </w:pBdr>
-        <w:spacing w:before="120" w:line="360" w:lineRule="auto"/>
+        <w:spacing w:after="0" w:line="360" w:lineRule="auto"/>
+        <w:ind w:firstLine="414"/>
+        <w:jc w:val="both"/>
         <w:rPr>
           <w:rFonts w:ascii="Times New Roman" w:eastAsia="Tahoma" w:hAnsi="Times New Roman"/>
           <w:bCs/>
@@ -3748,7 +4848,9 @@
           <w:right w:val="nil"/>
           <w:between w:val="nil"/>
         </w:pBdr>
-        <w:spacing w:before="120" w:line="360" w:lineRule="auto"/>
+        <w:spacing w:after="0" w:line="360" w:lineRule="auto"/>
+        <w:ind w:firstLine="414"/>
+        <w:jc w:val="both"/>
         <w:rPr>
           <w:rFonts w:ascii="Times New Roman" w:eastAsia="Tahoma" w:hAnsi="Times New Roman"/>
           <w:bCs/>
@@ -3781,7 +4883,9 @@
           <w:right w:val="nil"/>
           <w:between w:val="nil"/>
         </w:pBdr>
-        <w:spacing w:before="120" w:line="360" w:lineRule="auto"/>
+        <w:spacing w:after="0" w:line="360" w:lineRule="auto"/>
+        <w:ind w:firstLine="414"/>
+        <w:jc w:val="both"/>
         <w:rPr>
           <w:rFonts w:ascii="Times New Roman" w:eastAsia="Tahoma" w:hAnsi="Times New Roman"/>
           <w:bCs/>
@@ -3814,7 +4918,9 @@
           <w:right w:val="nil"/>
           <w:between w:val="nil"/>
         </w:pBdr>
-        <w:spacing w:before="120" w:line="360" w:lineRule="auto"/>
+        <w:spacing w:after="0" w:line="360" w:lineRule="auto"/>
+        <w:ind w:firstLine="414"/>
+        <w:jc w:val="both"/>
         <w:rPr>
           <w:rFonts w:ascii="Times New Roman" w:eastAsia="Tahoma" w:hAnsi="Times New Roman"/>
           <w:bCs/>
@@ -3843,7 +4949,9 @@
           <w:right w:val="nil"/>
           <w:between w:val="nil"/>
         </w:pBdr>
-        <w:spacing w:before="120" w:line="360" w:lineRule="auto"/>
+        <w:spacing w:after="0" w:line="360" w:lineRule="auto"/>
+        <w:ind w:firstLine="709"/>
+        <w:jc w:val="both"/>
         <w:rPr>
           <w:rFonts w:ascii="Times New Roman" w:eastAsia="Tahoma" w:hAnsi="Times New Roman"/>
           <w:bCs/>
@@ -3872,25 +4980,28 @@
           <w:right w:val="nil"/>
           <w:between w:val="nil"/>
         </w:pBdr>
-        <w:spacing w:before="120" w:line="360" w:lineRule="auto"/>
-        <w:rPr>
-          <w:rFonts w:ascii="Times New Roman" w:eastAsia="Tahoma" w:hAnsi="Times New Roman"/>
-          <w:b/>
-          <w:bCs/>
-          <w:color w:val="000000"/>
-          <w:sz w:val="24"/>
-          <w:szCs w:val="24"/>
-        </w:rPr>
-      </w:pPr>
-      <w:r>
-        <w:rPr>
-          <w:rFonts w:ascii="Times New Roman" w:eastAsia="Tahoma" w:hAnsi="Times New Roman"/>
-          <w:b/>
-          <w:bCs/>
-          <w:color w:val="000000"/>
-          <w:sz w:val="24"/>
-          <w:szCs w:val="24"/>
-        </w:rPr>
+        <w:spacing w:after="0" w:line="360" w:lineRule="auto"/>
+        <w:ind w:firstLine="709"/>
+        <w:jc w:val="both"/>
+        <w:rPr>
+          <w:rFonts w:ascii="Times New Roman" w:eastAsia="Tahoma" w:hAnsi="Times New Roman"/>
+          <w:b/>
+          <w:bCs/>
+          <w:color w:val="000000"/>
+          <w:sz w:val="24"/>
+          <w:szCs w:val="24"/>
+        </w:rPr>
+      </w:pPr>
+      <w:r>
+        <w:rPr>
+          <w:rFonts w:ascii="Times New Roman" w:eastAsia="Tahoma" w:hAnsi="Times New Roman"/>
+          <w:b/>
+          <w:bCs/>
+          <w:color w:val="000000"/>
+          <w:sz w:val="24"/>
+          <w:szCs w:val="24"/>
+        </w:rPr>
+        <w:lastRenderedPageBreak/>
         <w:t>Долна част на страницата (Footer)</w:t>
       </w:r>
     </w:p>
@@ -3903,7 +5014,9 @@
           <w:right w:val="nil"/>
           <w:between w:val="nil"/>
         </w:pBdr>
-        <w:spacing w:before="120" w:line="360" w:lineRule="auto"/>
+        <w:spacing w:after="0" w:line="360" w:lineRule="auto"/>
+        <w:ind w:firstLine="709"/>
+        <w:jc w:val="both"/>
         <w:rPr>
           <w:rFonts w:ascii="Times New Roman" w:eastAsia="Tahoma" w:hAnsi="Times New Roman"/>
           <w:bCs/>
@@ -3932,24 +5045,25 @@
           <w:right w:val="nil"/>
           <w:between w:val="nil"/>
         </w:pBdr>
-        <w:spacing w:before="120" w:line="360" w:lineRule="auto"/>
-        <w:rPr>
-          <w:rFonts w:ascii="Times New Roman" w:eastAsia="Tahoma" w:hAnsi="Times New Roman"/>
-          <w:bCs/>
-          <w:color w:val="000000"/>
-          <w:sz w:val="24"/>
-          <w:szCs w:val="24"/>
-        </w:rPr>
-      </w:pPr>
-      <w:r>
-        <w:rPr>
-          <w:rFonts w:ascii="Times New Roman" w:eastAsia="Tahoma" w:hAnsi="Times New Roman"/>
-          <w:bCs/>
-          <w:color w:val="000000"/>
-          <w:sz w:val="24"/>
-          <w:szCs w:val="24"/>
-        </w:rPr>
-        <w:lastRenderedPageBreak/>
+        <w:spacing w:after="0" w:line="360" w:lineRule="auto"/>
+        <w:ind w:firstLine="709"/>
+        <w:jc w:val="both"/>
+        <w:rPr>
+          <w:rFonts w:ascii="Times New Roman" w:eastAsia="Tahoma" w:hAnsi="Times New Roman"/>
+          <w:bCs/>
+          <w:color w:val="000000"/>
+          <w:sz w:val="24"/>
+          <w:szCs w:val="24"/>
+        </w:rPr>
+      </w:pPr>
+      <w:r>
+        <w:rPr>
+          <w:rFonts w:ascii="Times New Roman" w:eastAsia="Tahoma" w:hAnsi="Times New Roman"/>
+          <w:bCs/>
+          <w:color w:val="000000"/>
+          <w:sz w:val="24"/>
+          <w:szCs w:val="24"/>
+        </w:rPr>
         <w:t>Футърът служи като вторично навигационно меню и позволява на потребителите лесно да достигнат до важна информация, независимо от това къде се намират в сайта.</w:t>
       </w:r>
     </w:p>
@@ -3962,7 +5076,9 @@
           <w:right w:val="nil"/>
           <w:between w:val="nil"/>
         </w:pBdr>
-        <w:spacing w:before="120" w:line="360" w:lineRule="auto"/>
+        <w:spacing w:after="0" w:line="360" w:lineRule="auto"/>
+        <w:ind w:firstLine="709"/>
+        <w:jc w:val="both"/>
         <w:rPr>
           <w:rFonts w:ascii="Times New Roman" w:eastAsia="Tahoma" w:hAnsi="Times New Roman"/>
           <w:bCs/>
@@ -4012,7 +5128,9 @@
           <w:right w:val="nil"/>
           <w:between w:val="nil"/>
         </w:pBdr>
-        <w:spacing w:before="120" w:line="360" w:lineRule="auto"/>
+        <w:spacing w:after="0" w:line="360" w:lineRule="auto"/>
+        <w:ind w:firstLine="709"/>
+        <w:jc w:val="both"/>
         <w:rPr>
           <w:rFonts w:ascii="Times New Roman" w:eastAsia="Tahoma" w:hAnsi="Times New Roman"/>
           <w:b/>
@@ -4029,6 +5147,7 @@
           <w:color w:val="000000"/>
           <w:sz w:val="24"/>
           <w:szCs w:val="24"/>
+          <w:lang w:eastAsia="bg-BG"/>
         </w:rPr>
         <w:drawing>
           <wp:inline distT="0" distB="0" distL="0" distR="0" wp14:anchorId="6C006BFE" wp14:editId="005D4F97">
@@ -4046,7 +5165,7 @@
                     <pic:cNvPicPr/>
                   </pic:nvPicPr>
                   <pic:blipFill>
-                    <a:blip r:embed="rId10" cstate="print">
+                    <a:blip r:embed="rId12" cstate="print">
                       <a:extLst>
                         <a:ext uri="{28A0092B-C50C-407E-A947-70E740481C1C}">
                           <a14:useLocalDpi xmlns:a14="http://schemas.microsoft.com/office/drawing/2010/main" val="0"/>
@@ -4082,7 +5201,9 @@
           <w:right w:val="nil"/>
           <w:between w:val="nil"/>
         </w:pBdr>
-        <w:spacing w:before="120" w:line="360" w:lineRule="auto"/>
+        <w:spacing w:after="0" w:line="360" w:lineRule="auto"/>
+        <w:ind w:firstLine="709"/>
+        <w:jc w:val="both"/>
         <w:rPr>
           <w:rFonts w:ascii="Times New Roman" w:eastAsia="Tahoma" w:hAnsi="Times New Roman"/>
           <w:b/>
@@ -4111,7 +5232,9 @@
           <w:right w:val="nil"/>
           <w:between w:val="nil"/>
         </w:pBdr>
-        <w:spacing w:before="120" w:line="360" w:lineRule="auto"/>
+        <w:spacing w:after="0" w:line="360" w:lineRule="auto"/>
+        <w:ind w:firstLine="709"/>
+        <w:jc w:val="both"/>
         <w:rPr>
           <w:rFonts w:ascii="Times New Roman" w:eastAsia="Tahoma" w:hAnsi="Times New Roman"/>
           <w:bCs/>
@@ -4140,7 +5263,9 @@
           <w:right w:val="nil"/>
           <w:between w:val="nil"/>
         </w:pBdr>
-        <w:spacing w:before="120" w:line="360" w:lineRule="auto"/>
+        <w:spacing w:after="0" w:line="360" w:lineRule="auto"/>
+        <w:ind w:firstLine="709"/>
+        <w:jc w:val="both"/>
         <w:rPr>
           <w:rFonts w:ascii="Times New Roman" w:eastAsia="Tahoma" w:hAnsi="Times New Roman"/>
           <w:bCs/>
@@ -4169,7 +5294,9 @@
           <w:right w:val="nil"/>
           <w:between w:val="nil"/>
         </w:pBdr>
-        <w:spacing w:before="120" w:line="360" w:lineRule="auto"/>
+        <w:spacing w:after="0" w:line="360" w:lineRule="auto"/>
+        <w:ind w:firstLine="709"/>
+        <w:jc w:val="both"/>
         <w:rPr>
           <w:rFonts w:ascii="Times New Roman" w:eastAsia="Tahoma" w:hAnsi="Times New Roman"/>
           <w:bCs/>
@@ -4198,7 +5325,9 @@
           <w:right w:val="nil"/>
           <w:between w:val="nil"/>
         </w:pBdr>
-        <w:spacing w:before="120" w:line="360" w:lineRule="auto"/>
+        <w:spacing w:after="0" w:line="360" w:lineRule="auto"/>
+        <w:ind w:firstLine="709"/>
+        <w:jc w:val="both"/>
         <w:rPr>
           <w:rFonts w:ascii="Times New Roman" w:eastAsia="Tahoma" w:hAnsi="Times New Roman"/>
           <w:bCs/>
@@ -4227,7 +5356,9 @@
           <w:right w:val="nil"/>
           <w:between w:val="nil"/>
         </w:pBdr>
-        <w:spacing w:before="120" w:line="360" w:lineRule="auto"/>
+        <w:spacing w:after="0" w:line="360" w:lineRule="auto"/>
+        <w:ind w:firstLine="709"/>
+        <w:jc w:val="both"/>
         <w:rPr>
           <w:rFonts w:ascii="Times New Roman" w:eastAsia="Tahoma" w:hAnsi="Times New Roman"/>
           <w:bCs/>
@@ -4257,7 +5388,9 @@
           <w:right w:val="nil"/>
           <w:between w:val="nil"/>
         </w:pBdr>
-        <w:spacing w:before="120" w:line="360" w:lineRule="auto"/>
+        <w:spacing w:after="0" w:line="360" w:lineRule="auto"/>
+        <w:ind w:firstLine="709"/>
+        <w:jc w:val="both"/>
         <w:rPr>
           <w:rFonts w:ascii="Times New Roman" w:eastAsia="Tahoma" w:hAnsi="Times New Roman"/>
           <w:bCs/>
@@ -4274,6 +5407,7 @@
           <w:color w:val="000000"/>
           <w:sz w:val="24"/>
           <w:szCs w:val="24"/>
+          <w:lang w:eastAsia="bg-BG"/>
         </w:rPr>
         <w:drawing>
           <wp:inline distT="0" distB="0" distL="0" distR="0" wp14:anchorId="42861FCA" wp14:editId="0D2CFBC1">
@@ -4288,729 +5422,6 @@
                 <pic:pic xmlns:pic="http://schemas.openxmlformats.org/drawingml/2006/picture">
                   <pic:nvPicPr>
                     <pic:cNvPr id="693913973" name="Picture 693913973"/>
-                    <pic:cNvPicPr/>
-                  </pic:nvPicPr>
-                  <pic:blipFill>
-                    <a:blip r:embed="rId11" cstate="print">
-                      <a:extLst>
-                        <a:ext uri="{28A0092B-C50C-407E-A947-70E740481C1C}">
-                          <a14:useLocalDpi xmlns:a14="http://schemas.microsoft.com/office/drawing/2010/main" val="0"/>
-                        </a:ext>
-                      </a:extLst>
-                    </a:blip>
-                    <a:stretch>
-                      <a:fillRect/>
-                    </a:stretch>
-                  </pic:blipFill>
-                  <pic:spPr>
-                    <a:xfrm>
-                      <a:off x="0" y="0"/>
-                      <a:ext cx="5580380" cy="5619750"/>
-                    </a:xfrm>
-                    <a:prstGeom prst="rect">
-                      <a:avLst/>
-                    </a:prstGeom>
-                  </pic:spPr>
-                </pic:pic>
-              </a:graphicData>
-            </a:graphic>
-          </wp:inline>
-        </w:drawing>
-      </w:r>
-    </w:p>
-    <w:p>
-      <w:pPr>
-        <w:pBdr>
-          <w:top w:val="nil"/>
-          <w:left w:val="nil"/>
-          <w:bottom w:val="nil"/>
-          <w:right w:val="nil"/>
-          <w:between w:val="nil"/>
-        </w:pBdr>
-        <w:spacing w:before="120" w:line="360" w:lineRule="auto"/>
-        <w:rPr>
-          <w:rFonts w:ascii="Times New Roman" w:eastAsia="Tahoma" w:hAnsi="Times New Roman"/>
-          <w:b/>
-          <w:color w:val="000000"/>
-          <w:sz w:val="24"/>
-          <w:szCs w:val="24"/>
-        </w:rPr>
-      </w:pPr>
-      <w:r>
-        <w:rPr>
-          <w:rFonts w:ascii="Times New Roman" w:eastAsia="Tahoma" w:hAnsi="Times New Roman"/>
-          <w:b/>
-          <w:color w:val="000000"/>
-          <w:sz w:val="24"/>
-          <w:szCs w:val="24"/>
-        </w:rPr>
-        <w:t>Фигура.3</w:t>
-      </w:r>
-    </w:p>
-    <w:p>
-      <w:pPr>
-        <w:pBdr>
-          <w:top w:val="nil"/>
-          <w:left w:val="nil"/>
-          <w:bottom w:val="nil"/>
-          <w:right w:val="nil"/>
-          <w:between w:val="nil"/>
-        </w:pBdr>
-        <w:spacing w:before="120" w:line="360" w:lineRule="auto"/>
-        <w:rPr>
-          <w:rFonts w:ascii="Times New Roman" w:eastAsia="Tahoma" w:hAnsi="Times New Roman"/>
-          <w:bCs/>
-          <w:color w:val="000000"/>
-          <w:sz w:val="24"/>
-          <w:szCs w:val="24"/>
-        </w:rPr>
-      </w:pPr>
-      <w:r>
-        <w:rPr>
-          <w:rFonts w:ascii="Times New Roman" w:eastAsia="Tahoma" w:hAnsi="Times New Roman"/>
-          <w:bCs/>
-          <w:color w:val="000000"/>
-          <w:sz w:val="24"/>
-          <w:szCs w:val="24"/>
-        </w:rPr>
-        <w:t xml:space="preserve">На тази страница е показан </w:t>
-      </w:r>
-      <w:r>
-        <w:rPr>
-          <w:rFonts w:ascii="Times New Roman" w:eastAsia="Tahoma" w:hAnsi="Times New Roman"/>
-          <w:b/>
-          <w:bCs/>
-          <w:color w:val="000000"/>
-          <w:sz w:val="24"/>
-          <w:szCs w:val="24"/>
-        </w:rPr>
-        <w:t>изскачащ прозорец (форма)</w:t>
-      </w:r>
-      <w:r>
-        <w:rPr>
-          <w:rFonts w:ascii="Times New Roman" w:eastAsia="Tahoma" w:hAnsi="Times New Roman"/>
-          <w:bCs/>
-          <w:color w:val="000000"/>
-          <w:sz w:val="24"/>
-          <w:szCs w:val="24"/>
-        </w:rPr>
-        <w:t xml:space="preserve"> за регистрация или вход на потребител. Формата се появява върху страницата с продуктите и позволява на потребителя да въведе необходимата информация.</w:t>
-      </w:r>
-    </w:p>
-    <w:p>
-      <w:pPr>
-        <w:pBdr>
-          <w:top w:val="nil"/>
-          <w:left w:val="nil"/>
-          <w:bottom w:val="nil"/>
-          <w:right w:val="nil"/>
-          <w:between w:val="nil"/>
-        </w:pBdr>
-        <w:spacing w:before="120" w:line="360" w:lineRule="auto"/>
-        <w:rPr>
-          <w:rFonts w:ascii="Times New Roman" w:eastAsia="Tahoma" w:hAnsi="Times New Roman"/>
-          <w:bCs/>
-          <w:color w:val="000000"/>
-          <w:sz w:val="24"/>
-          <w:szCs w:val="24"/>
-        </w:rPr>
-      </w:pPr>
-      <w:r>
-        <w:rPr>
-          <w:rFonts w:ascii="Times New Roman" w:eastAsia="Tahoma" w:hAnsi="Times New Roman"/>
-          <w:bCs/>
-          <w:color w:val="000000"/>
-          <w:sz w:val="24"/>
-          <w:szCs w:val="24"/>
-        </w:rPr>
-        <w:t xml:space="preserve">В нея има няколко </w:t>
-      </w:r>
-      <w:r>
-        <w:rPr>
-          <w:rFonts w:ascii="Times New Roman" w:eastAsia="Tahoma" w:hAnsi="Times New Roman"/>
-          <w:b/>
-          <w:bCs/>
-          <w:color w:val="000000"/>
-          <w:sz w:val="24"/>
-          <w:szCs w:val="24"/>
-        </w:rPr>
-        <w:t>полета за въвеждане на данни</w:t>
-      </w:r>
-      <w:r>
-        <w:rPr>
-          <w:rFonts w:ascii="Times New Roman" w:eastAsia="Tahoma" w:hAnsi="Times New Roman"/>
-          <w:bCs/>
-          <w:color w:val="000000"/>
-          <w:sz w:val="24"/>
-          <w:szCs w:val="24"/>
-        </w:rPr>
-        <w:t xml:space="preserve">, като име, имейл и парола, както и поле за потвърждение. Налична е и </w:t>
-      </w:r>
-      <w:r>
-        <w:rPr>
-          <w:rFonts w:ascii="Times New Roman" w:eastAsia="Tahoma" w:hAnsi="Times New Roman"/>
-          <w:b/>
-          <w:bCs/>
-          <w:color w:val="000000"/>
-          <w:sz w:val="24"/>
-          <w:szCs w:val="24"/>
-        </w:rPr>
-        <w:t>отметка за съгласие с условията на сайта</w:t>
-      </w:r>
-      <w:r>
-        <w:rPr>
-          <w:rFonts w:ascii="Times New Roman" w:eastAsia="Tahoma" w:hAnsi="Times New Roman"/>
-          <w:bCs/>
-          <w:color w:val="000000"/>
-          <w:sz w:val="24"/>
-          <w:szCs w:val="24"/>
-        </w:rPr>
-        <w:t>.</w:t>
-      </w:r>
-    </w:p>
-    <w:p>
-      <w:pPr>
-        <w:pBdr>
-          <w:top w:val="nil"/>
-          <w:left w:val="nil"/>
-          <w:bottom w:val="nil"/>
-          <w:right w:val="nil"/>
-          <w:between w:val="nil"/>
-        </w:pBdr>
-        <w:spacing w:before="120" w:line="360" w:lineRule="auto"/>
-        <w:rPr>
-          <w:rFonts w:ascii="Times New Roman" w:eastAsia="Tahoma" w:hAnsi="Times New Roman"/>
-          <w:bCs/>
-          <w:color w:val="000000"/>
-          <w:sz w:val="24"/>
-          <w:szCs w:val="24"/>
-        </w:rPr>
-      </w:pPr>
-      <w:r>
-        <w:rPr>
-          <w:rFonts w:ascii="Times New Roman" w:eastAsia="Tahoma" w:hAnsi="Times New Roman"/>
-          <w:bCs/>
-          <w:color w:val="000000"/>
-          <w:sz w:val="24"/>
-          <w:szCs w:val="24"/>
-        </w:rPr>
-        <w:t xml:space="preserve">В долната част се намира </w:t>
-      </w:r>
-      <w:r>
-        <w:rPr>
-          <w:rFonts w:ascii="Times New Roman" w:eastAsia="Tahoma" w:hAnsi="Times New Roman"/>
-          <w:b/>
-          <w:bCs/>
-          <w:color w:val="000000"/>
-          <w:sz w:val="24"/>
-          <w:szCs w:val="24"/>
-        </w:rPr>
-        <w:t>бутон за потвърждение</w:t>
-      </w:r>
-      <w:r>
-        <w:rPr>
-          <w:rFonts w:ascii="Times New Roman" w:eastAsia="Tahoma" w:hAnsi="Times New Roman"/>
-          <w:bCs/>
-          <w:color w:val="000000"/>
-          <w:sz w:val="24"/>
-          <w:szCs w:val="24"/>
-        </w:rPr>
-        <w:t>, чрез който потребителят изпраща въведените данни.</w:t>
-      </w:r>
-    </w:p>
-    <w:p>
-      <w:pPr>
-        <w:pBdr>
-          <w:top w:val="nil"/>
-          <w:left w:val="nil"/>
-          <w:bottom w:val="nil"/>
-          <w:right w:val="nil"/>
-          <w:between w:val="nil"/>
-        </w:pBdr>
-        <w:spacing w:before="120" w:line="360" w:lineRule="auto"/>
-        <w:rPr>
-          <w:rFonts w:ascii="Times New Roman" w:eastAsia="Tahoma" w:hAnsi="Times New Roman"/>
-          <w:bCs/>
-          <w:color w:val="000000"/>
-          <w:sz w:val="24"/>
-          <w:szCs w:val="24"/>
-        </w:rPr>
-      </w:pPr>
-      <w:r>
-        <w:rPr>
-          <w:rFonts w:ascii="Times New Roman" w:eastAsia="Tahoma" w:hAnsi="Times New Roman"/>
-          <w:bCs/>
-          <w:color w:val="000000"/>
-          <w:sz w:val="24"/>
-          <w:szCs w:val="24"/>
-        </w:rPr>
-        <w:lastRenderedPageBreak/>
-        <w:t>Тази форма позволява на потребителите да създадат профил или да влязат в системата, за да използват пълната функционалност на сайта.</w:t>
-      </w:r>
-    </w:p>
-    <w:p>
-      <w:pPr>
-        <w:pBdr>
-          <w:top w:val="nil"/>
-          <w:left w:val="nil"/>
-          <w:bottom w:val="nil"/>
-          <w:right w:val="nil"/>
-          <w:between w:val="nil"/>
-        </w:pBdr>
-        <w:spacing w:before="120" w:line="360" w:lineRule="auto"/>
-        <w:rPr>
-          <w:rFonts w:ascii="Times New Roman" w:eastAsia="Tahoma" w:hAnsi="Times New Roman"/>
-          <w:bCs/>
-          <w:color w:val="000000"/>
-          <w:sz w:val="24"/>
-          <w:szCs w:val="24"/>
-        </w:rPr>
-      </w:pPr>
-      <w:r>
-        <w:rPr>
-          <w:rFonts w:ascii="Times New Roman" w:eastAsia="Tahoma" w:hAnsi="Times New Roman"/>
-          <w:bCs/>
-          <w:noProof/>
-          <w:color w:val="000000"/>
-          <w:sz w:val="24"/>
-          <w:szCs w:val="24"/>
-        </w:rPr>
-        <w:drawing>
-          <wp:inline distT="0" distB="0" distL="0" distR="0" wp14:anchorId="576D5304" wp14:editId="2C4A1773">
-            <wp:extent cx="5580380" cy="5619750"/>
-            <wp:effectExtent l="0" t="0" r="1270" b="0"/>
-            <wp:docPr id="2076710844" name="Picture 3"/>
-            <wp:cNvGraphicFramePr>
-              <a:graphicFrameLocks xmlns:a="http://schemas.openxmlformats.org/drawingml/2006/main" noChangeAspect="1"/>
-            </wp:cNvGraphicFramePr>
-            <a:graphic xmlns:a="http://schemas.openxmlformats.org/drawingml/2006/main">
-              <a:graphicData uri="http://schemas.openxmlformats.org/drawingml/2006/picture">
-                <pic:pic xmlns:pic="http://schemas.openxmlformats.org/drawingml/2006/picture">
-                  <pic:nvPicPr>
-                    <pic:cNvPr id="2076710844" name="Picture 2076710844"/>
-                    <pic:cNvPicPr/>
-                  </pic:nvPicPr>
-                  <pic:blipFill>
-                    <a:blip r:embed="rId12" cstate="print">
-                      <a:extLst>
-                        <a:ext uri="{28A0092B-C50C-407E-A947-70E740481C1C}">
-                          <a14:useLocalDpi xmlns:a14="http://schemas.microsoft.com/office/drawing/2010/main" val="0"/>
-                        </a:ext>
-                      </a:extLst>
-                    </a:blip>
-                    <a:stretch>
-                      <a:fillRect/>
-                    </a:stretch>
-                  </pic:blipFill>
-                  <pic:spPr>
-                    <a:xfrm>
-                      <a:off x="0" y="0"/>
-                      <a:ext cx="5580380" cy="5619750"/>
-                    </a:xfrm>
-                    <a:prstGeom prst="rect">
-                      <a:avLst/>
-                    </a:prstGeom>
-                  </pic:spPr>
-                </pic:pic>
-              </a:graphicData>
-            </a:graphic>
-          </wp:inline>
-        </w:drawing>
-      </w:r>
-    </w:p>
-    <w:p>
-      <w:pPr>
-        <w:pBdr>
-          <w:top w:val="nil"/>
-          <w:left w:val="nil"/>
-          <w:bottom w:val="nil"/>
-          <w:right w:val="nil"/>
-          <w:between w:val="nil"/>
-        </w:pBdr>
-        <w:spacing w:before="120" w:line="360" w:lineRule="auto"/>
-        <w:rPr>
-          <w:rFonts w:ascii="Times New Roman" w:eastAsia="Tahoma" w:hAnsi="Times New Roman"/>
-          <w:b/>
-          <w:color w:val="000000"/>
-          <w:sz w:val="24"/>
-          <w:szCs w:val="24"/>
-        </w:rPr>
-      </w:pPr>
-      <w:r>
-        <w:rPr>
-          <w:rFonts w:ascii="Times New Roman" w:eastAsia="Tahoma" w:hAnsi="Times New Roman"/>
-          <w:b/>
-          <w:color w:val="000000"/>
-          <w:sz w:val="24"/>
-          <w:szCs w:val="24"/>
-        </w:rPr>
-        <w:t>Фигура.</w:t>
-      </w:r>
-      <w:r>
-        <w:rPr>
-          <w:rFonts w:ascii="Times New Roman" w:eastAsia="Tahoma" w:hAnsi="Times New Roman"/>
-          <w:b/>
-          <w:color w:val="000000"/>
-          <w:sz w:val="24"/>
-          <w:szCs w:val="24"/>
-        </w:rPr>
-        <w:t>4</w:t>
-      </w:r>
-    </w:p>
-    <w:p>
-      <w:pPr>
-        <w:pBdr>
-          <w:top w:val="nil"/>
-          <w:left w:val="nil"/>
-          <w:bottom w:val="nil"/>
-          <w:right w:val="nil"/>
-          <w:between w:val="nil"/>
-        </w:pBdr>
-        <w:spacing w:before="120" w:line="360" w:lineRule="auto"/>
-        <w:rPr>
-          <w:rFonts w:ascii="Times New Roman" w:eastAsia="Tahoma" w:hAnsi="Times New Roman"/>
-          <w:bCs/>
-          <w:color w:val="000000"/>
-          <w:sz w:val="24"/>
-          <w:szCs w:val="24"/>
-        </w:rPr>
-      </w:pPr>
-      <w:r>
-        <w:rPr>
-          <w:rFonts w:ascii="Times New Roman" w:eastAsia="Tahoma" w:hAnsi="Times New Roman"/>
-          <w:bCs/>
-          <w:color w:val="000000"/>
-          <w:sz w:val="24"/>
-          <w:szCs w:val="24"/>
-        </w:rPr>
-        <w:t xml:space="preserve">Тази страница представя </w:t>
-      </w:r>
-      <w:r>
-        <w:rPr>
-          <w:rFonts w:ascii="Times New Roman" w:eastAsia="Tahoma" w:hAnsi="Times New Roman"/>
-          <w:b/>
-          <w:bCs/>
-          <w:color w:val="000000"/>
-          <w:sz w:val="24"/>
-          <w:szCs w:val="24"/>
-        </w:rPr>
-        <w:t>потребителския профил</w:t>
-      </w:r>
-      <w:r>
-        <w:rPr>
-          <w:rFonts w:ascii="Times New Roman" w:eastAsia="Tahoma" w:hAnsi="Times New Roman"/>
-          <w:bCs/>
-          <w:color w:val="000000"/>
-          <w:sz w:val="24"/>
-          <w:szCs w:val="24"/>
-        </w:rPr>
-        <w:t xml:space="preserve"> в уеб сайта „Хартиен Обектив“. Тя позволява на потребителя да преглежда и редактира личната си информация.</w:t>
-      </w:r>
-    </w:p>
-    <w:p>
-      <w:pPr>
-        <w:pBdr>
-          <w:top w:val="nil"/>
-          <w:left w:val="nil"/>
-          <w:bottom w:val="nil"/>
-          <w:right w:val="nil"/>
-          <w:between w:val="nil"/>
-        </w:pBdr>
-        <w:spacing w:before="120" w:line="360" w:lineRule="auto"/>
-        <w:rPr>
-          <w:rFonts w:ascii="Times New Roman" w:eastAsia="Tahoma" w:hAnsi="Times New Roman"/>
-          <w:bCs/>
-          <w:color w:val="000000"/>
-          <w:sz w:val="24"/>
-          <w:szCs w:val="24"/>
-        </w:rPr>
-      </w:pPr>
-      <w:r>
-        <w:rPr>
-          <w:rFonts w:ascii="Times New Roman" w:eastAsia="Tahoma" w:hAnsi="Times New Roman"/>
-          <w:bCs/>
-          <w:color w:val="000000"/>
-          <w:sz w:val="24"/>
-          <w:szCs w:val="24"/>
-        </w:rPr>
-        <w:t xml:space="preserve">В горната част се намира </w:t>
-      </w:r>
-      <w:r>
-        <w:rPr>
-          <w:rFonts w:ascii="Times New Roman" w:eastAsia="Tahoma" w:hAnsi="Times New Roman"/>
-          <w:b/>
-          <w:bCs/>
-          <w:color w:val="000000"/>
-          <w:sz w:val="24"/>
-          <w:szCs w:val="24"/>
-        </w:rPr>
-        <w:t>навигационното меню</w:t>
-      </w:r>
-      <w:r>
-        <w:rPr>
-          <w:rFonts w:ascii="Times New Roman" w:eastAsia="Tahoma" w:hAnsi="Times New Roman"/>
-          <w:bCs/>
-          <w:color w:val="000000"/>
-          <w:sz w:val="24"/>
-          <w:szCs w:val="24"/>
-        </w:rPr>
-        <w:t xml:space="preserve">, което съдържа връзки към основните раздели на сайта – Home, Store, Company и Blog. Отдясно са разположени </w:t>
-      </w:r>
-      <w:r>
-        <w:rPr>
-          <w:rFonts w:ascii="Times New Roman" w:eastAsia="Tahoma" w:hAnsi="Times New Roman"/>
-          <w:b/>
-          <w:bCs/>
-          <w:color w:val="000000"/>
-          <w:sz w:val="24"/>
-          <w:szCs w:val="24"/>
-        </w:rPr>
-        <w:t>поле за търсене, икона за потребителски профил и количка</w:t>
-      </w:r>
-      <w:r>
-        <w:rPr>
-          <w:rFonts w:ascii="Times New Roman" w:eastAsia="Tahoma" w:hAnsi="Times New Roman"/>
-          <w:bCs/>
-          <w:color w:val="000000"/>
-          <w:sz w:val="24"/>
-          <w:szCs w:val="24"/>
-        </w:rPr>
-        <w:t>.</w:t>
-      </w:r>
-    </w:p>
-    <w:p>
-      <w:pPr>
-        <w:pBdr>
-          <w:top w:val="nil"/>
-          <w:left w:val="nil"/>
-          <w:bottom w:val="nil"/>
-          <w:right w:val="nil"/>
-          <w:between w:val="nil"/>
-        </w:pBdr>
-        <w:spacing w:before="120" w:line="360" w:lineRule="auto"/>
-        <w:rPr>
-          <w:rFonts w:ascii="Times New Roman" w:eastAsia="Tahoma" w:hAnsi="Times New Roman"/>
-          <w:bCs/>
-          <w:color w:val="000000"/>
-          <w:sz w:val="24"/>
-          <w:szCs w:val="24"/>
-        </w:rPr>
-      </w:pPr>
-      <w:r>
-        <w:rPr>
-          <w:rFonts w:ascii="Times New Roman" w:eastAsia="Tahoma" w:hAnsi="Times New Roman"/>
-          <w:bCs/>
-          <w:color w:val="000000"/>
-          <w:sz w:val="24"/>
-          <w:szCs w:val="24"/>
-        </w:rPr>
-        <w:t xml:space="preserve">В основната част на страницата има </w:t>
-      </w:r>
-      <w:r>
-        <w:rPr>
-          <w:rFonts w:ascii="Times New Roman" w:eastAsia="Tahoma" w:hAnsi="Times New Roman"/>
-          <w:b/>
-          <w:bCs/>
-          <w:color w:val="000000"/>
-          <w:sz w:val="24"/>
-          <w:szCs w:val="24"/>
-        </w:rPr>
-        <w:t>форма за редактиране на профилни данни</w:t>
-      </w:r>
-      <w:r>
-        <w:rPr>
-          <w:rFonts w:ascii="Times New Roman" w:eastAsia="Tahoma" w:hAnsi="Times New Roman"/>
-          <w:bCs/>
-          <w:color w:val="000000"/>
-          <w:sz w:val="24"/>
-          <w:szCs w:val="24"/>
-        </w:rPr>
-        <w:t xml:space="preserve">, където потребителят може да въведе или промени информация в няколко текстови полета. Под тях са разположени бутоните </w:t>
-      </w:r>
-      <w:r>
-        <w:rPr>
-          <w:rFonts w:ascii="Times New Roman" w:eastAsia="Tahoma" w:hAnsi="Times New Roman"/>
-          <w:b/>
-          <w:bCs/>
-          <w:color w:val="000000"/>
-          <w:sz w:val="24"/>
-          <w:szCs w:val="24"/>
-        </w:rPr>
-        <w:t>“Save Changes”</w:t>
-      </w:r>
-      <w:r>
-        <w:rPr>
-          <w:rFonts w:ascii="Times New Roman" w:eastAsia="Tahoma" w:hAnsi="Times New Roman"/>
-          <w:bCs/>
-          <w:color w:val="000000"/>
-          <w:sz w:val="24"/>
-          <w:szCs w:val="24"/>
-        </w:rPr>
-        <w:t xml:space="preserve"> за запазване на промените и </w:t>
-      </w:r>
-      <w:r>
-        <w:rPr>
-          <w:rFonts w:ascii="Times New Roman" w:eastAsia="Tahoma" w:hAnsi="Times New Roman"/>
-          <w:b/>
-          <w:bCs/>
-          <w:color w:val="000000"/>
-          <w:sz w:val="24"/>
-          <w:szCs w:val="24"/>
-        </w:rPr>
-        <w:t>“Cancel”</w:t>
-      </w:r>
-      <w:r>
-        <w:rPr>
-          <w:rFonts w:ascii="Times New Roman" w:eastAsia="Tahoma" w:hAnsi="Times New Roman"/>
-          <w:bCs/>
-          <w:color w:val="000000"/>
-          <w:sz w:val="24"/>
-          <w:szCs w:val="24"/>
-        </w:rPr>
-        <w:t xml:space="preserve"> за отказ.</w:t>
-      </w:r>
-    </w:p>
-    <w:p>
-      <w:pPr>
-        <w:pBdr>
-          <w:top w:val="nil"/>
-          <w:left w:val="nil"/>
-          <w:bottom w:val="nil"/>
-          <w:right w:val="nil"/>
-          <w:between w:val="nil"/>
-        </w:pBdr>
-        <w:spacing w:before="120" w:line="360" w:lineRule="auto"/>
-        <w:rPr>
-          <w:rFonts w:ascii="Times New Roman" w:eastAsia="Tahoma" w:hAnsi="Times New Roman"/>
-          <w:bCs/>
-          <w:color w:val="000000"/>
-          <w:sz w:val="24"/>
-          <w:szCs w:val="24"/>
-        </w:rPr>
-      </w:pPr>
-      <w:r>
-        <w:rPr>
-          <w:rFonts w:ascii="Times New Roman" w:eastAsia="Tahoma" w:hAnsi="Times New Roman"/>
-          <w:bCs/>
-          <w:color w:val="000000"/>
-          <w:sz w:val="24"/>
-          <w:szCs w:val="24"/>
-        </w:rPr>
-        <w:lastRenderedPageBreak/>
-        <w:t xml:space="preserve">От дясната страна са показани </w:t>
-      </w:r>
-      <w:r>
-        <w:rPr>
-          <w:rFonts w:ascii="Times New Roman" w:eastAsia="Tahoma" w:hAnsi="Times New Roman"/>
-          <w:b/>
-          <w:bCs/>
-          <w:color w:val="000000"/>
-          <w:sz w:val="24"/>
-          <w:szCs w:val="24"/>
-        </w:rPr>
-        <w:t>карти с продукти</w:t>
-      </w:r>
-      <w:r>
-        <w:rPr>
-          <w:rFonts w:ascii="Times New Roman" w:eastAsia="Tahoma" w:hAnsi="Times New Roman"/>
-          <w:bCs/>
-          <w:color w:val="000000"/>
-          <w:sz w:val="24"/>
-          <w:szCs w:val="24"/>
-        </w:rPr>
-        <w:t>, които могат да представят избрани или препоръчани продукти.</w:t>
-      </w:r>
-    </w:p>
-    <w:p>
-      <w:pPr>
-        <w:pBdr>
-          <w:top w:val="nil"/>
-          <w:left w:val="nil"/>
-          <w:bottom w:val="nil"/>
-          <w:right w:val="nil"/>
-          <w:between w:val="nil"/>
-        </w:pBdr>
-        <w:spacing w:before="120" w:line="360" w:lineRule="auto"/>
-        <w:rPr>
-          <w:rFonts w:ascii="Times New Roman" w:eastAsia="Tahoma" w:hAnsi="Times New Roman"/>
-          <w:bCs/>
-          <w:color w:val="000000"/>
-          <w:sz w:val="24"/>
-          <w:szCs w:val="24"/>
-        </w:rPr>
-      </w:pPr>
-      <w:r>
-        <w:rPr>
-          <w:rFonts w:ascii="Times New Roman" w:eastAsia="Tahoma" w:hAnsi="Times New Roman"/>
-          <w:bCs/>
-          <w:color w:val="000000"/>
-          <w:sz w:val="24"/>
-          <w:szCs w:val="24"/>
-        </w:rPr>
-        <w:t xml:space="preserve">В долната част се намира </w:t>
-      </w:r>
-      <w:r>
-        <w:rPr>
-          <w:rFonts w:ascii="Times New Roman" w:eastAsia="Tahoma" w:hAnsi="Times New Roman"/>
-          <w:b/>
-          <w:bCs/>
-          <w:color w:val="000000"/>
-          <w:sz w:val="24"/>
-          <w:szCs w:val="24"/>
-        </w:rPr>
-        <w:t>footer</w:t>
-      </w:r>
-      <w:r>
-        <w:rPr>
-          <w:rFonts w:ascii="Times New Roman" w:eastAsia="Tahoma" w:hAnsi="Times New Roman"/>
-          <w:bCs/>
-          <w:color w:val="000000"/>
-          <w:sz w:val="24"/>
-          <w:szCs w:val="24"/>
-        </w:rPr>
-        <w:t>, който съдържа допълнителни навигационни връзки и контактна информация.</w:t>
-      </w:r>
-    </w:p>
-    <w:p>
-      <w:pPr>
-        <w:pBdr>
-          <w:top w:val="nil"/>
-          <w:left w:val="nil"/>
-          <w:bottom w:val="nil"/>
-          <w:right w:val="nil"/>
-          <w:between w:val="nil"/>
-        </w:pBdr>
-        <w:spacing w:before="120" w:line="360" w:lineRule="auto"/>
-        <w:rPr>
-          <w:rFonts w:ascii="Times New Roman" w:eastAsia="Tahoma" w:hAnsi="Times New Roman"/>
-          <w:bCs/>
-          <w:color w:val="000000"/>
-          <w:sz w:val="24"/>
-          <w:szCs w:val="24"/>
-        </w:rPr>
-      </w:pPr>
-      <w:r>
-        <w:rPr>
-          <w:rFonts w:ascii="Times New Roman" w:eastAsia="Tahoma" w:hAnsi="Times New Roman"/>
-          <w:bCs/>
-          <w:noProof/>
-          <w:color w:val="000000"/>
-          <w:sz w:val="24"/>
-          <w:szCs w:val="24"/>
-        </w:rPr>
-        <w:drawing>
-          <wp:inline distT="0" distB="0" distL="0" distR="0" wp14:anchorId="262D4093" wp14:editId="09B628DB">
-            <wp:extent cx="5580380" cy="5619750"/>
-            <wp:effectExtent l="0" t="0" r="1270" b="0"/>
-            <wp:docPr id="1766666749" name="Picture 4"/>
-            <wp:cNvGraphicFramePr>
-              <a:graphicFrameLocks xmlns:a="http://schemas.openxmlformats.org/drawingml/2006/main" noChangeAspect="1"/>
-            </wp:cNvGraphicFramePr>
-            <a:graphic xmlns:a="http://schemas.openxmlformats.org/drawingml/2006/main">
-              <a:graphicData uri="http://schemas.openxmlformats.org/drawingml/2006/picture">
-                <pic:pic xmlns:pic="http://schemas.openxmlformats.org/drawingml/2006/picture">
-                  <pic:nvPicPr>
-                    <pic:cNvPr id="1766666749" name="Picture 1766666749"/>
                     <pic:cNvPicPr/>
                   </pic:nvPicPr>
                   <pic:blipFill>
@@ -5050,46 +5461,781 @@
           <w:right w:val="nil"/>
           <w:between w:val="nil"/>
         </w:pBdr>
-        <w:spacing w:before="120" w:line="360" w:lineRule="auto"/>
-        <w:rPr>
-          <w:rFonts w:ascii="Times New Roman" w:eastAsia="Tahoma" w:hAnsi="Times New Roman"/>
-          <w:b/>
-          <w:color w:val="000000"/>
-          <w:sz w:val="24"/>
-          <w:szCs w:val="24"/>
-        </w:rPr>
-      </w:pPr>
-      <w:r>
-        <w:rPr>
-          <w:rFonts w:ascii="Times New Roman" w:eastAsia="Tahoma" w:hAnsi="Times New Roman"/>
-          <w:b/>
-          <w:color w:val="000000"/>
-          <w:sz w:val="24"/>
-          <w:szCs w:val="24"/>
-        </w:rPr>
-        <w:t>Фигура.</w:t>
-      </w:r>
-      <w:r>
-        <w:rPr>
-          <w:rFonts w:ascii="Times New Roman" w:eastAsia="Tahoma" w:hAnsi="Times New Roman"/>
-          <w:b/>
-          <w:color w:val="000000"/>
-          <w:sz w:val="24"/>
-          <w:szCs w:val="24"/>
-        </w:rPr>
-        <w:t>5</w:t>
-      </w:r>
-    </w:p>
-    <w:p>
-      <w:pPr>
-        <w:pBdr>
-          <w:top w:val="nil"/>
-          <w:left w:val="nil"/>
-          <w:bottom w:val="nil"/>
-          <w:right w:val="nil"/>
-          <w:between w:val="nil"/>
-        </w:pBdr>
-        <w:spacing w:before="120" w:line="360" w:lineRule="auto"/>
+        <w:spacing w:after="0" w:line="360" w:lineRule="auto"/>
+        <w:ind w:firstLine="709"/>
+        <w:jc w:val="both"/>
+        <w:rPr>
+          <w:rFonts w:ascii="Times New Roman" w:eastAsia="Tahoma" w:hAnsi="Times New Roman"/>
+          <w:b/>
+          <w:color w:val="000000"/>
+          <w:sz w:val="24"/>
+          <w:szCs w:val="24"/>
+        </w:rPr>
+      </w:pPr>
+      <w:r>
+        <w:rPr>
+          <w:rFonts w:ascii="Times New Roman" w:eastAsia="Tahoma" w:hAnsi="Times New Roman"/>
+          <w:b/>
+          <w:color w:val="000000"/>
+          <w:sz w:val="24"/>
+          <w:szCs w:val="24"/>
+        </w:rPr>
+        <w:t>Фигура.3</w:t>
+      </w:r>
+    </w:p>
+    <w:p>
+      <w:pPr>
+        <w:pBdr>
+          <w:top w:val="nil"/>
+          <w:left w:val="nil"/>
+          <w:bottom w:val="nil"/>
+          <w:right w:val="nil"/>
+          <w:between w:val="nil"/>
+        </w:pBdr>
+        <w:spacing w:after="0" w:line="360" w:lineRule="auto"/>
+        <w:ind w:firstLine="709"/>
+        <w:jc w:val="both"/>
+        <w:rPr>
+          <w:rFonts w:ascii="Times New Roman" w:eastAsia="Tahoma" w:hAnsi="Times New Roman"/>
+          <w:bCs/>
+          <w:color w:val="000000"/>
+          <w:sz w:val="24"/>
+          <w:szCs w:val="24"/>
+        </w:rPr>
+      </w:pPr>
+      <w:r>
+        <w:rPr>
+          <w:rFonts w:ascii="Times New Roman" w:eastAsia="Tahoma" w:hAnsi="Times New Roman"/>
+          <w:bCs/>
+          <w:color w:val="000000"/>
+          <w:sz w:val="24"/>
+          <w:szCs w:val="24"/>
+        </w:rPr>
+        <w:t xml:space="preserve">На тази страница е показан </w:t>
+      </w:r>
+      <w:r>
+        <w:rPr>
+          <w:rFonts w:ascii="Times New Roman" w:eastAsia="Tahoma" w:hAnsi="Times New Roman"/>
+          <w:b/>
+          <w:bCs/>
+          <w:color w:val="000000"/>
+          <w:sz w:val="24"/>
+          <w:szCs w:val="24"/>
+        </w:rPr>
+        <w:t>изскачащ прозорец (форма)</w:t>
+      </w:r>
+      <w:r>
+        <w:rPr>
+          <w:rFonts w:ascii="Times New Roman" w:eastAsia="Tahoma" w:hAnsi="Times New Roman"/>
+          <w:bCs/>
+          <w:color w:val="000000"/>
+          <w:sz w:val="24"/>
+          <w:szCs w:val="24"/>
+        </w:rPr>
+        <w:t xml:space="preserve"> за регистрация или вход на потребител. Формата се появява върху страницата с продуктите и позволява на потребителя да въведе необходимата информация.</w:t>
+      </w:r>
+    </w:p>
+    <w:p>
+      <w:pPr>
+        <w:pBdr>
+          <w:top w:val="nil"/>
+          <w:left w:val="nil"/>
+          <w:bottom w:val="nil"/>
+          <w:right w:val="nil"/>
+          <w:between w:val="nil"/>
+        </w:pBdr>
+        <w:spacing w:after="0" w:line="360" w:lineRule="auto"/>
+        <w:ind w:firstLine="709"/>
+        <w:jc w:val="both"/>
+        <w:rPr>
+          <w:rFonts w:ascii="Times New Roman" w:eastAsia="Tahoma" w:hAnsi="Times New Roman"/>
+          <w:bCs/>
+          <w:color w:val="000000"/>
+          <w:sz w:val="24"/>
+          <w:szCs w:val="24"/>
+        </w:rPr>
+      </w:pPr>
+      <w:r>
+        <w:rPr>
+          <w:rFonts w:ascii="Times New Roman" w:eastAsia="Tahoma" w:hAnsi="Times New Roman"/>
+          <w:bCs/>
+          <w:color w:val="000000"/>
+          <w:sz w:val="24"/>
+          <w:szCs w:val="24"/>
+        </w:rPr>
+        <w:t xml:space="preserve">В нея има няколко </w:t>
+      </w:r>
+      <w:r>
+        <w:rPr>
+          <w:rFonts w:ascii="Times New Roman" w:eastAsia="Tahoma" w:hAnsi="Times New Roman"/>
+          <w:b/>
+          <w:bCs/>
+          <w:color w:val="000000"/>
+          <w:sz w:val="24"/>
+          <w:szCs w:val="24"/>
+        </w:rPr>
+        <w:t>полета за въвеждане на данни</w:t>
+      </w:r>
+      <w:r>
+        <w:rPr>
+          <w:rFonts w:ascii="Times New Roman" w:eastAsia="Tahoma" w:hAnsi="Times New Roman"/>
+          <w:bCs/>
+          <w:color w:val="000000"/>
+          <w:sz w:val="24"/>
+          <w:szCs w:val="24"/>
+        </w:rPr>
+        <w:t xml:space="preserve">, като име, имейл и парола, както и поле за потвърждение. Налична е и </w:t>
+      </w:r>
+      <w:r>
+        <w:rPr>
+          <w:rFonts w:ascii="Times New Roman" w:eastAsia="Tahoma" w:hAnsi="Times New Roman"/>
+          <w:b/>
+          <w:bCs/>
+          <w:color w:val="000000"/>
+          <w:sz w:val="24"/>
+          <w:szCs w:val="24"/>
+        </w:rPr>
+        <w:t>отметка за съгласие с условията на сайта</w:t>
+      </w:r>
+      <w:r>
+        <w:rPr>
+          <w:rFonts w:ascii="Times New Roman" w:eastAsia="Tahoma" w:hAnsi="Times New Roman"/>
+          <w:bCs/>
+          <w:color w:val="000000"/>
+          <w:sz w:val="24"/>
+          <w:szCs w:val="24"/>
+        </w:rPr>
+        <w:t>.</w:t>
+      </w:r>
+    </w:p>
+    <w:p>
+      <w:pPr>
+        <w:pBdr>
+          <w:top w:val="nil"/>
+          <w:left w:val="nil"/>
+          <w:bottom w:val="nil"/>
+          <w:right w:val="nil"/>
+          <w:between w:val="nil"/>
+        </w:pBdr>
+        <w:spacing w:after="0" w:line="360" w:lineRule="auto"/>
+        <w:ind w:firstLine="709"/>
+        <w:jc w:val="both"/>
+        <w:rPr>
+          <w:rFonts w:ascii="Times New Roman" w:eastAsia="Tahoma" w:hAnsi="Times New Roman"/>
+          <w:bCs/>
+          <w:color w:val="000000"/>
+          <w:sz w:val="24"/>
+          <w:szCs w:val="24"/>
+        </w:rPr>
+      </w:pPr>
+      <w:r>
+        <w:rPr>
+          <w:rFonts w:ascii="Times New Roman" w:eastAsia="Tahoma" w:hAnsi="Times New Roman"/>
+          <w:bCs/>
+          <w:color w:val="000000"/>
+          <w:sz w:val="24"/>
+          <w:szCs w:val="24"/>
+        </w:rPr>
+        <w:t xml:space="preserve">В долната част се намира </w:t>
+      </w:r>
+      <w:r>
+        <w:rPr>
+          <w:rFonts w:ascii="Times New Roman" w:eastAsia="Tahoma" w:hAnsi="Times New Roman"/>
+          <w:b/>
+          <w:bCs/>
+          <w:color w:val="000000"/>
+          <w:sz w:val="24"/>
+          <w:szCs w:val="24"/>
+        </w:rPr>
+        <w:t>бутон за потвърждение</w:t>
+      </w:r>
+      <w:r>
+        <w:rPr>
+          <w:rFonts w:ascii="Times New Roman" w:eastAsia="Tahoma" w:hAnsi="Times New Roman"/>
+          <w:bCs/>
+          <w:color w:val="000000"/>
+          <w:sz w:val="24"/>
+          <w:szCs w:val="24"/>
+        </w:rPr>
+        <w:t>, чрез който потребителят изпраща въведените данни.</w:t>
+      </w:r>
+    </w:p>
+    <w:p>
+      <w:pPr>
+        <w:pBdr>
+          <w:top w:val="nil"/>
+          <w:left w:val="nil"/>
+          <w:bottom w:val="nil"/>
+          <w:right w:val="nil"/>
+          <w:between w:val="nil"/>
+        </w:pBdr>
+        <w:spacing w:after="0" w:line="360" w:lineRule="auto"/>
+        <w:ind w:firstLine="709"/>
+        <w:jc w:val="both"/>
+        <w:rPr>
+          <w:rFonts w:ascii="Times New Roman" w:eastAsia="Tahoma" w:hAnsi="Times New Roman"/>
+          <w:bCs/>
+          <w:color w:val="000000"/>
+          <w:sz w:val="24"/>
+          <w:szCs w:val="24"/>
+        </w:rPr>
+      </w:pPr>
+      <w:r>
+        <w:rPr>
+          <w:rFonts w:ascii="Times New Roman" w:eastAsia="Tahoma" w:hAnsi="Times New Roman"/>
+          <w:bCs/>
+          <w:color w:val="000000"/>
+          <w:sz w:val="24"/>
+          <w:szCs w:val="24"/>
+        </w:rPr>
+        <w:t>Тази форма позволява на потребителите да създадат профил или да влязат в системата, за да използват пълната функционалност на сайта.</w:t>
+      </w:r>
+    </w:p>
+    <w:p>
+      <w:pPr>
+        <w:pBdr>
+          <w:top w:val="nil"/>
+          <w:left w:val="nil"/>
+          <w:bottom w:val="nil"/>
+          <w:right w:val="nil"/>
+          <w:between w:val="nil"/>
+        </w:pBdr>
+        <w:spacing w:after="0" w:line="360" w:lineRule="auto"/>
+        <w:ind w:firstLine="709"/>
+        <w:jc w:val="both"/>
+        <w:rPr>
+          <w:rFonts w:ascii="Times New Roman" w:eastAsia="Tahoma" w:hAnsi="Times New Roman"/>
+          <w:bCs/>
+          <w:color w:val="000000"/>
+          <w:sz w:val="24"/>
+          <w:szCs w:val="24"/>
+        </w:rPr>
+      </w:pPr>
+      <w:r>
+        <w:rPr>
+          <w:rFonts w:ascii="Times New Roman" w:eastAsia="Tahoma" w:hAnsi="Times New Roman"/>
+          <w:bCs/>
+          <w:noProof/>
+          <w:color w:val="000000"/>
+          <w:sz w:val="24"/>
+          <w:szCs w:val="24"/>
+          <w:lang w:eastAsia="bg-BG"/>
+        </w:rPr>
+        <w:lastRenderedPageBreak/>
+        <w:drawing>
+          <wp:inline distT="0" distB="0" distL="0" distR="0" wp14:anchorId="576D5304" wp14:editId="2C4A1773">
+            <wp:extent cx="5580380" cy="5619750"/>
+            <wp:effectExtent l="0" t="0" r="1270" b="0"/>
+            <wp:docPr id="2076710844" name="Picture 3"/>
+            <wp:cNvGraphicFramePr>
+              <a:graphicFrameLocks xmlns:a="http://schemas.openxmlformats.org/drawingml/2006/main" noChangeAspect="1"/>
+            </wp:cNvGraphicFramePr>
+            <a:graphic xmlns:a="http://schemas.openxmlformats.org/drawingml/2006/main">
+              <a:graphicData uri="http://schemas.openxmlformats.org/drawingml/2006/picture">
+                <pic:pic xmlns:pic="http://schemas.openxmlformats.org/drawingml/2006/picture">
+                  <pic:nvPicPr>
+                    <pic:cNvPr id="2076710844" name="Picture 2076710844"/>
+                    <pic:cNvPicPr/>
+                  </pic:nvPicPr>
+                  <pic:blipFill>
+                    <a:blip r:embed="rId14" cstate="print">
+                      <a:extLst>
+                        <a:ext uri="{28A0092B-C50C-407E-A947-70E740481C1C}">
+                          <a14:useLocalDpi xmlns:a14="http://schemas.microsoft.com/office/drawing/2010/main" val="0"/>
+                        </a:ext>
+                      </a:extLst>
+                    </a:blip>
+                    <a:stretch>
+                      <a:fillRect/>
+                    </a:stretch>
+                  </pic:blipFill>
+                  <pic:spPr>
+                    <a:xfrm>
+                      <a:off x="0" y="0"/>
+                      <a:ext cx="5580380" cy="5619750"/>
+                    </a:xfrm>
+                    <a:prstGeom prst="rect">
+                      <a:avLst/>
+                    </a:prstGeom>
+                  </pic:spPr>
+                </pic:pic>
+              </a:graphicData>
+            </a:graphic>
+          </wp:inline>
+        </w:drawing>
+      </w:r>
+    </w:p>
+    <w:p>
+      <w:pPr>
+        <w:pBdr>
+          <w:top w:val="nil"/>
+          <w:left w:val="nil"/>
+          <w:bottom w:val="nil"/>
+          <w:right w:val="nil"/>
+          <w:between w:val="nil"/>
+        </w:pBdr>
+        <w:spacing w:after="0" w:line="360" w:lineRule="auto"/>
+        <w:ind w:firstLine="709"/>
+        <w:jc w:val="both"/>
+        <w:rPr>
+          <w:rFonts w:ascii="Times New Roman" w:eastAsia="Tahoma" w:hAnsi="Times New Roman"/>
+          <w:b/>
+          <w:color w:val="000000"/>
+          <w:sz w:val="24"/>
+          <w:szCs w:val="24"/>
+        </w:rPr>
+      </w:pPr>
+      <w:r>
+        <w:rPr>
+          <w:rFonts w:ascii="Times New Roman" w:eastAsia="Tahoma" w:hAnsi="Times New Roman"/>
+          <w:b/>
+          <w:color w:val="000000"/>
+          <w:sz w:val="24"/>
+          <w:szCs w:val="24"/>
+        </w:rPr>
+        <w:t>Фигура.4</w:t>
+      </w:r>
+    </w:p>
+    <w:p>
+      <w:pPr>
+        <w:pBdr>
+          <w:top w:val="nil"/>
+          <w:left w:val="nil"/>
+          <w:bottom w:val="nil"/>
+          <w:right w:val="nil"/>
+          <w:between w:val="nil"/>
+        </w:pBdr>
+        <w:spacing w:after="0" w:line="360" w:lineRule="auto"/>
+        <w:ind w:firstLine="709"/>
+        <w:jc w:val="both"/>
+        <w:rPr>
+          <w:rFonts w:ascii="Times New Roman" w:eastAsia="Tahoma" w:hAnsi="Times New Roman"/>
+          <w:bCs/>
+          <w:color w:val="000000"/>
+          <w:sz w:val="24"/>
+          <w:szCs w:val="24"/>
+        </w:rPr>
+      </w:pPr>
+      <w:r>
+        <w:rPr>
+          <w:rFonts w:ascii="Times New Roman" w:eastAsia="Tahoma" w:hAnsi="Times New Roman"/>
+          <w:bCs/>
+          <w:color w:val="000000"/>
+          <w:sz w:val="24"/>
+          <w:szCs w:val="24"/>
+        </w:rPr>
+        <w:t xml:space="preserve">Тази страница представя </w:t>
+      </w:r>
+      <w:r>
+        <w:rPr>
+          <w:rFonts w:ascii="Times New Roman" w:eastAsia="Tahoma" w:hAnsi="Times New Roman"/>
+          <w:b/>
+          <w:bCs/>
+          <w:color w:val="000000"/>
+          <w:sz w:val="24"/>
+          <w:szCs w:val="24"/>
+        </w:rPr>
+        <w:t>потребителския профил</w:t>
+      </w:r>
+      <w:r>
+        <w:rPr>
+          <w:rFonts w:ascii="Times New Roman" w:eastAsia="Tahoma" w:hAnsi="Times New Roman"/>
+          <w:bCs/>
+          <w:color w:val="000000"/>
+          <w:sz w:val="24"/>
+          <w:szCs w:val="24"/>
+        </w:rPr>
+        <w:t xml:space="preserve"> в уеб сайта „Хартиен Обектив“. Тя позволява на потребителя да преглежда и редактира личната си информация.</w:t>
+      </w:r>
+    </w:p>
+    <w:p>
+      <w:pPr>
+        <w:pBdr>
+          <w:top w:val="nil"/>
+          <w:left w:val="nil"/>
+          <w:bottom w:val="nil"/>
+          <w:right w:val="nil"/>
+          <w:between w:val="nil"/>
+        </w:pBdr>
+        <w:spacing w:after="0" w:line="360" w:lineRule="auto"/>
+        <w:ind w:firstLine="709"/>
+        <w:jc w:val="both"/>
+        <w:rPr>
+          <w:rFonts w:ascii="Times New Roman" w:eastAsia="Tahoma" w:hAnsi="Times New Roman"/>
+          <w:bCs/>
+          <w:color w:val="000000"/>
+          <w:sz w:val="24"/>
+          <w:szCs w:val="24"/>
+        </w:rPr>
+      </w:pPr>
+      <w:r>
+        <w:rPr>
+          <w:rFonts w:ascii="Times New Roman" w:eastAsia="Tahoma" w:hAnsi="Times New Roman"/>
+          <w:bCs/>
+          <w:color w:val="000000"/>
+          <w:sz w:val="24"/>
+          <w:szCs w:val="24"/>
+        </w:rPr>
+        <w:t xml:space="preserve">В горната част се намира </w:t>
+      </w:r>
+      <w:r>
+        <w:rPr>
+          <w:rFonts w:ascii="Times New Roman" w:eastAsia="Tahoma" w:hAnsi="Times New Roman"/>
+          <w:b/>
+          <w:bCs/>
+          <w:color w:val="000000"/>
+          <w:sz w:val="24"/>
+          <w:szCs w:val="24"/>
+        </w:rPr>
+        <w:t>навигационното меню</w:t>
+      </w:r>
+      <w:r>
+        <w:rPr>
+          <w:rFonts w:ascii="Times New Roman" w:eastAsia="Tahoma" w:hAnsi="Times New Roman"/>
+          <w:bCs/>
+          <w:color w:val="000000"/>
+          <w:sz w:val="24"/>
+          <w:szCs w:val="24"/>
+        </w:rPr>
+        <w:t xml:space="preserve">, което съдържа връзки към основните раздели на сайта – Home, Store, Company и Blog. Отдясно са разположени </w:t>
+      </w:r>
+      <w:r>
+        <w:rPr>
+          <w:rFonts w:ascii="Times New Roman" w:eastAsia="Tahoma" w:hAnsi="Times New Roman"/>
+          <w:b/>
+          <w:bCs/>
+          <w:color w:val="000000"/>
+          <w:sz w:val="24"/>
+          <w:szCs w:val="24"/>
+        </w:rPr>
+        <w:t>поле за търсене, икона за потребителски профил и количка</w:t>
+      </w:r>
+      <w:r>
+        <w:rPr>
+          <w:rFonts w:ascii="Times New Roman" w:eastAsia="Tahoma" w:hAnsi="Times New Roman"/>
+          <w:bCs/>
+          <w:color w:val="000000"/>
+          <w:sz w:val="24"/>
+          <w:szCs w:val="24"/>
+        </w:rPr>
+        <w:t>.</w:t>
+      </w:r>
+    </w:p>
+    <w:p>
+      <w:pPr>
+        <w:pBdr>
+          <w:top w:val="nil"/>
+          <w:left w:val="nil"/>
+          <w:bottom w:val="nil"/>
+          <w:right w:val="nil"/>
+          <w:between w:val="nil"/>
+        </w:pBdr>
+        <w:spacing w:after="0" w:line="360" w:lineRule="auto"/>
+        <w:ind w:firstLine="709"/>
+        <w:jc w:val="both"/>
+        <w:rPr>
+          <w:rFonts w:ascii="Times New Roman" w:eastAsia="Tahoma" w:hAnsi="Times New Roman"/>
+          <w:bCs/>
+          <w:color w:val="000000"/>
+          <w:sz w:val="24"/>
+          <w:szCs w:val="24"/>
+        </w:rPr>
+      </w:pPr>
+      <w:r>
+        <w:rPr>
+          <w:rFonts w:ascii="Times New Roman" w:eastAsia="Tahoma" w:hAnsi="Times New Roman"/>
+          <w:bCs/>
+          <w:color w:val="000000"/>
+          <w:sz w:val="24"/>
+          <w:szCs w:val="24"/>
+        </w:rPr>
+        <w:t xml:space="preserve">В основната част на страницата има </w:t>
+      </w:r>
+      <w:r>
+        <w:rPr>
+          <w:rFonts w:ascii="Times New Roman" w:eastAsia="Tahoma" w:hAnsi="Times New Roman"/>
+          <w:b/>
+          <w:bCs/>
+          <w:color w:val="000000"/>
+          <w:sz w:val="24"/>
+          <w:szCs w:val="24"/>
+        </w:rPr>
+        <w:t>форма за редактиране на профилни данни</w:t>
+      </w:r>
+      <w:r>
+        <w:rPr>
+          <w:rFonts w:ascii="Times New Roman" w:eastAsia="Tahoma" w:hAnsi="Times New Roman"/>
+          <w:bCs/>
+          <w:color w:val="000000"/>
+          <w:sz w:val="24"/>
+          <w:szCs w:val="24"/>
+        </w:rPr>
+        <w:t xml:space="preserve">, където потребителят може да въведе или промени информация в няколко текстови полета. Под тях са разположени бутоните </w:t>
+      </w:r>
+      <w:r>
+        <w:rPr>
+          <w:rFonts w:ascii="Times New Roman" w:eastAsia="Tahoma" w:hAnsi="Times New Roman"/>
+          <w:b/>
+          <w:bCs/>
+          <w:color w:val="000000"/>
+          <w:sz w:val="24"/>
+          <w:szCs w:val="24"/>
+        </w:rPr>
+        <w:t>“Save Changes”</w:t>
+      </w:r>
+      <w:r>
+        <w:rPr>
+          <w:rFonts w:ascii="Times New Roman" w:eastAsia="Tahoma" w:hAnsi="Times New Roman"/>
+          <w:bCs/>
+          <w:color w:val="000000"/>
+          <w:sz w:val="24"/>
+          <w:szCs w:val="24"/>
+        </w:rPr>
+        <w:t xml:space="preserve"> за запазване на промените и </w:t>
+      </w:r>
+      <w:r>
+        <w:rPr>
+          <w:rFonts w:ascii="Times New Roman" w:eastAsia="Tahoma" w:hAnsi="Times New Roman"/>
+          <w:b/>
+          <w:bCs/>
+          <w:color w:val="000000"/>
+          <w:sz w:val="24"/>
+          <w:szCs w:val="24"/>
+        </w:rPr>
+        <w:t>“Cancel”</w:t>
+      </w:r>
+      <w:r>
+        <w:rPr>
+          <w:rFonts w:ascii="Times New Roman" w:eastAsia="Tahoma" w:hAnsi="Times New Roman"/>
+          <w:bCs/>
+          <w:color w:val="000000"/>
+          <w:sz w:val="24"/>
+          <w:szCs w:val="24"/>
+        </w:rPr>
+        <w:t xml:space="preserve"> за отказ.</w:t>
+      </w:r>
+    </w:p>
+    <w:p>
+      <w:pPr>
+        <w:pBdr>
+          <w:top w:val="nil"/>
+          <w:left w:val="nil"/>
+          <w:bottom w:val="nil"/>
+          <w:right w:val="nil"/>
+          <w:between w:val="nil"/>
+        </w:pBdr>
+        <w:spacing w:after="0" w:line="360" w:lineRule="auto"/>
+        <w:ind w:firstLine="709"/>
+        <w:jc w:val="both"/>
+        <w:rPr>
+          <w:rFonts w:ascii="Times New Roman" w:eastAsia="Tahoma" w:hAnsi="Times New Roman"/>
+          <w:bCs/>
+          <w:color w:val="000000"/>
+          <w:sz w:val="24"/>
+          <w:szCs w:val="24"/>
+        </w:rPr>
+      </w:pPr>
+      <w:r>
+        <w:rPr>
+          <w:rFonts w:ascii="Times New Roman" w:eastAsia="Tahoma" w:hAnsi="Times New Roman"/>
+          <w:bCs/>
+          <w:color w:val="000000"/>
+          <w:sz w:val="24"/>
+          <w:szCs w:val="24"/>
+        </w:rPr>
+        <w:t xml:space="preserve">От дясната страна са показани </w:t>
+      </w:r>
+      <w:r>
+        <w:rPr>
+          <w:rFonts w:ascii="Times New Roman" w:eastAsia="Tahoma" w:hAnsi="Times New Roman"/>
+          <w:b/>
+          <w:bCs/>
+          <w:color w:val="000000"/>
+          <w:sz w:val="24"/>
+          <w:szCs w:val="24"/>
+        </w:rPr>
+        <w:t>карти с продукти</w:t>
+      </w:r>
+      <w:r>
+        <w:rPr>
+          <w:rFonts w:ascii="Times New Roman" w:eastAsia="Tahoma" w:hAnsi="Times New Roman"/>
+          <w:bCs/>
+          <w:color w:val="000000"/>
+          <w:sz w:val="24"/>
+          <w:szCs w:val="24"/>
+        </w:rPr>
+        <w:t>, които могат да представят избрани или препоръчани продукти.</w:t>
+      </w:r>
+    </w:p>
+    <w:p>
+      <w:pPr>
+        <w:pBdr>
+          <w:top w:val="nil"/>
+          <w:left w:val="nil"/>
+          <w:bottom w:val="nil"/>
+          <w:right w:val="nil"/>
+          <w:between w:val="nil"/>
+        </w:pBdr>
+        <w:spacing w:after="0" w:line="360" w:lineRule="auto"/>
+        <w:ind w:firstLine="709"/>
+        <w:jc w:val="both"/>
+        <w:rPr>
+          <w:rFonts w:ascii="Times New Roman" w:eastAsia="Tahoma" w:hAnsi="Times New Roman"/>
+          <w:bCs/>
+          <w:color w:val="000000"/>
+          <w:sz w:val="24"/>
+          <w:szCs w:val="24"/>
+        </w:rPr>
+      </w:pPr>
+      <w:r>
+        <w:rPr>
+          <w:rFonts w:ascii="Times New Roman" w:eastAsia="Tahoma" w:hAnsi="Times New Roman"/>
+          <w:bCs/>
+          <w:color w:val="000000"/>
+          <w:sz w:val="24"/>
+          <w:szCs w:val="24"/>
+        </w:rPr>
+        <w:lastRenderedPageBreak/>
+        <w:t xml:space="preserve">В долната част се намира </w:t>
+      </w:r>
+      <w:r>
+        <w:rPr>
+          <w:rFonts w:ascii="Times New Roman" w:eastAsia="Tahoma" w:hAnsi="Times New Roman"/>
+          <w:b/>
+          <w:bCs/>
+          <w:color w:val="000000"/>
+          <w:sz w:val="24"/>
+          <w:szCs w:val="24"/>
+        </w:rPr>
+        <w:t>footer</w:t>
+      </w:r>
+      <w:r>
+        <w:rPr>
+          <w:rFonts w:ascii="Times New Roman" w:eastAsia="Tahoma" w:hAnsi="Times New Roman"/>
+          <w:bCs/>
+          <w:color w:val="000000"/>
+          <w:sz w:val="24"/>
+          <w:szCs w:val="24"/>
+        </w:rPr>
+        <w:t>, който съдържа допълнителни навигационни връзки и контактна информация.</w:t>
+      </w:r>
+    </w:p>
+    <w:p>
+      <w:pPr>
+        <w:pBdr>
+          <w:top w:val="nil"/>
+          <w:left w:val="nil"/>
+          <w:bottom w:val="nil"/>
+          <w:right w:val="nil"/>
+          <w:between w:val="nil"/>
+        </w:pBdr>
+        <w:spacing w:after="0" w:line="360" w:lineRule="auto"/>
+        <w:ind w:firstLine="709"/>
+        <w:jc w:val="both"/>
+        <w:rPr>
+          <w:rFonts w:ascii="Times New Roman" w:eastAsia="Tahoma" w:hAnsi="Times New Roman"/>
+          <w:bCs/>
+          <w:color w:val="000000"/>
+          <w:sz w:val="24"/>
+          <w:szCs w:val="24"/>
+        </w:rPr>
+      </w:pPr>
+      <w:r>
+        <w:rPr>
+          <w:rFonts w:ascii="Times New Roman" w:eastAsia="Tahoma" w:hAnsi="Times New Roman"/>
+          <w:bCs/>
+          <w:noProof/>
+          <w:color w:val="000000"/>
+          <w:sz w:val="24"/>
+          <w:szCs w:val="24"/>
+          <w:lang w:eastAsia="bg-BG"/>
+        </w:rPr>
+        <w:drawing>
+          <wp:inline distT="0" distB="0" distL="0" distR="0" wp14:anchorId="262D4093" wp14:editId="09B628DB">
+            <wp:extent cx="5580380" cy="5619750"/>
+            <wp:effectExtent l="0" t="0" r="1270" b="0"/>
+            <wp:docPr id="1766666749" name="Picture 4"/>
+            <wp:cNvGraphicFramePr>
+              <a:graphicFrameLocks xmlns:a="http://schemas.openxmlformats.org/drawingml/2006/main" noChangeAspect="1"/>
+            </wp:cNvGraphicFramePr>
+            <a:graphic xmlns:a="http://schemas.openxmlformats.org/drawingml/2006/main">
+              <a:graphicData uri="http://schemas.openxmlformats.org/drawingml/2006/picture">
+                <pic:pic xmlns:pic="http://schemas.openxmlformats.org/drawingml/2006/picture">
+                  <pic:nvPicPr>
+                    <pic:cNvPr id="1766666749" name="Picture 1766666749"/>
+                    <pic:cNvPicPr/>
+                  </pic:nvPicPr>
+                  <pic:blipFill>
+                    <a:blip r:embed="rId15" cstate="print">
+                      <a:extLst>
+                        <a:ext uri="{28A0092B-C50C-407E-A947-70E740481C1C}">
+                          <a14:useLocalDpi xmlns:a14="http://schemas.microsoft.com/office/drawing/2010/main" val="0"/>
+                        </a:ext>
+                      </a:extLst>
+                    </a:blip>
+                    <a:stretch>
+                      <a:fillRect/>
+                    </a:stretch>
+                  </pic:blipFill>
+                  <pic:spPr>
+                    <a:xfrm>
+                      <a:off x="0" y="0"/>
+                      <a:ext cx="5580380" cy="5619750"/>
+                    </a:xfrm>
+                    <a:prstGeom prst="rect">
+                      <a:avLst/>
+                    </a:prstGeom>
+                  </pic:spPr>
+                </pic:pic>
+              </a:graphicData>
+            </a:graphic>
+          </wp:inline>
+        </w:drawing>
+      </w:r>
+    </w:p>
+    <w:p>
+      <w:pPr>
+        <w:pBdr>
+          <w:top w:val="nil"/>
+          <w:left w:val="nil"/>
+          <w:bottom w:val="nil"/>
+          <w:right w:val="nil"/>
+          <w:between w:val="nil"/>
+        </w:pBdr>
+        <w:spacing w:after="0" w:line="360" w:lineRule="auto"/>
+        <w:ind w:firstLine="709"/>
+        <w:jc w:val="both"/>
+        <w:rPr>
+          <w:rFonts w:ascii="Times New Roman" w:eastAsia="Tahoma" w:hAnsi="Times New Roman"/>
+          <w:b/>
+          <w:color w:val="000000"/>
+          <w:sz w:val="24"/>
+          <w:szCs w:val="24"/>
+        </w:rPr>
+      </w:pPr>
+      <w:r>
+        <w:rPr>
+          <w:rFonts w:ascii="Times New Roman" w:eastAsia="Tahoma" w:hAnsi="Times New Roman"/>
+          <w:b/>
+          <w:color w:val="000000"/>
+          <w:sz w:val="24"/>
+          <w:szCs w:val="24"/>
+        </w:rPr>
+        <w:t>Фигура.5</w:t>
+      </w:r>
+    </w:p>
+    <w:p>
+      <w:pPr>
+        <w:pBdr>
+          <w:top w:val="nil"/>
+          <w:left w:val="nil"/>
+          <w:bottom w:val="nil"/>
+          <w:right w:val="nil"/>
+          <w:between w:val="nil"/>
+        </w:pBdr>
+        <w:spacing w:after="0" w:line="360" w:lineRule="auto"/>
+        <w:ind w:firstLine="709"/>
+        <w:jc w:val="both"/>
         <w:rPr>
           <w:rFonts w:ascii="Times New Roman" w:eastAsia="Tahoma" w:hAnsi="Times New Roman"/>
           <w:bCs/>
@@ -5139,7 +6285,9 @@
           <w:right w:val="nil"/>
           <w:between w:val="nil"/>
         </w:pBdr>
-        <w:spacing w:before="120" w:line="360" w:lineRule="auto"/>
+        <w:spacing w:after="0" w:line="360" w:lineRule="auto"/>
+        <w:ind w:firstLine="709"/>
+        <w:jc w:val="both"/>
         <w:rPr>
           <w:rFonts w:ascii="Times New Roman" w:eastAsia="Tahoma" w:hAnsi="Times New Roman"/>
           <w:bCs/>
@@ -5210,7 +6358,155 @@
           <w:right w:val="nil"/>
           <w:between w:val="nil"/>
         </w:pBdr>
-        <w:spacing w:before="120" w:line="360" w:lineRule="auto"/>
+        <w:spacing w:after="0" w:line="360" w:lineRule="auto"/>
+        <w:ind w:firstLine="709"/>
+        <w:jc w:val="both"/>
+        <w:rPr>
+          <w:rFonts w:ascii="Times New Roman" w:eastAsia="Tahoma" w:hAnsi="Times New Roman"/>
+          <w:bCs/>
+          <w:color w:val="000000"/>
+          <w:sz w:val="24"/>
+          <w:szCs w:val="24"/>
+        </w:rPr>
+      </w:pPr>
+      <w:r>
+        <w:rPr>
+          <w:rFonts w:ascii="Times New Roman" w:eastAsia="Tahoma" w:hAnsi="Times New Roman"/>
+          <w:bCs/>
+          <w:color w:val="000000"/>
+          <w:sz w:val="24"/>
+          <w:szCs w:val="24"/>
+        </w:rPr>
+        <w:t xml:space="preserve">В основната част на страницата е показан </w:t>
+      </w:r>
+      <w:r>
+        <w:rPr>
+          <w:rFonts w:ascii="Times New Roman" w:eastAsia="Tahoma" w:hAnsi="Times New Roman"/>
+          <w:b/>
+          <w:bCs/>
+          <w:color w:val="000000"/>
+          <w:sz w:val="24"/>
+          <w:szCs w:val="24"/>
+        </w:rPr>
+        <w:t>процесът на поръчка</w:t>
+      </w:r>
+      <w:r>
+        <w:rPr>
+          <w:rFonts w:ascii="Times New Roman" w:eastAsia="Tahoma" w:hAnsi="Times New Roman"/>
+          <w:bCs/>
+          <w:color w:val="000000"/>
+          <w:sz w:val="24"/>
+          <w:szCs w:val="24"/>
+        </w:rPr>
+        <w:t xml:space="preserve">, който е разделен на няколко стъпки. Под тях се намира </w:t>
+      </w:r>
+      <w:r>
+        <w:rPr>
+          <w:rFonts w:ascii="Times New Roman" w:eastAsia="Tahoma" w:hAnsi="Times New Roman"/>
+          <w:b/>
+          <w:bCs/>
+          <w:color w:val="000000"/>
+          <w:sz w:val="24"/>
+          <w:szCs w:val="24"/>
+        </w:rPr>
+        <w:t>форма за въвеждане на данни</w:t>
+      </w:r>
+      <w:r>
+        <w:rPr>
+          <w:rFonts w:ascii="Times New Roman" w:eastAsia="Tahoma" w:hAnsi="Times New Roman"/>
+          <w:bCs/>
+          <w:color w:val="000000"/>
+          <w:sz w:val="24"/>
+          <w:szCs w:val="24"/>
+        </w:rPr>
+        <w:t>, където потребителят попълва необходимата информация за доставка и контакт.</w:t>
+      </w:r>
+    </w:p>
+    <w:p>
+      <w:pPr>
+        <w:pBdr>
+          <w:top w:val="nil"/>
+          <w:left w:val="nil"/>
+          <w:bottom w:val="nil"/>
+          <w:right w:val="nil"/>
+          <w:between w:val="nil"/>
+        </w:pBdr>
+        <w:spacing w:after="0" w:line="360" w:lineRule="auto"/>
+        <w:ind w:firstLine="709"/>
+        <w:jc w:val="both"/>
+        <w:rPr>
+          <w:rFonts w:ascii="Times New Roman" w:eastAsia="Tahoma" w:hAnsi="Times New Roman"/>
+          <w:bCs/>
+          <w:color w:val="000000"/>
+          <w:sz w:val="24"/>
+          <w:szCs w:val="24"/>
+        </w:rPr>
+      </w:pPr>
+      <w:r>
+        <w:rPr>
+          <w:rFonts w:ascii="Times New Roman" w:eastAsia="Tahoma" w:hAnsi="Times New Roman"/>
+          <w:bCs/>
+          <w:color w:val="000000"/>
+          <w:sz w:val="24"/>
+          <w:szCs w:val="24"/>
+        </w:rPr>
+        <w:t xml:space="preserve">Под формата има бутони </w:t>
+      </w:r>
+      <w:r>
+        <w:rPr>
+          <w:rFonts w:ascii="Times New Roman" w:eastAsia="Tahoma" w:hAnsi="Times New Roman"/>
+          <w:b/>
+          <w:bCs/>
+          <w:color w:val="000000"/>
+          <w:sz w:val="24"/>
+          <w:szCs w:val="24"/>
+        </w:rPr>
+        <w:t>Cancel</w:t>
+      </w:r>
+      <w:r>
+        <w:rPr>
+          <w:rFonts w:ascii="Times New Roman" w:eastAsia="Tahoma" w:hAnsi="Times New Roman"/>
+          <w:bCs/>
+          <w:color w:val="000000"/>
+          <w:sz w:val="24"/>
+          <w:szCs w:val="24"/>
+        </w:rPr>
+        <w:t xml:space="preserve"> за отказ и </w:t>
+      </w:r>
+      <w:r>
+        <w:rPr>
+          <w:rFonts w:ascii="Times New Roman" w:eastAsia="Tahoma" w:hAnsi="Times New Roman"/>
+          <w:b/>
+          <w:bCs/>
+          <w:color w:val="000000"/>
+          <w:sz w:val="24"/>
+          <w:szCs w:val="24"/>
+        </w:rPr>
+        <w:t>Continue to Payment</w:t>
+      </w:r>
+      <w:r>
+        <w:rPr>
+          <w:rFonts w:ascii="Times New Roman" w:eastAsia="Tahoma" w:hAnsi="Times New Roman"/>
+          <w:bCs/>
+          <w:color w:val="000000"/>
+          <w:sz w:val="24"/>
+          <w:szCs w:val="24"/>
+        </w:rPr>
+        <w:t>, чрез който потребителят продължава към плащането.</w:t>
+      </w:r>
+    </w:p>
+    <w:p>
+      <w:pPr>
+        <w:pBdr>
+          <w:top w:val="nil"/>
+          <w:left w:val="nil"/>
+          <w:bottom w:val="nil"/>
+          <w:right w:val="nil"/>
+          <w:between w:val="nil"/>
+        </w:pBdr>
+        <w:spacing w:after="0" w:line="360" w:lineRule="auto"/>
+        <w:ind w:firstLine="709"/>
+        <w:jc w:val="both"/>
         <w:rPr>
           <w:rFonts w:ascii="Times New Roman" w:eastAsia="Tahoma" w:hAnsi="Times New Roman"/>
           <w:bCs/>
@@ -5228,148 +6524,6 @@
           <w:szCs w:val="24"/>
         </w:rPr>
         <w:lastRenderedPageBreak/>
-        <w:t xml:space="preserve">В основната част на страницата е показан </w:t>
-      </w:r>
-      <w:r>
-        <w:rPr>
-          <w:rFonts w:ascii="Times New Roman" w:eastAsia="Tahoma" w:hAnsi="Times New Roman"/>
-          <w:b/>
-          <w:bCs/>
-          <w:color w:val="000000"/>
-          <w:sz w:val="24"/>
-          <w:szCs w:val="24"/>
-        </w:rPr>
-        <w:t>процесът на поръчка</w:t>
-      </w:r>
-      <w:r>
-        <w:rPr>
-          <w:rFonts w:ascii="Times New Roman" w:eastAsia="Tahoma" w:hAnsi="Times New Roman"/>
-          <w:bCs/>
-          <w:color w:val="000000"/>
-          <w:sz w:val="24"/>
-          <w:szCs w:val="24"/>
-        </w:rPr>
-        <w:t xml:space="preserve">, който е разделен на няколко стъпки. Под тях се намира </w:t>
-      </w:r>
-      <w:r>
-        <w:rPr>
-          <w:rFonts w:ascii="Times New Roman" w:eastAsia="Tahoma" w:hAnsi="Times New Roman"/>
-          <w:b/>
-          <w:bCs/>
-          <w:color w:val="000000"/>
-          <w:sz w:val="24"/>
-          <w:szCs w:val="24"/>
-        </w:rPr>
-        <w:t>форма за въвеждане на данни</w:t>
-      </w:r>
-      <w:r>
-        <w:rPr>
-          <w:rFonts w:ascii="Times New Roman" w:eastAsia="Tahoma" w:hAnsi="Times New Roman"/>
-          <w:bCs/>
-          <w:color w:val="000000"/>
-          <w:sz w:val="24"/>
-          <w:szCs w:val="24"/>
-        </w:rPr>
-        <w:t>, където потребителят попълва необходимата информация за доставка и контакт.</w:t>
-      </w:r>
-    </w:p>
-    <w:p>
-      <w:pPr>
-        <w:pBdr>
-          <w:top w:val="nil"/>
-          <w:left w:val="nil"/>
-          <w:bottom w:val="nil"/>
-          <w:right w:val="nil"/>
-          <w:between w:val="nil"/>
-        </w:pBdr>
-        <w:spacing w:before="120" w:line="360" w:lineRule="auto"/>
-        <w:rPr>
-          <w:rFonts w:ascii="Times New Roman" w:eastAsia="Tahoma" w:hAnsi="Times New Roman"/>
-          <w:bCs/>
-          <w:color w:val="000000"/>
-          <w:sz w:val="24"/>
-          <w:szCs w:val="24"/>
-        </w:rPr>
-      </w:pPr>
-      <w:r>
-        <w:rPr>
-          <w:rFonts w:ascii="Times New Roman" w:eastAsia="Tahoma" w:hAnsi="Times New Roman"/>
-          <w:bCs/>
-          <w:color w:val="000000"/>
-          <w:sz w:val="24"/>
-          <w:szCs w:val="24"/>
-        </w:rPr>
-        <w:t xml:space="preserve">Под формата има бутони </w:t>
-      </w:r>
-      <w:r>
-        <w:rPr>
-          <w:rFonts w:ascii="Times New Roman" w:eastAsia="Tahoma" w:hAnsi="Times New Roman"/>
-          <w:b/>
-          <w:bCs/>
-          <w:color w:val="000000"/>
-          <w:sz w:val="24"/>
-          <w:szCs w:val="24"/>
-        </w:rPr>
-        <w:t>Cancel</w:t>
-      </w:r>
-      <w:r>
-        <w:rPr>
-          <w:rFonts w:ascii="Times New Roman" w:eastAsia="Tahoma" w:hAnsi="Times New Roman"/>
-          <w:bCs/>
-          <w:color w:val="000000"/>
-          <w:sz w:val="24"/>
-          <w:szCs w:val="24"/>
-        </w:rPr>
-        <w:t xml:space="preserve"> за отказ и </w:t>
-      </w:r>
-      <w:r>
-        <w:rPr>
-          <w:rFonts w:ascii="Times New Roman" w:eastAsia="Tahoma" w:hAnsi="Times New Roman"/>
-          <w:b/>
-          <w:bCs/>
-          <w:color w:val="000000"/>
-          <w:sz w:val="24"/>
-          <w:szCs w:val="24"/>
-        </w:rPr>
-        <w:t>Continue to Payment</w:t>
-      </w:r>
-      <w:r>
-        <w:rPr>
-          <w:rFonts w:ascii="Times New Roman" w:eastAsia="Tahoma" w:hAnsi="Times New Roman"/>
-          <w:bCs/>
-          <w:color w:val="000000"/>
-          <w:sz w:val="24"/>
-          <w:szCs w:val="24"/>
-        </w:rPr>
-        <w:t>, чрез който потребителят продължава към плащането.</w:t>
-      </w:r>
-    </w:p>
-    <w:p>
-      <w:pPr>
-        <w:pBdr>
-          <w:top w:val="nil"/>
-          <w:left w:val="nil"/>
-          <w:bottom w:val="nil"/>
-          <w:right w:val="nil"/>
-          <w:between w:val="nil"/>
-        </w:pBdr>
-        <w:spacing w:before="120" w:line="360" w:lineRule="auto"/>
-        <w:rPr>
-          <w:rFonts w:ascii="Times New Roman" w:eastAsia="Tahoma" w:hAnsi="Times New Roman"/>
-          <w:bCs/>
-          <w:color w:val="000000"/>
-          <w:sz w:val="24"/>
-          <w:szCs w:val="24"/>
-        </w:rPr>
-      </w:pPr>
-      <w:r>
-        <w:rPr>
-          <w:rFonts w:ascii="Times New Roman" w:eastAsia="Tahoma" w:hAnsi="Times New Roman"/>
-          <w:bCs/>
-          <w:color w:val="000000"/>
-          <w:sz w:val="24"/>
-          <w:szCs w:val="24"/>
-        </w:rPr>
         <w:t xml:space="preserve">От дясната страна е разположена </w:t>
       </w:r>
       <w:r>
@@ -5403,7 +6557,9 @@
           <w:right w:val="nil"/>
           <w:between w:val="nil"/>
         </w:pBdr>
-        <w:spacing w:before="120" w:line="360" w:lineRule="auto"/>
+        <w:spacing w:after="0" w:line="360" w:lineRule="auto"/>
+        <w:ind w:firstLine="709"/>
+        <w:jc w:val="both"/>
         <w:rPr>
           <w:rFonts w:ascii="Times New Roman" w:eastAsia="Tahoma" w:hAnsi="Times New Roman"/>
           <w:bCs/>
@@ -5453,26 +6609,145 @@
           <w:right w:val="nil"/>
           <w:between w:val="nil"/>
         </w:pBdr>
-        <w:spacing w:before="120" w:line="360" w:lineRule="auto"/>
-        <w:rPr>
-          <w:rFonts w:ascii="Times New Roman" w:eastAsia="Tahoma" w:hAnsi="Times New Roman"/>
-          <w:bCs/>
-          <w:color w:val="000000"/>
-          <w:sz w:val="24"/>
-          <w:szCs w:val="24"/>
-        </w:rPr>
-      </w:pPr>
-    </w:p>
-    <w:p>
-      <w:pPr>
-        <w:pBdr>
-          <w:top w:val="nil"/>
-          <w:left w:val="nil"/>
-          <w:bottom w:val="nil"/>
-          <w:right w:val="nil"/>
-          <w:between w:val="nil"/>
-        </w:pBdr>
-        <w:spacing w:before="120" w:line="360" w:lineRule="auto"/>
+        <w:spacing w:after="0" w:line="360" w:lineRule="auto"/>
+        <w:ind w:firstLine="709"/>
+        <w:jc w:val="both"/>
+        <w:rPr>
+          <w:rFonts w:ascii="Times New Roman" w:eastAsia="Tahoma" w:hAnsi="Times New Roman"/>
+          <w:bCs/>
+          <w:color w:val="000000"/>
+          <w:sz w:val="24"/>
+          <w:szCs w:val="24"/>
+        </w:rPr>
+      </w:pPr>
+    </w:p>
+    <w:p>
+      <w:pPr>
+        <w:pBdr>
+          <w:top w:val="nil"/>
+          <w:left w:val="nil"/>
+          <w:bottom w:val="nil"/>
+          <w:right w:val="nil"/>
+          <w:between w:val="nil"/>
+        </w:pBdr>
+        <w:spacing w:after="0" w:line="360" w:lineRule="auto"/>
+        <w:ind w:firstLine="709"/>
+        <w:jc w:val="both"/>
+        <w:rPr>
+          <w:rFonts w:ascii="Times New Roman" w:eastAsia="Tahoma" w:hAnsi="Times New Roman"/>
+          <w:b/>
+          <w:bCs/>
+          <w:color w:val="000000"/>
+          <w:sz w:val="24"/>
+          <w:szCs w:val="24"/>
+        </w:rPr>
+      </w:pPr>
+      <w:r>
+        <w:rPr>
+          <w:rFonts w:ascii="Times New Roman" w:eastAsia="Tahoma" w:hAnsi="Times New Roman"/>
+          <w:b/>
+          <w:bCs/>
+          <w:color w:val="000000"/>
+          <w:sz w:val="24"/>
+          <w:szCs w:val="24"/>
+        </w:rPr>
+        <w:t>2.4. Описание на избраната технология и софтуерните средства за разработка на приложението</w:t>
+      </w:r>
+    </w:p>
+    <w:p>
+      <w:pPr>
+        <w:pBdr>
+          <w:top w:val="nil"/>
+          <w:left w:val="nil"/>
+          <w:bottom w:val="nil"/>
+          <w:right w:val="nil"/>
+          <w:between w:val="nil"/>
+        </w:pBdr>
+        <w:spacing w:after="0" w:line="360" w:lineRule="auto"/>
+        <w:ind w:firstLine="709"/>
+        <w:jc w:val="both"/>
+        <w:rPr>
+          <w:rFonts w:ascii="Times New Roman" w:eastAsia="Tahoma" w:hAnsi="Times New Roman"/>
+          <w:bCs/>
+          <w:color w:val="000000"/>
+          <w:sz w:val="24"/>
+          <w:szCs w:val="24"/>
+        </w:rPr>
+      </w:pPr>
+      <w:r>
+        <w:rPr>
+          <w:rFonts w:ascii="Times New Roman" w:eastAsia="Tahoma" w:hAnsi="Times New Roman"/>
+          <w:bCs/>
+          <w:color w:val="000000"/>
+          <w:sz w:val="24"/>
+          <w:szCs w:val="24"/>
+        </w:rPr>
+        <w:t>За разработването на уеб базираната платформа за фото и копирни услуги „Хартиен Обектив“ е избрана съвременна технологична среда, която позволява създаването на стабилно, сигурно и мащабируемо приложение. Основната идея при избора на технологии е да се използват доказани и широко използвани инструменти, които осигуряват добра производителност, лесна поддръжка и възможност за бъдещо разширяване на функционалността.</w:t>
+      </w:r>
+    </w:p>
+    <w:p>
+      <w:pPr>
+        <w:pBdr>
+          <w:top w:val="nil"/>
+          <w:left w:val="nil"/>
+          <w:bottom w:val="nil"/>
+          <w:right w:val="nil"/>
+          <w:between w:val="nil"/>
+        </w:pBdr>
+        <w:spacing w:after="0" w:line="360" w:lineRule="auto"/>
+        <w:ind w:firstLine="709"/>
+        <w:jc w:val="both"/>
+        <w:rPr>
+          <w:rFonts w:ascii="Times New Roman" w:eastAsia="Tahoma" w:hAnsi="Times New Roman"/>
+          <w:bCs/>
+          <w:color w:val="000000"/>
+          <w:sz w:val="24"/>
+          <w:szCs w:val="24"/>
+        </w:rPr>
+      </w:pPr>
+      <w:r>
+        <w:rPr>
+          <w:rFonts w:ascii="Times New Roman" w:eastAsia="Tahoma" w:hAnsi="Times New Roman"/>
+          <w:bCs/>
+          <w:color w:val="000000"/>
+          <w:sz w:val="24"/>
+          <w:szCs w:val="24"/>
+        </w:rPr>
+        <w:t>Разработката на приложението се базира на трислойната архитектура MVC (Model–View–Controller), която разделя системата на отделни логически слоеве. Това разделение улеснява разработката, подобрява четимостта на кода и позволява по-лесна поддръжка и модификация на системата.</w:t>
+      </w:r>
+    </w:p>
+    <w:p>
+      <w:pPr>
+        <w:pBdr>
+          <w:top w:val="nil"/>
+          <w:left w:val="nil"/>
+          <w:bottom w:val="nil"/>
+          <w:right w:val="nil"/>
+          <w:between w:val="nil"/>
+        </w:pBdr>
+        <w:spacing w:after="0" w:line="360" w:lineRule="auto"/>
+        <w:ind w:firstLine="709"/>
+        <w:jc w:val="both"/>
+        <w:rPr>
+          <w:rFonts w:ascii="Times New Roman" w:eastAsia="Tahoma" w:hAnsi="Times New Roman"/>
+          <w:bCs/>
+          <w:color w:val="000000"/>
+          <w:sz w:val="24"/>
+          <w:szCs w:val="24"/>
+        </w:rPr>
+      </w:pPr>
+    </w:p>
+    <w:p>
+      <w:pPr>
+        <w:pBdr>
+          <w:top w:val="nil"/>
+          <w:left w:val="nil"/>
+          <w:bottom w:val="nil"/>
+          <w:right w:val="nil"/>
+          <w:between w:val="nil"/>
+        </w:pBdr>
+        <w:spacing w:after="0" w:line="360" w:lineRule="auto"/>
+        <w:ind w:firstLine="709"/>
         <w:jc w:val="both"/>
         <w:rPr>
           <w:rFonts w:ascii="Times New Roman" w:eastAsia="Tahoma" w:hAnsi="Times New Roman"/>
@@ -5492,118 +6767,6 @@
           <w:sz w:val="28"/>
           <w:szCs w:val="28"/>
         </w:rPr>
-        <w:t>2.4. Описание на избраната технология и софтуерните средства за разработка на приложението</w:t>
-      </w:r>
-    </w:p>
-    <w:p>
-      <w:pPr>
-        <w:pBdr>
-          <w:top w:val="nil"/>
-          <w:left w:val="nil"/>
-          <w:bottom w:val="nil"/>
-          <w:right w:val="nil"/>
-          <w:between w:val="nil"/>
-        </w:pBdr>
-        <w:spacing w:before="120" w:line="360" w:lineRule="auto"/>
-        <w:jc w:val="both"/>
-        <w:rPr>
-          <w:rFonts w:ascii="Times New Roman" w:eastAsia="Tahoma" w:hAnsi="Times New Roman"/>
-          <w:bCs/>
-          <w:color w:val="000000"/>
-          <w:sz w:val="24"/>
-          <w:szCs w:val="24"/>
-        </w:rPr>
-      </w:pPr>
-      <w:r>
-        <w:rPr>
-          <w:rFonts w:ascii="Times New Roman" w:eastAsia="Tahoma" w:hAnsi="Times New Roman"/>
-          <w:bCs/>
-          <w:color w:val="000000"/>
-          <w:sz w:val="24"/>
-          <w:szCs w:val="24"/>
-        </w:rPr>
-        <w:t>За разработването на уеб базираната платформа за фото и копирни услуги „Хартиен Обектив“ е избрана съвременна технологична среда, която позволява създаването на стабилно, сигурно и мащабируемо приложение. Основната идея при избора на технологии е да се използват доказани и широко използвани инструменти, които осигуряват добра производителност, лесна поддръжка и възможност за бъдещо разширяване на функционалността.</w:t>
-      </w:r>
-    </w:p>
-    <w:p>
-      <w:pPr>
-        <w:pBdr>
-          <w:top w:val="nil"/>
-          <w:left w:val="nil"/>
-          <w:bottom w:val="nil"/>
-          <w:right w:val="nil"/>
-          <w:between w:val="nil"/>
-        </w:pBdr>
-        <w:spacing w:before="120" w:line="360" w:lineRule="auto"/>
-        <w:jc w:val="both"/>
-        <w:rPr>
-          <w:rFonts w:ascii="Times New Roman" w:eastAsia="Tahoma" w:hAnsi="Times New Roman"/>
-          <w:bCs/>
-          <w:color w:val="000000"/>
-          <w:sz w:val="24"/>
-          <w:szCs w:val="24"/>
-        </w:rPr>
-      </w:pPr>
-      <w:r>
-        <w:rPr>
-          <w:rFonts w:ascii="Times New Roman" w:eastAsia="Tahoma" w:hAnsi="Times New Roman"/>
-          <w:bCs/>
-          <w:color w:val="000000"/>
-          <w:sz w:val="24"/>
-          <w:szCs w:val="24"/>
-        </w:rPr>
-        <w:t>Разработката на приложението се базира на трислойната архитектура MVC (Model–View–Controller), която разделя системата на отделни логически слоеве. Това разделение улеснява разработката, подобрява четимостта на кода и позволява по-лесна поддръжка и модификация на системата.</w:t>
-      </w:r>
-    </w:p>
-    <w:p>
-      <w:pPr>
-        <w:pBdr>
-          <w:top w:val="nil"/>
-          <w:left w:val="nil"/>
-          <w:bottom w:val="nil"/>
-          <w:right w:val="nil"/>
-          <w:between w:val="nil"/>
-        </w:pBdr>
-        <w:spacing w:before="120" w:line="360" w:lineRule="auto"/>
-        <w:jc w:val="both"/>
-        <w:rPr>
-          <w:rFonts w:ascii="Times New Roman" w:eastAsia="Tahoma" w:hAnsi="Times New Roman"/>
-          <w:bCs/>
-          <w:color w:val="000000"/>
-          <w:sz w:val="24"/>
-          <w:szCs w:val="24"/>
-        </w:rPr>
-      </w:pPr>
-    </w:p>
-    <w:p>
-      <w:pPr>
-        <w:pBdr>
-          <w:top w:val="nil"/>
-          <w:left w:val="nil"/>
-          <w:bottom w:val="nil"/>
-          <w:right w:val="nil"/>
-          <w:between w:val="nil"/>
-        </w:pBdr>
-        <w:spacing w:before="120" w:line="360" w:lineRule="auto"/>
-        <w:jc w:val="both"/>
-        <w:rPr>
-          <w:rFonts w:ascii="Times New Roman" w:eastAsia="Tahoma" w:hAnsi="Times New Roman"/>
-          <w:b/>
-          <w:bCs/>
-          <w:color w:val="000000"/>
-          <w:sz w:val="24"/>
-          <w:szCs w:val="24"/>
-        </w:rPr>
-      </w:pPr>
-      <w:r>
-        <w:rPr>
-          <w:rFonts w:ascii="Times New Roman" w:eastAsia="Tahoma" w:hAnsi="Times New Roman"/>
-          <w:b/>
-          <w:bCs/>
-          <w:color w:val="000000"/>
-          <w:sz w:val="24"/>
-          <w:szCs w:val="24"/>
-        </w:rPr>
         <w:t>2.4.1. ASP.NET Core MVC</w:t>
       </w:r>
     </w:p>
@@ -5616,7 +6779,8 @@
           <w:right w:val="nil"/>
           <w:between w:val="nil"/>
         </w:pBdr>
-        <w:spacing w:before="120" w:line="360" w:lineRule="auto"/>
+        <w:spacing w:after="0" w:line="360" w:lineRule="auto"/>
+        <w:ind w:firstLine="709"/>
         <w:jc w:val="both"/>
         <w:rPr>
           <w:rFonts w:ascii="Times New Roman" w:eastAsia="Tahoma" w:hAnsi="Times New Roman"/>
@@ -5646,7 +6810,8 @@
           <w:right w:val="nil"/>
           <w:between w:val="nil"/>
         </w:pBdr>
-        <w:spacing w:before="120" w:line="360" w:lineRule="auto"/>
+        <w:spacing w:after="0" w:line="360" w:lineRule="auto"/>
+        <w:ind w:firstLine="709"/>
         <w:jc w:val="both"/>
         <w:rPr>
           <w:rFonts w:ascii="Times New Roman" w:eastAsia="Tahoma" w:hAnsi="Times New Roman"/>
@@ -5676,25 +6841,25 @@
           <w:right w:val="nil"/>
           <w:between w:val="nil"/>
         </w:pBdr>
-        <w:spacing w:before="120" w:line="360" w:lineRule="auto"/>
-        <w:jc w:val="both"/>
-        <w:rPr>
-          <w:rFonts w:ascii="Times New Roman" w:eastAsia="Tahoma" w:hAnsi="Times New Roman"/>
-          <w:bCs/>
-          <w:color w:val="000000"/>
-          <w:sz w:val="24"/>
-          <w:szCs w:val="24"/>
-        </w:rPr>
-      </w:pPr>
-      <w:r>
-        <w:rPr>
-          <w:rFonts w:ascii="Times New Roman" w:eastAsia="Tahoma" w:hAnsi="Times New Roman"/>
-          <w:bCs/>
-          <w:color w:val="000000"/>
-          <w:sz w:val="24"/>
-          <w:szCs w:val="24"/>
-        </w:rPr>
-        <w:lastRenderedPageBreak/>
+        <w:spacing w:after="0" w:line="360" w:lineRule="auto"/>
+        <w:ind w:firstLine="709"/>
+        <w:jc w:val="both"/>
+        <w:rPr>
+          <w:rFonts w:ascii="Times New Roman" w:eastAsia="Tahoma" w:hAnsi="Times New Roman"/>
+          <w:bCs/>
+          <w:color w:val="000000"/>
+          <w:sz w:val="24"/>
+          <w:szCs w:val="24"/>
+        </w:rPr>
+      </w:pPr>
+      <w:r>
+        <w:rPr>
+          <w:rFonts w:ascii="Times New Roman" w:eastAsia="Tahoma" w:hAnsi="Times New Roman"/>
+          <w:bCs/>
+          <w:color w:val="000000"/>
+          <w:sz w:val="24"/>
+          <w:szCs w:val="24"/>
+        </w:rPr>
         <w:t>Model(Модел)</w:t>
       </w:r>
       <w:r>
@@ -5722,7 +6887,8 @@
           <w:right w:val="nil"/>
           <w:between w:val="nil"/>
         </w:pBdr>
-        <w:spacing w:before="120" w:line="360" w:lineRule="auto"/>
+        <w:spacing w:after="0" w:line="360" w:lineRule="auto"/>
+        <w:ind w:firstLine="556"/>
         <w:jc w:val="both"/>
         <w:rPr>
           <w:rFonts w:ascii="Times New Roman" w:eastAsia="Tahoma" w:hAnsi="Times New Roman"/>
@@ -5756,7 +6922,8 @@
           <w:right w:val="nil"/>
           <w:between w:val="nil"/>
         </w:pBdr>
-        <w:spacing w:before="120" w:line="360" w:lineRule="auto"/>
+        <w:spacing w:after="0" w:line="360" w:lineRule="auto"/>
+        <w:ind w:firstLine="556"/>
         <w:jc w:val="both"/>
         <w:rPr>
           <w:rFonts w:ascii="Times New Roman" w:eastAsia="Tahoma" w:hAnsi="Times New Roman"/>
@@ -5790,7 +6957,8 @@
           <w:right w:val="nil"/>
           <w:between w:val="nil"/>
         </w:pBdr>
-        <w:spacing w:before="120" w:line="360" w:lineRule="auto"/>
+        <w:spacing w:after="0" w:line="360" w:lineRule="auto"/>
+        <w:ind w:firstLine="556"/>
         <w:jc w:val="both"/>
         <w:rPr>
           <w:rFonts w:ascii="Times New Roman" w:eastAsia="Tahoma" w:hAnsi="Times New Roman"/>
@@ -5824,7 +6992,8 @@
           <w:right w:val="nil"/>
           <w:between w:val="nil"/>
         </w:pBdr>
-        <w:spacing w:before="120" w:line="360" w:lineRule="auto"/>
+        <w:spacing w:after="0" w:line="360" w:lineRule="auto"/>
+        <w:ind w:firstLine="556"/>
         <w:jc w:val="both"/>
         <w:rPr>
           <w:rFonts w:ascii="Times New Roman" w:eastAsia="Tahoma" w:hAnsi="Times New Roman"/>
@@ -5854,7 +7023,8 @@
           <w:right w:val="nil"/>
           <w:between w:val="nil"/>
         </w:pBdr>
-        <w:spacing w:before="120" w:line="360" w:lineRule="auto"/>
+        <w:spacing w:after="0" w:line="360" w:lineRule="auto"/>
+        <w:ind w:firstLine="709"/>
         <w:jc w:val="both"/>
         <w:rPr>
           <w:rFonts w:ascii="Times New Roman" w:eastAsia="Tahoma" w:hAnsi="Times New Roman"/>
@@ -5884,7 +7054,8 @@
           <w:right w:val="nil"/>
           <w:between w:val="nil"/>
         </w:pBdr>
-        <w:spacing w:before="120" w:line="360" w:lineRule="auto"/>
+        <w:spacing w:after="0" w:line="360" w:lineRule="auto"/>
+        <w:ind w:firstLine="709"/>
         <w:jc w:val="both"/>
         <w:rPr>
           <w:rFonts w:ascii="Times New Roman" w:eastAsia="Tahoma" w:hAnsi="Times New Roman"/>
@@ -5913,19 +7084,31 @@
           <w:szCs w:val="24"/>
         </w:rPr>
         <w:br/>
-        <w:t>Изгледът представлява визуалната част на приложението – страниците, които се показват на потребителя. В ASP.NET MVC изгледите се реализират чрез Razor Views, които позволяват комбиниране на HTML код и C# логика.</w:t>
-      </w:r>
-    </w:p>
-    <w:p>
-      <w:pPr>
-        <w:pBdr>
-          <w:top w:val="nil"/>
-          <w:left w:val="nil"/>
-          <w:bottom w:val="nil"/>
-          <w:right w:val="nil"/>
-          <w:between w:val="nil"/>
-        </w:pBdr>
-        <w:spacing w:before="120" w:line="360" w:lineRule="auto"/>
+        <w:t xml:space="preserve">Изгледът представлява визуалната част на приложението – страниците, които се показват </w:t>
+      </w:r>
+      <w:r>
+        <w:rPr>
+          <w:rFonts w:ascii="Times New Roman" w:eastAsia="Tahoma" w:hAnsi="Times New Roman"/>
+          <w:bCs/>
+          <w:color w:val="000000"/>
+          <w:sz w:val="24"/>
+          <w:szCs w:val="24"/>
+        </w:rPr>
+        <w:lastRenderedPageBreak/>
+        <w:t>на потребителя. В ASP.NET MVC изгледите се реализират чрез Razor Views, които позволяват комбиниране на HTML код и C# логика.</w:t>
+      </w:r>
+    </w:p>
+    <w:p>
+      <w:pPr>
+        <w:pBdr>
+          <w:top w:val="nil"/>
+          <w:left w:val="nil"/>
+          <w:bottom w:val="nil"/>
+          <w:right w:val="nil"/>
+          <w:between w:val="nil"/>
+        </w:pBdr>
+        <w:spacing w:after="0" w:line="360" w:lineRule="auto"/>
+        <w:ind w:firstLine="709"/>
         <w:jc w:val="both"/>
         <w:rPr>
           <w:rFonts w:ascii="Times New Roman" w:eastAsia="Tahoma" w:hAnsi="Times New Roman"/>
@@ -5955,7 +7138,8 @@
           <w:right w:val="nil"/>
           <w:between w:val="nil"/>
         </w:pBdr>
-        <w:spacing w:before="120" w:line="360" w:lineRule="auto"/>
+        <w:spacing w:after="0" w:line="360" w:lineRule="auto"/>
+        <w:ind w:firstLine="709"/>
         <w:jc w:val="both"/>
         <w:rPr>
           <w:rFonts w:ascii="Times New Roman" w:eastAsia="Tahoma" w:hAnsi="Times New Roman"/>
@@ -5996,7 +7180,8 @@
           <w:right w:val="nil"/>
           <w:between w:val="nil"/>
         </w:pBdr>
-        <w:spacing w:before="120" w:line="360" w:lineRule="auto"/>
+        <w:spacing w:after="0" w:line="360" w:lineRule="auto"/>
+        <w:ind w:firstLine="709"/>
         <w:jc w:val="both"/>
         <w:rPr>
           <w:rFonts w:ascii="Times New Roman" w:eastAsia="Tahoma" w:hAnsi="Times New Roman"/>
@@ -6026,25 +7211,26 @@
           <w:right w:val="nil"/>
           <w:between w:val="nil"/>
         </w:pBdr>
-        <w:spacing w:before="120" w:line="360" w:lineRule="auto"/>
-        <w:jc w:val="both"/>
-        <w:rPr>
-          <w:rFonts w:ascii="Times New Roman" w:eastAsia="Tahoma" w:hAnsi="Times New Roman"/>
-          <w:b/>
-          <w:bCs/>
-          <w:color w:val="000000"/>
-          <w:sz w:val="24"/>
-          <w:szCs w:val="24"/>
-        </w:rPr>
-      </w:pPr>
-      <w:r>
-        <w:rPr>
-          <w:rFonts w:ascii="Times New Roman" w:eastAsia="Tahoma" w:hAnsi="Times New Roman"/>
-          <w:b/>
-          <w:bCs/>
-          <w:color w:val="000000"/>
-          <w:sz w:val="24"/>
-          <w:szCs w:val="24"/>
+        <w:spacing w:after="0" w:line="360" w:lineRule="auto"/>
+        <w:ind w:firstLine="709"/>
+        <w:jc w:val="both"/>
+        <w:rPr>
+          <w:rFonts w:ascii="Times New Roman" w:eastAsia="Tahoma" w:hAnsi="Times New Roman"/>
+          <w:b/>
+          <w:bCs/>
+          <w:color w:val="000000"/>
+          <w:sz w:val="28"/>
+          <w:szCs w:val="28"/>
+        </w:rPr>
+      </w:pPr>
+      <w:r>
+        <w:rPr>
+          <w:rFonts w:ascii="Times New Roman" w:eastAsia="Tahoma" w:hAnsi="Times New Roman"/>
+          <w:b/>
+          <w:bCs/>
+          <w:color w:val="000000"/>
+          <w:sz w:val="28"/>
+          <w:szCs w:val="28"/>
         </w:rPr>
         <w:t>2.4.2. Програмен език C#</w:t>
       </w:r>
@@ -6058,7 +7244,8 @@
           <w:right w:val="nil"/>
           <w:between w:val="nil"/>
         </w:pBdr>
-        <w:spacing w:before="120" w:line="360" w:lineRule="auto"/>
+        <w:spacing w:after="0" w:line="360" w:lineRule="auto"/>
+        <w:ind w:firstLine="709"/>
         <w:jc w:val="both"/>
         <w:rPr>
           <w:rFonts w:ascii="Times New Roman" w:eastAsia="Tahoma" w:hAnsi="Times New Roman"/>
@@ -6088,7 +7275,8 @@
           <w:right w:val="nil"/>
           <w:between w:val="nil"/>
         </w:pBdr>
-        <w:spacing w:before="120" w:line="360" w:lineRule="auto"/>
+        <w:spacing w:after="0" w:line="360" w:lineRule="auto"/>
+        <w:ind w:firstLine="709"/>
         <w:jc w:val="both"/>
         <w:rPr>
           <w:rFonts w:ascii="Times New Roman" w:eastAsia="Tahoma" w:hAnsi="Times New Roman"/>
@@ -6122,7 +7310,8 @@
           <w:right w:val="nil"/>
           <w:between w:val="nil"/>
         </w:pBdr>
-        <w:spacing w:before="120" w:line="360" w:lineRule="auto"/>
+        <w:spacing w:after="0" w:line="360" w:lineRule="auto"/>
+        <w:ind w:firstLine="556"/>
         <w:jc w:val="both"/>
         <w:rPr>
           <w:rFonts w:ascii="Times New Roman" w:eastAsia="Tahoma" w:hAnsi="Times New Roman"/>
@@ -6156,7 +7345,8 @@
           <w:right w:val="nil"/>
           <w:between w:val="nil"/>
         </w:pBdr>
-        <w:spacing w:before="120" w:line="360" w:lineRule="auto"/>
+        <w:spacing w:after="0" w:line="360" w:lineRule="auto"/>
+        <w:ind w:firstLine="556"/>
         <w:jc w:val="both"/>
         <w:rPr>
           <w:rFonts w:ascii="Times New Roman" w:eastAsia="Tahoma" w:hAnsi="Times New Roman"/>
@@ -6190,25 +7380,25 @@
           <w:right w:val="nil"/>
           <w:between w:val="nil"/>
         </w:pBdr>
-        <w:spacing w:before="120" w:line="360" w:lineRule="auto"/>
-        <w:jc w:val="both"/>
-        <w:rPr>
-          <w:rFonts w:ascii="Times New Roman" w:eastAsia="Tahoma" w:hAnsi="Times New Roman"/>
-          <w:bCs/>
-          <w:color w:val="000000"/>
-          <w:sz w:val="24"/>
-          <w:szCs w:val="24"/>
-        </w:rPr>
-      </w:pPr>
-      <w:r>
-        <w:rPr>
-          <w:rFonts w:ascii="Times New Roman" w:eastAsia="Tahoma" w:hAnsi="Times New Roman"/>
-          <w:bCs/>
-          <w:color w:val="000000"/>
-          <w:sz w:val="24"/>
-          <w:szCs w:val="24"/>
-        </w:rPr>
-        <w:lastRenderedPageBreak/>
+        <w:spacing w:after="0" w:line="360" w:lineRule="auto"/>
+        <w:ind w:firstLine="556"/>
+        <w:jc w:val="both"/>
+        <w:rPr>
+          <w:rFonts w:ascii="Times New Roman" w:eastAsia="Tahoma" w:hAnsi="Times New Roman"/>
+          <w:bCs/>
+          <w:color w:val="000000"/>
+          <w:sz w:val="24"/>
+          <w:szCs w:val="24"/>
+        </w:rPr>
+      </w:pPr>
+      <w:r>
+        <w:rPr>
+          <w:rFonts w:ascii="Times New Roman" w:eastAsia="Tahoma" w:hAnsi="Times New Roman"/>
+          <w:bCs/>
+          <w:color w:val="000000"/>
+          <w:sz w:val="24"/>
+          <w:szCs w:val="24"/>
+        </w:rPr>
         <w:t>добра интеграция с .NET платформата;</w:t>
       </w:r>
     </w:p>
@@ -6225,7 +7415,8 @@
           <w:right w:val="nil"/>
           <w:between w:val="nil"/>
         </w:pBdr>
-        <w:spacing w:before="120" w:line="360" w:lineRule="auto"/>
+        <w:spacing w:after="0" w:line="360" w:lineRule="auto"/>
+        <w:ind w:firstLine="556"/>
         <w:jc w:val="both"/>
         <w:rPr>
           <w:rFonts w:ascii="Times New Roman" w:eastAsia="Tahoma" w:hAnsi="Times New Roman"/>
@@ -6255,7 +7446,8 @@
           <w:right w:val="nil"/>
           <w:between w:val="nil"/>
         </w:pBdr>
-        <w:spacing w:before="120" w:line="360" w:lineRule="auto"/>
+        <w:spacing w:after="0" w:line="360" w:lineRule="auto"/>
+        <w:ind w:firstLine="709"/>
         <w:jc w:val="both"/>
         <w:rPr>
           <w:rFonts w:ascii="Times New Roman" w:eastAsia="Tahoma" w:hAnsi="Times New Roman"/>
@@ -6289,7 +7481,8 @@
           <w:right w:val="nil"/>
           <w:between w:val="nil"/>
         </w:pBdr>
-        <w:spacing w:before="120" w:line="360" w:lineRule="auto"/>
+        <w:spacing w:after="0" w:line="360" w:lineRule="auto"/>
+        <w:ind w:firstLine="414"/>
         <w:jc w:val="both"/>
         <w:rPr>
           <w:rFonts w:ascii="Times New Roman" w:eastAsia="Tahoma" w:hAnsi="Times New Roman"/>
@@ -6323,7 +7516,8 @@
           <w:right w:val="nil"/>
           <w:between w:val="nil"/>
         </w:pBdr>
-        <w:spacing w:before="120" w:line="360" w:lineRule="auto"/>
+        <w:spacing w:after="0" w:line="360" w:lineRule="auto"/>
+        <w:ind w:firstLine="414"/>
         <w:jc w:val="both"/>
         <w:rPr>
           <w:rFonts w:ascii="Times New Roman" w:eastAsia="Tahoma" w:hAnsi="Times New Roman"/>
@@ -6357,7 +7551,8 @@
           <w:right w:val="nil"/>
           <w:between w:val="nil"/>
         </w:pBdr>
-        <w:spacing w:before="120" w:line="360" w:lineRule="auto"/>
+        <w:spacing w:after="0" w:line="360" w:lineRule="auto"/>
+        <w:ind w:firstLine="414"/>
         <w:jc w:val="both"/>
         <w:rPr>
           <w:rFonts w:ascii="Times New Roman" w:eastAsia="Tahoma" w:hAnsi="Times New Roman"/>
@@ -6391,7 +7586,8 @@
           <w:right w:val="nil"/>
           <w:between w:val="nil"/>
         </w:pBdr>
-        <w:spacing w:before="120" w:line="360" w:lineRule="auto"/>
+        <w:spacing w:after="0" w:line="360" w:lineRule="auto"/>
+        <w:ind w:firstLine="414"/>
         <w:jc w:val="both"/>
         <w:rPr>
           <w:rFonts w:ascii="Times New Roman" w:eastAsia="Tahoma" w:hAnsi="Times New Roman"/>
@@ -6421,25 +7617,26 @@
           <w:right w:val="nil"/>
           <w:between w:val="nil"/>
         </w:pBdr>
-        <w:spacing w:before="120" w:line="360" w:lineRule="auto"/>
-        <w:jc w:val="both"/>
-        <w:rPr>
-          <w:rFonts w:ascii="Times New Roman" w:eastAsia="Tahoma" w:hAnsi="Times New Roman"/>
-          <w:b/>
-          <w:bCs/>
-          <w:color w:val="000000"/>
-          <w:sz w:val="24"/>
-          <w:szCs w:val="24"/>
-        </w:rPr>
-      </w:pPr>
-      <w:r>
-        <w:rPr>
-          <w:rFonts w:ascii="Times New Roman" w:eastAsia="Tahoma" w:hAnsi="Times New Roman"/>
-          <w:b/>
-          <w:bCs/>
-          <w:color w:val="000000"/>
-          <w:sz w:val="24"/>
-          <w:szCs w:val="24"/>
+        <w:spacing w:after="0" w:line="360" w:lineRule="auto"/>
+        <w:ind w:firstLine="709"/>
+        <w:jc w:val="both"/>
+        <w:rPr>
+          <w:rFonts w:ascii="Times New Roman" w:eastAsia="Tahoma" w:hAnsi="Times New Roman"/>
+          <w:b/>
+          <w:bCs/>
+          <w:color w:val="000000"/>
+          <w:sz w:val="28"/>
+          <w:szCs w:val="28"/>
+        </w:rPr>
+      </w:pPr>
+      <w:r>
+        <w:rPr>
+          <w:rFonts w:ascii="Times New Roman" w:eastAsia="Tahoma" w:hAnsi="Times New Roman"/>
+          <w:b/>
+          <w:bCs/>
+          <w:color w:val="000000"/>
+          <w:sz w:val="28"/>
+          <w:szCs w:val="28"/>
         </w:rPr>
         <w:t>2.4.3. База данни – SQL Server</w:t>
       </w:r>
@@ -6453,7 +7650,8 @@
           <w:right w:val="nil"/>
           <w:between w:val="nil"/>
         </w:pBdr>
-        <w:spacing w:before="120" w:line="360" w:lineRule="auto"/>
+        <w:spacing w:after="0" w:line="360" w:lineRule="auto"/>
+        <w:ind w:firstLine="709"/>
         <w:jc w:val="both"/>
         <w:rPr>
           <w:rFonts w:ascii="Times New Roman" w:eastAsia="Tahoma" w:hAnsi="Times New Roman"/>
@@ -6483,7 +7681,8 @@
           <w:right w:val="nil"/>
           <w:between w:val="nil"/>
         </w:pBdr>
-        <w:spacing w:before="120" w:line="360" w:lineRule="auto"/>
+        <w:spacing w:after="0" w:line="360" w:lineRule="auto"/>
+        <w:ind w:firstLine="709"/>
         <w:jc w:val="both"/>
         <w:rPr>
           <w:rFonts w:ascii="Times New Roman" w:eastAsia="Tahoma" w:hAnsi="Times New Roman"/>
@@ -6517,7 +7716,8 @@
           <w:right w:val="nil"/>
           <w:between w:val="nil"/>
         </w:pBdr>
-        <w:spacing w:before="120" w:line="360" w:lineRule="auto"/>
+        <w:spacing w:after="0" w:line="360" w:lineRule="auto"/>
+        <w:ind w:firstLine="556"/>
         <w:jc w:val="both"/>
         <w:rPr>
           <w:rFonts w:ascii="Times New Roman" w:eastAsia="Tahoma" w:hAnsi="Times New Roman"/>
@@ -6551,7 +7751,8 @@
           <w:right w:val="nil"/>
           <w:between w:val="nil"/>
         </w:pBdr>
-        <w:spacing w:before="120" w:line="360" w:lineRule="auto"/>
+        <w:spacing w:after="0" w:line="360" w:lineRule="auto"/>
+        <w:ind w:firstLine="556"/>
         <w:jc w:val="both"/>
         <w:rPr>
           <w:rFonts w:ascii="Times New Roman" w:eastAsia="Tahoma" w:hAnsi="Times New Roman"/>
@@ -6585,7 +7786,8 @@
           <w:right w:val="nil"/>
           <w:between w:val="nil"/>
         </w:pBdr>
-        <w:spacing w:before="120" w:line="360" w:lineRule="auto"/>
+        <w:spacing w:after="0" w:line="360" w:lineRule="auto"/>
+        <w:ind w:firstLine="556"/>
         <w:jc w:val="both"/>
         <w:rPr>
           <w:rFonts w:ascii="Times New Roman" w:eastAsia="Tahoma" w:hAnsi="Times New Roman"/>
@@ -6619,7 +7821,8 @@
           <w:right w:val="nil"/>
           <w:between w:val="nil"/>
         </w:pBdr>
-        <w:spacing w:before="120" w:line="360" w:lineRule="auto"/>
+        <w:spacing w:after="0" w:line="360" w:lineRule="auto"/>
+        <w:ind w:firstLine="556"/>
         <w:jc w:val="both"/>
         <w:rPr>
           <w:rFonts w:ascii="Times New Roman" w:eastAsia="Tahoma" w:hAnsi="Times New Roman"/>
@@ -6649,7 +7852,8 @@
           <w:right w:val="nil"/>
           <w:between w:val="nil"/>
         </w:pBdr>
-        <w:spacing w:before="120" w:line="360" w:lineRule="auto"/>
+        <w:spacing w:after="0" w:line="360" w:lineRule="auto"/>
+        <w:ind w:firstLine="709"/>
         <w:jc w:val="both"/>
         <w:rPr>
           <w:rFonts w:ascii="Times New Roman" w:eastAsia="Tahoma" w:hAnsi="Times New Roman"/>
@@ -6683,7 +7887,8 @@
           <w:right w:val="nil"/>
           <w:between w:val="nil"/>
         </w:pBdr>
-        <w:spacing w:before="120" w:line="360" w:lineRule="auto"/>
+        <w:spacing w:after="0" w:line="360" w:lineRule="auto"/>
+        <w:ind w:firstLine="556"/>
         <w:jc w:val="both"/>
         <w:rPr>
           <w:rFonts w:ascii="Times New Roman" w:eastAsia="Tahoma" w:hAnsi="Times New Roman"/>
@@ -6717,7 +7922,8 @@
           <w:right w:val="nil"/>
           <w:between w:val="nil"/>
         </w:pBdr>
-        <w:spacing w:before="120" w:line="360" w:lineRule="auto"/>
+        <w:spacing w:after="0" w:line="360" w:lineRule="auto"/>
+        <w:ind w:firstLine="556"/>
         <w:jc w:val="both"/>
         <w:rPr>
           <w:rFonts w:ascii="Times New Roman" w:eastAsia="Tahoma" w:hAnsi="Times New Roman"/>
@@ -6751,7 +7957,8 @@
           <w:right w:val="nil"/>
           <w:between w:val="nil"/>
         </w:pBdr>
-        <w:spacing w:before="120" w:line="360" w:lineRule="auto"/>
+        <w:spacing w:after="0" w:line="360" w:lineRule="auto"/>
+        <w:ind w:firstLine="556"/>
         <w:jc w:val="both"/>
         <w:rPr>
           <w:rFonts w:ascii="Times New Roman" w:eastAsia="Tahoma" w:hAnsi="Times New Roman"/>
@@ -6785,24 +7992,26 @@
           <w:right w:val="nil"/>
           <w:between w:val="nil"/>
         </w:pBdr>
-        <w:spacing w:before="120" w:line="360" w:lineRule="auto"/>
-        <w:jc w:val="both"/>
-        <w:rPr>
-          <w:rFonts w:ascii="Times New Roman" w:eastAsia="Tahoma" w:hAnsi="Times New Roman"/>
-          <w:bCs/>
-          <w:color w:val="000000"/>
-          <w:sz w:val="24"/>
-          <w:szCs w:val="24"/>
-        </w:rPr>
-      </w:pPr>
-      <w:r>
-        <w:rPr>
-          <w:rFonts w:ascii="Times New Roman" w:eastAsia="Tahoma" w:hAnsi="Times New Roman"/>
-          <w:bCs/>
-          <w:color w:val="000000"/>
-          <w:sz w:val="24"/>
-          <w:szCs w:val="24"/>
-        </w:rPr>
+        <w:spacing w:after="0" w:line="360" w:lineRule="auto"/>
+        <w:ind w:firstLine="556"/>
+        <w:jc w:val="both"/>
+        <w:rPr>
+          <w:rFonts w:ascii="Times New Roman" w:eastAsia="Tahoma" w:hAnsi="Times New Roman"/>
+          <w:bCs/>
+          <w:color w:val="000000"/>
+          <w:sz w:val="24"/>
+          <w:szCs w:val="24"/>
+        </w:rPr>
+      </w:pPr>
+      <w:r>
+        <w:rPr>
+          <w:rFonts w:ascii="Times New Roman" w:eastAsia="Tahoma" w:hAnsi="Times New Roman"/>
+          <w:bCs/>
+          <w:color w:val="000000"/>
+          <w:sz w:val="24"/>
+          <w:szCs w:val="24"/>
+        </w:rPr>
+        <w:lastRenderedPageBreak/>
         <w:t>PhotoProducts – фото продукти;</w:t>
       </w:r>
     </w:p>
@@ -6819,7 +8028,8 @@
           <w:right w:val="nil"/>
           <w:between w:val="nil"/>
         </w:pBdr>
-        <w:spacing w:before="120" w:line="360" w:lineRule="auto"/>
+        <w:spacing w:after="0" w:line="360" w:lineRule="auto"/>
+        <w:ind w:firstLine="556"/>
         <w:jc w:val="both"/>
         <w:rPr>
           <w:rFonts w:ascii="Times New Roman" w:eastAsia="Tahoma" w:hAnsi="Times New Roman"/>
@@ -6853,7 +8063,8 @@
           <w:right w:val="nil"/>
           <w:between w:val="nil"/>
         </w:pBdr>
-        <w:spacing w:before="120" w:line="360" w:lineRule="auto"/>
+        <w:spacing w:after="0" w:line="360" w:lineRule="auto"/>
+        <w:ind w:firstLine="556"/>
         <w:jc w:val="both"/>
         <w:rPr>
           <w:rFonts w:ascii="Times New Roman" w:eastAsia="Tahoma" w:hAnsi="Times New Roman"/>
@@ -6887,7 +8098,8 @@
           <w:right w:val="nil"/>
           <w:between w:val="nil"/>
         </w:pBdr>
-        <w:spacing w:before="120" w:line="360" w:lineRule="auto"/>
+        <w:spacing w:after="0" w:line="360" w:lineRule="auto"/>
+        <w:ind w:firstLine="556"/>
         <w:jc w:val="both"/>
         <w:rPr>
           <w:rFonts w:ascii="Times New Roman" w:eastAsia="Tahoma" w:hAnsi="Times New Roman"/>
@@ -6917,7 +8129,8 @@
           <w:right w:val="nil"/>
           <w:between w:val="nil"/>
         </w:pBdr>
-        <w:spacing w:before="120" w:line="360" w:lineRule="auto"/>
+        <w:spacing w:after="0" w:line="360" w:lineRule="auto"/>
+        <w:ind w:firstLine="709"/>
         <w:jc w:val="both"/>
         <w:rPr>
           <w:rFonts w:ascii="Times New Roman" w:eastAsia="Tahoma" w:hAnsi="Times New Roman"/>
@@ -6947,27 +8160,27 @@
           <w:right w:val="nil"/>
           <w:between w:val="nil"/>
         </w:pBdr>
-        <w:spacing w:before="120" w:line="360" w:lineRule="auto"/>
-        <w:jc w:val="both"/>
-        <w:rPr>
-          <w:rFonts w:ascii="Times New Roman" w:eastAsia="Tahoma" w:hAnsi="Times New Roman"/>
-          <w:b/>
-          <w:bCs/>
-          <w:color w:val="000000"/>
-          <w:sz w:val="24"/>
-          <w:szCs w:val="24"/>
-        </w:rPr>
-      </w:pPr>
-      <w:r>
-        <w:rPr>
-          <w:rFonts w:ascii="Times New Roman" w:eastAsia="Tahoma" w:hAnsi="Times New Roman"/>
-          <w:b/>
-          <w:bCs/>
-          <w:color w:val="000000"/>
-          <w:sz w:val="24"/>
-          <w:szCs w:val="24"/>
-        </w:rPr>
-        <w:lastRenderedPageBreak/>
+        <w:spacing w:after="0" w:line="360" w:lineRule="auto"/>
+        <w:ind w:firstLine="709"/>
+        <w:jc w:val="both"/>
+        <w:rPr>
+          <w:rFonts w:ascii="Times New Roman" w:eastAsia="Tahoma" w:hAnsi="Times New Roman"/>
+          <w:b/>
+          <w:bCs/>
+          <w:color w:val="000000"/>
+          <w:sz w:val="28"/>
+          <w:szCs w:val="28"/>
+        </w:rPr>
+      </w:pPr>
+      <w:r>
+        <w:rPr>
+          <w:rFonts w:ascii="Times New Roman" w:eastAsia="Tahoma" w:hAnsi="Times New Roman"/>
+          <w:b/>
+          <w:bCs/>
+          <w:color w:val="000000"/>
+          <w:sz w:val="28"/>
+          <w:szCs w:val="28"/>
+        </w:rPr>
         <w:t>2.4.4. HTML5 и CSS3</w:t>
       </w:r>
     </w:p>
@@ -6980,7 +8193,8 @@
           <w:right w:val="nil"/>
           <w:between w:val="nil"/>
         </w:pBdr>
-        <w:spacing w:before="120" w:line="360" w:lineRule="auto"/>
+        <w:spacing w:after="0" w:line="360" w:lineRule="auto"/>
+        <w:ind w:firstLine="709"/>
         <w:jc w:val="both"/>
         <w:rPr>
           <w:rFonts w:ascii="Times New Roman" w:eastAsia="Tahoma" w:hAnsi="Times New Roman"/>
@@ -7010,7 +8224,8 @@
           <w:right w:val="nil"/>
           <w:between w:val="nil"/>
         </w:pBdr>
-        <w:spacing w:before="120" w:line="360" w:lineRule="auto"/>
+        <w:spacing w:after="0" w:line="360" w:lineRule="auto"/>
+        <w:ind w:firstLine="709"/>
         <w:jc w:val="both"/>
         <w:rPr>
           <w:rFonts w:ascii="Times New Roman" w:eastAsia="Tahoma" w:hAnsi="Times New Roman"/>
@@ -7044,7 +8259,8 @@
           <w:right w:val="nil"/>
           <w:between w:val="nil"/>
         </w:pBdr>
-        <w:spacing w:before="120" w:line="360" w:lineRule="auto"/>
+        <w:spacing w:after="0" w:line="360" w:lineRule="auto"/>
+        <w:ind w:firstLine="556"/>
         <w:jc w:val="both"/>
         <w:rPr>
           <w:rFonts w:ascii="Times New Roman" w:eastAsia="Tahoma" w:hAnsi="Times New Roman"/>
@@ -7078,7 +8294,8 @@
           <w:right w:val="nil"/>
           <w:between w:val="nil"/>
         </w:pBdr>
-        <w:spacing w:before="120" w:line="360" w:lineRule="auto"/>
+        <w:spacing w:after="0" w:line="360" w:lineRule="auto"/>
+        <w:ind w:firstLine="556"/>
         <w:jc w:val="both"/>
         <w:rPr>
           <w:rFonts w:ascii="Times New Roman" w:eastAsia="Tahoma" w:hAnsi="Times New Roman"/>
@@ -7112,7 +8329,8 @@
           <w:right w:val="nil"/>
           <w:between w:val="nil"/>
         </w:pBdr>
-        <w:spacing w:before="120" w:line="360" w:lineRule="auto"/>
+        <w:spacing w:after="0" w:line="360" w:lineRule="auto"/>
+        <w:ind w:firstLine="556"/>
         <w:jc w:val="both"/>
         <w:rPr>
           <w:rFonts w:ascii="Times New Roman" w:eastAsia="Tahoma" w:hAnsi="Times New Roman"/>
@@ -7146,7 +8364,8 @@
           <w:right w:val="nil"/>
           <w:between w:val="nil"/>
         </w:pBdr>
-        <w:spacing w:before="120" w:line="360" w:lineRule="auto"/>
+        <w:spacing w:after="0" w:line="360" w:lineRule="auto"/>
+        <w:ind w:firstLine="556"/>
         <w:jc w:val="both"/>
         <w:rPr>
           <w:rFonts w:ascii="Times New Roman" w:eastAsia="Tahoma" w:hAnsi="Times New Roman"/>
@@ -7180,7 +8399,8 @@
           <w:right w:val="nil"/>
           <w:between w:val="nil"/>
         </w:pBdr>
-        <w:spacing w:before="120" w:line="360" w:lineRule="auto"/>
+        <w:spacing w:after="0" w:line="360" w:lineRule="auto"/>
+        <w:ind w:firstLine="556"/>
         <w:jc w:val="both"/>
         <w:rPr>
           <w:rFonts w:ascii="Times New Roman" w:eastAsia="Tahoma" w:hAnsi="Times New Roman"/>
@@ -7210,7 +8430,8 @@
           <w:right w:val="nil"/>
           <w:between w:val="nil"/>
         </w:pBdr>
-        <w:spacing w:before="120" w:line="360" w:lineRule="auto"/>
+        <w:spacing w:after="0" w:line="360" w:lineRule="auto"/>
+        <w:ind w:firstLine="709"/>
         <w:jc w:val="both"/>
         <w:rPr>
           <w:rFonts w:ascii="Times New Roman" w:eastAsia="Tahoma" w:hAnsi="Times New Roman"/>
@@ -7244,7 +8465,8 @@
           <w:right w:val="nil"/>
           <w:between w:val="nil"/>
         </w:pBdr>
-        <w:spacing w:before="120" w:line="360" w:lineRule="auto"/>
+        <w:spacing w:after="0" w:line="360" w:lineRule="auto"/>
+        <w:ind w:firstLine="556"/>
         <w:jc w:val="both"/>
         <w:rPr>
           <w:rFonts w:ascii="Times New Roman" w:eastAsia="Tahoma" w:hAnsi="Times New Roman"/>
@@ -7278,7 +8500,8 @@
           <w:right w:val="nil"/>
           <w:between w:val="nil"/>
         </w:pBdr>
-        <w:spacing w:before="120" w:line="360" w:lineRule="auto"/>
+        <w:spacing w:after="0" w:line="360" w:lineRule="auto"/>
+        <w:ind w:firstLine="556"/>
         <w:jc w:val="both"/>
         <w:rPr>
           <w:rFonts w:ascii="Times New Roman" w:eastAsia="Tahoma" w:hAnsi="Times New Roman"/>
@@ -7312,7 +8535,8 @@
           <w:right w:val="nil"/>
           <w:between w:val="nil"/>
         </w:pBdr>
-        <w:spacing w:before="120" w:line="360" w:lineRule="auto"/>
+        <w:spacing w:after="0" w:line="360" w:lineRule="auto"/>
+        <w:ind w:firstLine="556"/>
         <w:jc w:val="both"/>
         <w:rPr>
           <w:rFonts w:ascii="Times New Roman" w:eastAsia="Tahoma" w:hAnsi="Times New Roman"/>
@@ -7346,7 +8570,8 @@
           <w:right w:val="nil"/>
           <w:between w:val="nil"/>
         </w:pBdr>
-        <w:spacing w:before="120" w:line="360" w:lineRule="auto"/>
+        <w:spacing w:after="0" w:line="360" w:lineRule="auto"/>
+        <w:ind w:firstLine="556"/>
         <w:jc w:val="both"/>
         <w:rPr>
           <w:rFonts w:ascii="Times New Roman" w:eastAsia="Tahoma" w:hAnsi="Times New Roman"/>
@@ -7376,25 +8601,26 @@
           <w:right w:val="nil"/>
           <w:between w:val="nil"/>
         </w:pBdr>
-        <w:spacing w:before="120" w:line="360" w:lineRule="auto"/>
-        <w:jc w:val="both"/>
-        <w:rPr>
-          <w:rFonts w:ascii="Times New Roman" w:eastAsia="Tahoma" w:hAnsi="Times New Roman"/>
-          <w:b/>
-          <w:bCs/>
-          <w:color w:val="000000"/>
-          <w:sz w:val="24"/>
-          <w:szCs w:val="24"/>
-        </w:rPr>
-      </w:pPr>
-      <w:r>
-        <w:rPr>
-          <w:rFonts w:ascii="Times New Roman" w:eastAsia="Tahoma" w:hAnsi="Times New Roman"/>
-          <w:b/>
-          <w:bCs/>
-          <w:color w:val="000000"/>
-          <w:sz w:val="24"/>
-          <w:szCs w:val="24"/>
+        <w:spacing w:after="0" w:line="360" w:lineRule="auto"/>
+        <w:ind w:firstLine="709"/>
+        <w:jc w:val="both"/>
+        <w:rPr>
+          <w:rFonts w:ascii="Times New Roman" w:eastAsia="Tahoma" w:hAnsi="Times New Roman"/>
+          <w:b/>
+          <w:bCs/>
+          <w:color w:val="000000"/>
+          <w:sz w:val="28"/>
+          <w:szCs w:val="28"/>
+        </w:rPr>
+      </w:pPr>
+      <w:r>
+        <w:rPr>
+          <w:rFonts w:ascii="Times New Roman" w:eastAsia="Tahoma" w:hAnsi="Times New Roman"/>
+          <w:b/>
+          <w:bCs/>
+          <w:color w:val="000000"/>
+          <w:sz w:val="28"/>
+          <w:szCs w:val="28"/>
         </w:rPr>
         <w:t>2.4.5. JavaScript</w:t>
       </w:r>
@@ -7408,7 +8634,8 @@
           <w:right w:val="nil"/>
           <w:between w:val="nil"/>
         </w:pBdr>
-        <w:spacing w:before="120" w:line="360" w:lineRule="auto"/>
+        <w:spacing w:after="0" w:line="360" w:lineRule="auto"/>
+        <w:ind w:firstLine="709"/>
         <w:jc w:val="both"/>
         <w:rPr>
           <w:rFonts w:ascii="Times New Roman" w:eastAsia="Tahoma" w:hAnsi="Times New Roman"/>
@@ -7442,7 +8669,8 @@
           <w:right w:val="nil"/>
           <w:between w:val="nil"/>
         </w:pBdr>
-        <w:spacing w:before="120" w:line="360" w:lineRule="auto"/>
+        <w:spacing w:after="0" w:line="360" w:lineRule="auto"/>
+        <w:ind w:firstLine="556"/>
         <w:jc w:val="both"/>
         <w:rPr>
           <w:rFonts w:ascii="Times New Roman" w:eastAsia="Tahoma" w:hAnsi="Times New Roman"/>
@@ -7476,7 +8704,8 @@
           <w:right w:val="nil"/>
           <w:between w:val="nil"/>
         </w:pBdr>
-        <w:spacing w:before="120" w:line="360" w:lineRule="auto"/>
+        <w:spacing w:after="0" w:line="360" w:lineRule="auto"/>
+        <w:ind w:firstLine="556"/>
         <w:jc w:val="both"/>
         <w:rPr>
           <w:rFonts w:ascii="Times New Roman" w:eastAsia="Tahoma" w:hAnsi="Times New Roman"/>
@@ -7510,7 +8739,8 @@
           <w:right w:val="nil"/>
           <w:between w:val="nil"/>
         </w:pBdr>
-        <w:spacing w:before="120" w:line="360" w:lineRule="auto"/>
+        <w:spacing w:after="0" w:line="360" w:lineRule="auto"/>
+        <w:ind w:firstLine="556"/>
         <w:jc w:val="both"/>
         <w:rPr>
           <w:rFonts w:ascii="Times New Roman" w:eastAsia="Tahoma" w:hAnsi="Times New Roman"/>
@@ -7544,7 +8774,8 @@
           <w:right w:val="nil"/>
           <w:between w:val="nil"/>
         </w:pBdr>
-        <w:spacing w:before="120" w:line="360" w:lineRule="auto"/>
+        <w:spacing w:after="0" w:line="360" w:lineRule="auto"/>
+        <w:ind w:firstLine="556"/>
         <w:jc w:val="both"/>
         <w:rPr>
           <w:rFonts w:ascii="Times New Roman" w:eastAsia="Tahoma" w:hAnsi="Times New Roman"/>
@@ -7574,7 +8805,8 @@
           <w:right w:val="nil"/>
           <w:between w:val="nil"/>
         </w:pBdr>
-        <w:spacing w:before="120" w:line="360" w:lineRule="auto"/>
+        <w:spacing w:after="0" w:line="360" w:lineRule="auto"/>
+        <w:ind w:firstLine="709"/>
         <w:jc w:val="both"/>
         <w:rPr>
           <w:rFonts w:ascii="Times New Roman" w:eastAsia="Tahoma" w:hAnsi="Times New Roman"/>
@@ -7604,25 +8836,26 @@
           <w:right w:val="nil"/>
           <w:between w:val="nil"/>
         </w:pBdr>
-        <w:spacing w:before="120" w:line="360" w:lineRule="auto"/>
-        <w:jc w:val="both"/>
-        <w:rPr>
-          <w:rFonts w:ascii="Times New Roman" w:eastAsia="Tahoma" w:hAnsi="Times New Roman"/>
-          <w:b/>
-          <w:bCs/>
-          <w:color w:val="000000"/>
-          <w:sz w:val="24"/>
-          <w:szCs w:val="24"/>
-        </w:rPr>
-      </w:pPr>
-      <w:r>
-        <w:rPr>
-          <w:rFonts w:ascii="Times New Roman" w:eastAsia="Tahoma" w:hAnsi="Times New Roman"/>
-          <w:b/>
-          <w:bCs/>
-          <w:color w:val="000000"/>
-          <w:sz w:val="24"/>
-          <w:szCs w:val="24"/>
+        <w:spacing w:after="0" w:line="360" w:lineRule="auto"/>
+        <w:ind w:firstLine="709"/>
+        <w:jc w:val="both"/>
+        <w:rPr>
+          <w:rFonts w:ascii="Times New Roman" w:eastAsia="Tahoma" w:hAnsi="Times New Roman"/>
+          <w:b/>
+          <w:bCs/>
+          <w:color w:val="000000"/>
+          <w:sz w:val="28"/>
+          <w:szCs w:val="28"/>
+        </w:rPr>
+      </w:pPr>
+      <w:r>
+        <w:rPr>
+          <w:rFonts w:ascii="Times New Roman" w:eastAsia="Tahoma" w:hAnsi="Times New Roman"/>
+          <w:b/>
+          <w:bCs/>
+          <w:color w:val="000000"/>
+          <w:sz w:val="28"/>
+          <w:szCs w:val="28"/>
         </w:rPr>
         <w:t>2.4.6. HTTP комуникация</w:t>
       </w:r>
@@ -7636,25 +8869,25 @@
           <w:right w:val="nil"/>
           <w:between w:val="nil"/>
         </w:pBdr>
-        <w:spacing w:before="120" w:line="360" w:lineRule="auto"/>
-        <w:jc w:val="both"/>
-        <w:rPr>
-          <w:rFonts w:ascii="Times New Roman" w:eastAsia="Tahoma" w:hAnsi="Times New Roman"/>
-          <w:bCs/>
-          <w:color w:val="000000"/>
-          <w:sz w:val="24"/>
-          <w:szCs w:val="24"/>
-        </w:rPr>
-      </w:pPr>
-      <w:r>
-        <w:rPr>
-          <w:rFonts w:ascii="Times New Roman" w:eastAsia="Tahoma" w:hAnsi="Times New Roman"/>
-          <w:bCs/>
-          <w:color w:val="000000"/>
-          <w:sz w:val="24"/>
-          <w:szCs w:val="24"/>
-        </w:rPr>
-        <w:lastRenderedPageBreak/>
+        <w:spacing w:after="0" w:line="360" w:lineRule="auto"/>
+        <w:ind w:firstLine="709"/>
+        <w:jc w:val="both"/>
+        <w:rPr>
+          <w:rFonts w:ascii="Times New Roman" w:eastAsia="Tahoma" w:hAnsi="Times New Roman"/>
+          <w:bCs/>
+          <w:color w:val="000000"/>
+          <w:sz w:val="24"/>
+          <w:szCs w:val="24"/>
+        </w:rPr>
+      </w:pPr>
+      <w:r>
+        <w:rPr>
+          <w:rFonts w:ascii="Times New Roman" w:eastAsia="Tahoma" w:hAnsi="Times New Roman"/>
+          <w:bCs/>
+          <w:color w:val="000000"/>
+          <w:sz w:val="24"/>
+          <w:szCs w:val="24"/>
+        </w:rPr>
         <w:t>Комуникацията между клиента (браузъра) и сървъра се осъществява чрез HTTP протокола.</w:t>
       </w:r>
     </w:p>
@@ -7667,7 +8900,8 @@
           <w:right w:val="nil"/>
           <w:between w:val="nil"/>
         </w:pBdr>
-        <w:spacing w:before="120" w:line="360" w:lineRule="auto"/>
+        <w:spacing w:after="0" w:line="360" w:lineRule="auto"/>
+        <w:ind w:firstLine="709"/>
         <w:jc w:val="both"/>
         <w:rPr>
           <w:rFonts w:ascii="Times New Roman" w:eastAsia="Tahoma" w:hAnsi="Times New Roman"/>
@@ -7701,24 +8935,26 @@
           <w:right w:val="nil"/>
           <w:between w:val="nil"/>
         </w:pBdr>
-        <w:spacing w:before="120" w:line="360" w:lineRule="auto"/>
-        <w:jc w:val="both"/>
-        <w:rPr>
-          <w:rFonts w:ascii="Times New Roman" w:eastAsia="Tahoma" w:hAnsi="Times New Roman"/>
-          <w:bCs/>
-          <w:color w:val="000000"/>
-          <w:sz w:val="24"/>
-          <w:szCs w:val="24"/>
-        </w:rPr>
-      </w:pPr>
-      <w:r>
-        <w:rPr>
-          <w:rFonts w:ascii="Times New Roman" w:eastAsia="Tahoma" w:hAnsi="Times New Roman"/>
-          <w:bCs/>
-          <w:color w:val="000000"/>
-          <w:sz w:val="24"/>
-          <w:szCs w:val="24"/>
-        </w:rPr>
+        <w:spacing w:after="0" w:line="360" w:lineRule="auto"/>
+        <w:ind w:firstLine="556"/>
+        <w:jc w:val="both"/>
+        <w:rPr>
+          <w:rFonts w:ascii="Times New Roman" w:eastAsia="Tahoma" w:hAnsi="Times New Roman"/>
+          <w:bCs/>
+          <w:color w:val="000000"/>
+          <w:sz w:val="24"/>
+          <w:szCs w:val="24"/>
+        </w:rPr>
+      </w:pPr>
+      <w:r>
+        <w:rPr>
+          <w:rFonts w:ascii="Times New Roman" w:eastAsia="Tahoma" w:hAnsi="Times New Roman"/>
+          <w:bCs/>
+          <w:color w:val="000000"/>
+          <w:sz w:val="24"/>
+          <w:szCs w:val="24"/>
+        </w:rPr>
+        <w:lastRenderedPageBreak/>
         <w:t>GET – използва се за извличане на информация от сървъра;</w:t>
       </w:r>
     </w:p>
@@ -7735,7 +8971,8 @@
           <w:right w:val="nil"/>
           <w:between w:val="nil"/>
         </w:pBdr>
-        <w:spacing w:before="120" w:line="360" w:lineRule="auto"/>
+        <w:spacing w:after="0" w:line="360" w:lineRule="auto"/>
+        <w:ind w:firstLine="556"/>
         <w:jc w:val="both"/>
         <w:rPr>
           <w:rFonts w:ascii="Times New Roman" w:eastAsia="Tahoma" w:hAnsi="Times New Roman"/>
@@ -7769,7 +9006,8 @@
           <w:right w:val="nil"/>
           <w:between w:val="nil"/>
         </w:pBdr>
-        <w:spacing w:before="120" w:line="360" w:lineRule="auto"/>
+        <w:spacing w:after="0" w:line="360" w:lineRule="auto"/>
+        <w:ind w:firstLine="556"/>
         <w:jc w:val="both"/>
         <w:rPr>
           <w:rFonts w:ascii="Times New Roman" w:eastAsia="Tahoma" w:hAnsi="Times New Roman"/>
@@ -7803,7 +9041,8 @@
           <w:right w:val="nil"/>
           <w:between w:val="nil"/>
         </w:pBdr>
-        <w:spacing w:before="120" w:line="360" w:lineRule="auto"/>
+        <w:spacing w:after="0" w:line="360" w:lineRule="auto"/>
+        <w:ind w:firstLine="556"/>
         <w:jc w:val="both"/>
         <w:rPr>
           <w:rFonts w:ascii="Times New Roman" w:eastAsia="Tahoma" w:hAnsi="Times New Roman"/>
@@ -7833,7 +9072,8 @@
           <w:right w:val="nil"/>
           <w:between w:val="nil"/>
         </w:pBdr>
-        <w:spacing w:before="120" w:line="360" w:lineRule="auto"/>
+        <w:spacing w:after="0" w:line="360" w:lineRule="auto"/>
+        <w:ind w:firstLine="709"/>
         <w:jc w:val="both"/>
         <w:rPr>
           <w:rFonts w:ascii="Times New Roman" w:eastAsia="Tahoma" w:hAnsi="Times New Roman"/>
@@ -7863,24 +9103,25 @@
           <w:right w:val="nil"/>
           <w:between w:val="nil"/>
         </w:pBdr>
-        <w:spacing w:before="120" w:line="360" w:lineRule="auto"/>
-        <w:jc w:val="both"/>
-        <w:rPr>
-          <w:rFonts w:ascii="Times New Roman" w:eastAsia="Tahoma" w:hAnsi="Times New Roman"/>
-          <w:bCs/>
-          <w:color w:val="000000"/>
-          <w:sz w:val="24"/>
-          <w:szCs w:val="24"/>
-        </w:rPr>
-      </w:pPr>
-      <w:r>
-        <w:rPr>
-          <w:rFonts w:ascii="Times New Roman" w:eastAsia="Tahoma" w:hAnsi="Times New Roman"/>
-          <w:b/>
-          <w:bCs/>
-          <w:color w:val="000000"/>
-          <w:sz w:val="24"/>
-          <w:szCs w:val="24"/>
+        <w:spacing w:after="0" w:line="360" w:lineRule="auto"/>
+        <w:ind w:firstLine="709"/>
+        <w:jc w:val="both"/>
+        <w:rPr>
+          <w:rFonts w:ascii="Times New Roman" w:eastAsia="Tahoma" w:hAnsi="Times New Roman"/>
+          <w:bCs/>
+          <w:color w:val="000000"/>
+          <w:sz w:val="28"/>
+          <w:szCs w:val="28"/>
+        </w:rPr>
+      </w:pPr>
+      <w:r>
+        <w:rPr>
+          <w:rFonts w:ascii="Times New Roman" w:eastAsia="Tahoma" w:hAnsi="Times New Roman"/>
+          <w:b/>
+          <w:bCs/>
+          <w:color w:val="000000"/>
+          <w:sz w:val="28"/>
+          <w:szCs w:val="28"/>
         </w:rPr>
         <w:t>2.4.7. Среда за разработка</w:t>
       </w:r>
@@ -7894,7 +9135,8 @@
           <w:right w:val="nil"/>
           <w:between w:val="nil"/>
         </w:pBdr>
-        <w:spacing w:before="120" w:line="360" w:lineRule="auto"/>
+        <w:spacing w:after="0" w:line="360" w:lineRule="auto"/>
+        <w:ind w:firstLine="709"/>
         <w:jc w:val="both"/>
         <w:rPr>
           <w:rFonts w:ascii="Times New Roman" w:eastAsia="Tahoma" w:hAnsi="Times New Roman"/>
@@ -7928,7 +9170,8 @@
           <w:right w:val="nil"/>
           <w:between w:val="nil"/>
         </w:pBdr>
-        <w:spacing w:before="120" w:line="360" w:lineRule="auto"/>
+        <w:spacing w:after="0" w:line="360" w:lineRule="auto"/>
+        <w:ind w:firstLine="556"/>
         <w:jc w:val="both"/>
         <w:rPr>
           <w:rFonts w:ascii="Times New Roman" w:eastAsia="Tahoma" w:hAnsi="Times New Roman"/>
@@ -7962,7 +9205,8 @@
           <w:right w:val="nil"/>
           <w:between w:val="nil"/>
         </w:pBdr>
-        <w:spacing w:before="120" w:line="360" w:lineRule="auto"/>
+        <w:spacing w:after="0" w:line="360" w:lineRule="auto"/>
+        <w:ind w:firstLine="556"/>
         <w:jc w:val="both"/>
         <w:rPr>
           <w:rFonts w:ascii="Times New Roman" w:eastAsia="Tahoma" w:hAnsi="Times New Roman"/>
@@ -7996,7 +9240,8 @@
           <w:right w:val="nil"/>
           <w:between w:val="nil"/>
         </w:pBdr>
-        <w:spacing w:before="120" w:line="360" w:lineRule="auto"/>
+        <w:spacing w:after="0" w:line="360" w:lineRule="auto"/>
+        <w:ind w:firstLine="556"/>
         <w:jc w:val="both"/>
         <w:rPr>
           <w:rFonts w:ascii="Times New Roman" w:eastAsia="Tahoma" w:hAnsi="Times New Roman"/>
@@ -8030,7 +9275,8 @@
           <w:right w:val="nil"/>
           <w:between w:val="nil"/>
         </w:pBdr>
-        <w:spacing w:before="120" w:line="360" w:lineRule="auto"/>
+        <w:spacing w:after="0" w:line="360" w:lineRule="auto"/>
+        <w:ind w:firstLine="556"/>
         <w:jc w:val="both"/>
         <w:rPr>
           <w:rFonts w:ascii="Times New Roman" w:eastAsia="Tahoma" w:hAnsi="Times New Roman"/>
@@ -8060,7 +9306,8 @@
           <w:right w:val="nil"/>
           <w:between w:val="nil"/>
         </w:pBdr>
-        <w:spacing w:before="120" w:line="360" w:lineRule="auto"/>
+        <w:spacing w:after="0" w:line="360" w:lineRule="auto"/>
+        <w:ind w:firstLine="709"/>
         <w:jc w:val="both"/>
         <w:rPr>
           <w:rFonts w:ascii="Times New Roman" w:eastAsia="Tahoma" w:hAnsi="Times New Roman"/>
@@ -8090,7 +9337,8 @@
           <w:right w:val="nil"/>
           <w:between w:val="nil"/>
         </w:pBdr>
-        <w:spacing w:before="120" w:line="360" w:lineRule="auto"/>
+        <w:spacing w:after="0" w:line="360" w:lineRule="auto"/>
+        <w:ind w:firstLine="709"/>
         <w:jc w:val="both"/>
         <w:rPr>
           <w:rFonts w:ascii="Times New Roman" w:eastAsia="Tahoma" w:hAnsi="Times New Roman"/>
@@ -8101,10 +9349,10 @@
       </w:pPr>
     </w:p>
     <w:sectPr>
-      <w:footerReference w:type="default" r:id="rId14"/>
-      <w:footerReference w:type="first" r:id="rId15"/>
+      <w:footerReference w:type="default" r:id="rId16"/>
+      <w:footerReference w:type="first" r:id="rId17"/>
       <w:pgSz w:w="11907" w:h="16840" w:code="9"/>
-      <w:pgMar w:top="851" w:right="1418" w:bottom="1134" w:left="1701" w:header="142" w:footer="567" w:gutter="0"/>
+      <w:pgMar w:top="851" w:right="1134" w:bottom="1134" w:left="1701" w:header="142" w:footer="567" w:gutter="0"/>
       <w:cols w:space="708"/>
       <w:titlePg/>
       <w:docGrid w:linePitch="360"/>
@@ -8114,7 +9362,7 @@
 </file>
 
 <file path=word/endnotes.xml><?xml version="1.0" encoding="utf-8"?>
-<w:endnotes xmlns:wpc="http://schemas.microsoft.com/office/word/2010/wordprocessingCanvas" xmlns:cx="http://schemas.microsoft.com/office/drawing/2014/chartex" xmlns:cx1="http://schemas.microsoft.com/office/drawing/2015/9/8/chartex" xmlns:cx2="http://schemas.microsoft.com/office/drawing/2015/10/21/chartex" xmlns:cx3="http://schemas.microsoft.com/office/drawing/2016/5/9/chartex" xmlns:cx4="http://schemas.microsoft.com/office/drawing/2016/5/10/chartex" xmlns:cx5="http://schemas.microsoft.com/office/drawing/2016/5/11/chartex" xmlns:cx6="http://schemas.microsoft.com/office/drawing/2016/5/12/chartex" xmlns:cx7="http://schemas.microsoft.com/office/drawing/2016/5/13/chartex" xmlns:cx8="http://schemas.microsoft.com/office/drawing/2016/5/14/chartex" xmlns:mc="http://schemas.openxmlformats.org/markup-compatibility/2006" xmlns:aink="http://schemas.microsoft.com/office/drawing/2016/ink" xmlns:am3d="http://schemas.microsoft.com/office/drawing/2017/model3d" xmlns:o="urn:schemas-microsoft-com:office:office" xmlns:oel="http://schemas.microsoft.com/office/2019/extlst" xmlns:r="http://schemas.openxmlformats.org/officeDocument/2006/relationships" xmlns:m="http://schemas.openxmlformats.org/officeDocument/2006/math" xmlns:v="urn:schemas-microsoft-com:vml" xmlns:wp14="http://schemas.microsoft.com/office/word/2010/wordprocessingDrawing" xmlns:wp="http://schemas.openxmlformats.org/drawingml/2006/wordprocessingDrawing" xmlns:w10="urn:schemas-microsoft-com:office:word" xmlns:w="http://schemas.openxmlformats.org/wordprocessingml/2006/main" xmlns:w14="http://schemas.microsoft.com/office/word/2010/wordml" xmlns:w15="http://schemas.microsoft.com/office/word/2012/wordml" xmlns:w16cex="http://schemas.microsoft.com/office/word/2018/wordml/cex" xmlns:w16cid="http://schemas.microsoft.com/office/word/2016/wordml/cid" xmlns:w16="http://schemas.microsoft.com/office/word/2018/wordml" xmlns:w16du="http://schemas.microsoft.com/office/word/2023/wordml/word16du" xmlns:w16sdtdh="http://schemas.microsoft.com/office/word/2020/wordml/sdtdatahash" xmlns:w16sdtfl="http://schemas.microsoft.com/office/word/2024/wordml/sdtformatlock" xmlns:w16se="http://schemas.microsoft.com/office/word/2015/wordml/symex" xmlns:wpg="http://schemas.microsoft.com/office/word/2010/wordprocessingGroup" xmlns:wpi="http://schemas.microsoft.com/office/word/2010/wordprocessingInk" xmlns:wne="http://schemas.microsoft.com/office/word/2006/wordml" xmlns:wps="http://schemas.microsoft.com/office/word/2010/wordprocessingShape" mc:Ignorable="w14 w15 w16se w16cid w16 w16cex w16sdtdh w16sdtfl w16du wp14">
+<w:endnotes xmlns:wpc="http://schemas.microsoft.com/office/word/2010/wordprocessingCanvas" xmlns:cx="http://schemas.microsoft.com/office/drawing/2014/chartex" xmlns:mc="http://schemas.openxmlformats.org/markup-compatibility/2006" xmlns:o="urn:schemas-microsoft-com:office:office" xmlns:r="http://schemas.openxmlformats.org/officeDocument/2006/relationships" xmlns:m="http://schemas.openxmlformats.org/officeDocument/2006/math" xmlns:v="urn:schemas-microsoft-com:vml" xmlns:wp14="http://schemas.microsoft.com/office/word/2010/wordprocessingDrawing" xmlns:wp="http://schemas.openxmlformats.org/drawingml/2006/wordprocessingDrawing" xmlns:w10="urn:schemas-microsoft-com:office:word" xmlns:w="http://schemas.openxmlformats.org/wordprocessingml/2006/main" xmlns:w14="http://schemas.microsoft.com/office/word/2010/wordml" xmlns:w15="http://schemas.microsoft.com/office/word/2012/wordml" xmlns:w16se="http://schemas.microsoft.com/office/word/2015/wordml/symex" xmlns:wpg="http://schemas.microsoft.com/office/word/2010/wordprocessingGroup" xmlns:wpi="http://schemas.microsoft.com/office/word/2010/wordprocessingInk" xmlns:wne="http://schemas.microsoft.com/office/word/2006/wordml" xmlns:wps="http://schemas.microsoft.com/office/word/2010/wordprocessingShape" mc:Ignorable="w14 w15 w16se wp14">
   <w:endnote w:type="separator" w:id="-1">
     <w:p>
       <w:pPr>
@@ -8139,7 +9387,7 @@
 </file>
 
 <file path=word/footer1.xml><?xml version="1.0" encoding="utf-8"?>
-<w:ftr xmlns:wpc="http://schemas.microsoft.com/office/word/2010/wordprocessingCanvas" xmlns:cx="http://schemas.microsoft.com/office/drawing/2014/chartex" xmlns:cx1="http://schemas.microsoft.com/office/drawing/2015/9/8/chartex" xmlns:cx2="http://schemas.microsoft.com/office/drawing/2015/10/21/chartex" xmlns:cx3="http://schemas.microsoft.com/office/drawing/2016/5/9/chartex" xmlns:cx4="http://schemas.microsoft.com/office/drawing/2016/5/10/chartex" xmlns:cx5="http://schemas.microsoft.com/office/drawing/2016/5/11/chartex" xmlns:cx6="http://schemas.microsoft.com/office/drawing/2016/5/12/chartex" xmlns:cx7="http://schemas.microsoft.com/office/drawing/2016/5/13/chartex" xmlns:cx8="http://schemas.microsoft.com/office/drawing/2016/5/14/chartex" xmlns:mc="http://schemas.openxmlformats.org/markup-compatibility/2006" xmlns:aink="http://schemas.microsoft.com/office/drawing/2016/ink" xmlns:am3d="http://schemas.microsoft.com/office/drawing/2017/model3d" xmlns:o="urn:schemas-microsoft-com:office:office" xmlns:oel="http://schemas.microsoft.com/office/2019/extlst" xmlns:r="http://schemas.openxmlformats.org/officeDocument/2006/relationships" xmlns:m="http://schemas.openxmlformats.org/officeDocument/2006/math" xmlns:v="urn:schemas-microsoft-com:vml" xmlns:wp14="http://schemas.microsoft.com/office/word/2010/wordprocessingDrawing" xmlns:wp="http://schemas.openxmlformats.org/drawingml/2006/wordprocessingDrawing" xmlns:w10="urn:schemas-microsoft-com:office:word" xmlns:w="http://schemas.openxmlformats.org/wordprocessingml/2006/main" xmlns:w14="http://schemas.microsoft.com/office/word/2010/wordml" xmlns:w15="http://schemas.microsoft.com/office/word/2012/wordml" xmlns:w16cex="http://schemas.microsoft.com/office/word/2018/wordml/cex" xmlns:w16cid="http://schemas.microsoft.com/office/word/2016/wordml/cid" xmlns:w16="http://schemas.microsoft.com/office/word/2018/wordml" xmlns:w16du="http://schemas.microsoft.com/office/word/2023/wordml/word16du" xmlns:w16sdtdh="http://schemas.microsoft.com/office/word/2020/wordml/sdtdatahash" xmlns:w16sdtfl="http://schemas.microsoft.com/office/word/2024/wordml/sdtformatlock" xmlns:w16se="http://schemas.microsoft.com/office/word/2015/wordml/symex" xmlns:wpg="http://schemas.microsoft.com/office/word/2010/wordprocessingGroup" xmlns:wpi="http://schemas.microsoft.com/office/word/2010/wordprocessingInk" xmlns:wne="http://schemas.microsoft.com/office/word/2006/wordml" xmlns:wps="http://schemas.microsoft.com/office/word/2010/wordprocessingShape" mc:Ignorable="w14 w15 w16se w16cid w16 w16cex w16sdtdh w16sdtfl w16du wp14">
+<w:ftr xmlns:wpc="http://schemas.microsoft.com/office/word/2010/wordprocessingCanvas" xmlns:cx="http://schemas.microsoft.com/office/drawing/2014/chartex" xmlns:mc="http://schemas.openxmlformats.org/markup-compatibility/2006" xmlns:o="urn:schemas-microsoft-com:office:office" xmlns:r="http://schemas.openxmlformats.org/officeDocument/2006/relationships" xmlns:m="http://schemas.openxmlformats.org/officeDocument/2006/math" xmlns:v="urn:schemas-microsoft-com:vml" xmlns:wp14="http://schemas.microsoft.com/office/word/2010/wordprocessingDrawing" xmlns:wp="http://schemas.openxmlformats.org/drawingml/2006/wordprocessingDrawing" xmlns:w10="urn:schemas-microsoft-com:office:word" xmlns:w="http://schemas.openxmlformats.org/wordprocessingml/2006/main" xmlns:w14="http://schemas.microsoft.com/office/word/2010/wordml" xmlns:w15="http://schemas.microsoft.com/office/word/2012/wordml" xmlns:w16se="http://schemas.microsoft.com/office/word/2015/wordml/symex" xmlns:wpg="http://schemas.microsoft.com/office/word/2010/wordprocessingGroup" xmlns:wpi="http://schemas.microsoft.com/office/word/2010/wordprocessingInk" xmlns:wne="http://schemas.microsoft.com/office/word/2006/wordml" xmlns:wps="http://schemas.microsoft.com/office/word/2010/wordprocessingShape" mc:Ignorable="w14 w15 w16se wp14">
   <w:sdt>
     <w:sdtPr>
       <w:id w:val="-1627301959"/>
@@ -8185,7 +9433,7 @@
             <w:rFonts w:ascii="Times New Roman" w:hAnsi="Times New Roman"/>
             <w:noProof/>
           </w:rPr>
-          <w:t>27</w:t>
+          <w:t>15</w:t>
         </w:r>
         <w:r>
           <w:rPr>
@@ -8205,7 +9453,7 @@
 </file>
 
 <file path=word/footer2.xml><?xml version="1.0" encoding="utf-8"?>
-<w:ftr xmlns:wpc="http://schemas.microsoft.com/office/word/2010/wordprocessingCanvas" xmlns:cx="http://schemas.microsoft.com/office/drawing/2014/chartex" xmlns:cx1="http://schemas.microsoft.com/office/drawing/2015/9/8/chartex" xmlns:cx2="http://schemas.microsoft.com/office/drawing/2015/10/21/chartex" xmlns:cx3="http://schemas.microsoft.com/office/drawing/2016/5/9/chartex" xmlns:cx4="http://schemas.microsoft.com/office/drawing/2016/5/10/chartex" xmlns:cx5="http://schemas.microsoft.com/office/drawing/2016/5/11/chartex" xmlns:cx6="http://schemas.microsoft.com/office/drawing/2016/5/12/chartex" xmlns:cx7="http://schemas.microsoft.com/office/drawing/2016/5/13/chartex" xmlns:cx8="http://schemas.microsoft.com/office/drawing/2016/5/14/chartex" xmlns:mc="http://schemas.openxmlformats.org/markup-compatibility/2006" xmlns:aink="http://schemas.microsoft.com/office/drawing/2016/ink" xmlns:am3d="http://schemas.microsoft.com/office/drawing/2017/model3d" xmlns:o="urn:schemas-microsoft-com:office:office" xmlns:oel="http://schemas.microsoft.com/office/2019/extlst" xmlns:r="http://schemas.openxmlformats.org/officeDocument/2006/relationships" xmlns:m="http://schemas.openxmlformats.org/officeDocument/2006/math" xmlns:v="urn:schemas-microsoft-com:vml" xmlns:wp14="http://schemas.microsoft.com/office/word/2010/wordprocessingDrawing" xmlns:wp="http://schemas.openxmlformats.org/drawingml/2006/wordprocessingDrawing" xmlns:w10="urn:schemas-microsoft-com:office:word" xmlns:w="http://schemas.openxmlformats.org/wordprocessingml/2006/main" xmlns:w14="http://schemas.microsoft.com/office/word/2010/wordml" xmlns:w15="http://schemas.microsoft.com/office/word/2012/wordml" xmlns:w16cex="http://schemas.microsoft.com/office/word/2018/wordml/cex" xmlns:w16cid="http://schemas.microsoft.com/office/word/2016/wordml/cid" xmlns:w16="http://schemas.microsoft.com/office/word/2018/wordml" xmlns:w16du="http://schemas.microsoft.com/office/word/2023/wordml/word16du" xmlns:w16sdtdh="http://schemas.microsoft.com/office/word/2020/wordml/sdtdatahash" xmlns:w16sdtfl="http://schemas.microsoft.com/office/word/2024/wordml/sdtformatlock" xmlns:w16se="http://schemas.microsoft.com/office/word/2015/wordml/symex" xmlns:wpg="http://schemas.microsoft.com/office/word/2010/wordprocessingGroup" xmlns:wpi="http://schemas.microsoft.com/office/word/2010/wordprocessingInk" xmlns:wne="http://schemas.microsoft.com/office/word/2006/wordml" xmlns:wps="http://schemas.microsoft.com/office/word/2010/wordprocessingShape" mc:Ignorable="w14 w15 w16se w16cid w16 w16cex w16sdtdh w16sdtfl w16du wp14">
+<w:ftr xmlns:wpc="http://schemas.microsoft.com/office/word/2010/wordprocessingCanvas" xmlns:cx="http://schemas.microsoft.com/office/drawing/2014/chartex" xmlns:mc="http://schemas.openxmlformats.org/markup-compatibility/2006" xmlns:o="urn:schemas-microsoft-com:office:office" xmlns:r="http://schemas.openxmlformats.org/officeDocument/2006/relationships" xmlns:m="http://schemas.openxmlformats.org/officeDocument/2006/math" xmlns:v="urn:schemas-microsoft-com:vml" xmlns:wp14="http://schemas.microsoft.com/office/word/2010/wordprocessingDrawing" xmlns:wp="http://schemas.openxmlformats.org/drawingml/2006/wordprocessingDrawing" xmlns:w10="urn:schemas-microsoft-com:office:word" xmlns:w="http://schemas.openxmlformats.org/wordprocessingml/2006/main" xmlns:w14="http://schemas.microsoft.com/office/word/2010/wordml" xmlns:w15="http://schemas.microsoft.com/office/word/2012/wordml" xmlns:w16se="http://schemas.microsoft.com/office/word/2015/wordml/symex" xmlns:wpg="http://schemas.microsoft.com/office/word/2010/wordprocessingGroup" xmlns:wpi="http://schemas.microsoft.com/office/word/2010/wordprocessingInk" xmlns:wne="http://schemas.microsoft.com/office/word/2006/wordml" xmlns:wps="http://schemas.microsoft.com/office/word/2010/wordprocessingShape" mc:Ignorable="w14 w15 w16se wp14">
   <w:sdt>
     <w:sdtPr>
       <w:id w:val="-1113897058"/>
@@ -8238,7 +9486,7 @@
           <w:rPr>
             <w:noProof/>
           </w:rPr>
-          <w:t>2</w:t>
+          <w:t>1</w:t>
         </w:r>
         <w:r>
           <w:rPr>
@@ -8261,7 +9509,7 @@
 </file>
 
 <file path=word/footnotes.xml><?xml version="1.0" encoding="utf-8"?>
-<w:footnotes xmlns:wpc="http://schemas.microsoft.com/office/word/2010/wordprocessingCanvas" xmlns:cx="http://schemas.microsoft.com/office/drawing/2014/chartex" xmlns:cx1="http://schemas.microsoft.com/office/drawing/2015/9/8/chartex" xmlns:cx2="http://schemas.microsoft.com/office/drawing/2015/10/21/chartex" xmlns:cx3="http://schemas.microsoft.com/office/drawing/2016/5/9/chartex" xmlns:cx4="http://schemas.microsoft.com/office/drawing/2016/5/10/chartex" xmlns:cx5="http://schemas.microsoft.com/office/drawing/2016/5/11/chartex" xmlns:cx6="http://schemas.microsoft.com/office/drawing/2016/5/12/chartex" xmlns:cx7="http://schemas.microsoft.com/office/drawing/2016/5/13/chartex" xmlns:cx8="http://schemas.microsoft.com/office/drawing/2016/5/14/chartex" xmlns:mc="http://schemas.openxmlformats.org/markup-compatibility/2006" xmlns:aink="http://schemas.microsoft.com/office/drawing/2016/ink" xmlns:am3d="http://schemas.microsoft.com/office/drawing/2017/model3d" xmlns:o="urn:schemas-microsoft-com:office:office" xmlns:oel="http://schemas.microsoft.com/office/2019/extlst" xmlns:r="http://schemas.openxmlformats.org/officeDocument/2006/relationships" xmlns:m="http://schemas.openxmlformats.org/officeDocument/2006/math" xmlns:v="urn:schemas-microsoft-com:vml" xmlns:wp14="http://schemas.microsoft.com/office/word/2010/wordprocessingDrawing" xmlns:wp="http://schemas.openxmlformats.org/drawingml/2006/wordprocessingDrawing" xmlns:w10="urn:schemas-microsoft-com:office:word" xmlns:w="http://schemas.openxmlformats.org/wordprocessingml/2006/main" xmlns:w14="http://schemas.microsoft.com/office/word/2010/wordml" xmlns:w15="http://schemas.microsoft.com/office/word/2012/wordml" xmlns:w16cex="http://schemas.microsoft.com/office/word/2018/wordml/cex" xmlns:w16cid="http://schemas.microsoft.com/office/word/2016/wordml/cid" xmlns:w16="http://schemas.microsoft.com/office/word/2018/wordml" xmlns:w16du="http://schemas.microsoft.com/office/word/2023/wordml/word16du" xmlns:w16sdtdh="http://schemas.microsoft.com/office/word/2020/wordml/sdtdatahash" xmlns:w16sdtfl="http://schemas.microsoft.com/office/word/2024/wordml/sdtformatlock" xmlns:w16se="http://schemas.microsoft.com/office/word/2015/wordml/symex" xmlns:wpg="http://schemas.microsoft.com/office/word/2010/wordprocessingGroup" xmlns:wpi="http://schemas.microsoft.com/office/word/2010/wordprocessingInk" xmlns:wne="http://schemas.microsoft.com/office/word/2006/wordml" xmlns:wps="http://schemas.microsoft.com/office/word/2010/wordprocessingShape" mc:Ignorable="w14 w15 w16se w16cid w16 w16cex w16sdtdh w16sdtfl w16du wp14">
+<w:footnotes xmlns:wpc="http://schemas.microsoft.com/office/word/2010/wordprocessingCanvas" xmlns:cx="http://schemas.microsoft.com/office/drawing/2014/chartex" xmlns:mc="http://schemas.openxmlformats.org/markup-compatibility/2006" xmlns:o="urn:schemas-microsoft-com:office:office" xmlns:r="http://schemas.openxmlformats.org/officeDocument/2006/relationships" xmlns:m="http://schemas.openxmlformats.org/officeDocument/2006/math" xmlns:v="urn:schemas-microsoft-com:vml" xmlns:wp14="http://schemas.microsoft.com/office/word/2010/wordprocessingDrawing" xmlns:wp="http://schemas.openxmlformats.org/drawingml/2006/wordprocessingDrawing" xmlns:w10="urn:schemas-microsoft-com:office:word" xmlns:w="http://schemas.openxmlformats.org/wordprocessingml/2006/main" xmlns:w14="http://schemas.microsoft.com/office/word/2010/wordml" xmlns:w15="http://schemas.microsoft.com/office/word/2012/wordml" xmlns:w16se="http://schemas.microsoft.com/office/word/2015/wordml/symex" xmlns:wpg="http://schemas.microsoft.com/office/word/2010/wordprocessingGroup" xmlns:wpi="http://schemas.microsoft.com/office/word/2010/wordprocessingInk" xmlns:wne="http://schemas.microsoft.com/office/word/2006/wordml" xmlns:wps="http://schemas.microsoft.com/office/word/2010/wordprocessingShape" mc:Ignorable="w14 w15 w16se wp14">
   <w:footnote w:type="separator" w:id="-1">
     <w:p>
       <w:pPr>
@@ -8286,7 +9534,7 @@
 </file>
 
 <file path=word/numbering.xml><?xml version="1.0" encoding="utf-8"?>
-<w:numbering xmlns:wpc="http://schemas.microsoft.com/office/word/2010/wordprocessingCanvas" xmlns:cx="http://schemas.microsoft.com/office/drawing/2014/chartex" xmlns:cx1="http://schemas.microsoft.com/office/drawing/2015/9/8/chartex" xmlns:cx2="http://schemas.microsoft.com/office/drawing/2015/10/21/chartex" xmlns:cx3="http://schemas.microsoft.com/office/drawing/2016/5/9/chartex" xmlns:cx4="http://schemas.microsoft.com/office/drawing/2016/5/10/chartex" xmlns:cx5="http://schemas.microsoft.com/office/drawing/2016/5/11/chartex" xmlns:cx6="http://schemas.microsoft.com/office/drawing/2016/5/12/chartex" xmlns:cx7="http://schemas.microsoft.com/office/drawing/2016/5/13/chartex" xmlns:cx8="http://schemas.microsoft.com/office/drawing/2016/5/14/chartex" xmlns:mc="http://schemas.openxmlformats.org/markup-compatibility/2006" xmlns:aink="http://schemas.microsoft.com/office/drawing/2016/ink" xmlns:am3d="http://schemas.microsoft.com/office/drawing/2017/model3d" xmlns:o="urn:schemas-microsoft-com:office:office" xmlns:oel="http://schemas.microsoft.com/office/2019/extlst" xmlns:r="http://schemas.openxmlformats.org/officeDocument/2006/relationships" xmlns:m="http://schemas.openxmlformats.org/officeDocument/2006/math" xmlns:v="urn:schemas-microsoft-com:vml" xmlns:wp14="http://schemas.microsoft.com/office/word/2010/wordprocessingDrawing" xmlns:wp="http://schemas.openxmlformats.org/drawingml/2006/wordprocessingDrawing" xmlns:w10="urn:schemas-microsoft-com:office:word" xmlns:w="http://schemas.openxmlformats.org/wordprocessingml/2006/main" xmlns:w14="http://schemas.microsoft.com/office/word/2010/wordml" xmlns:w15="http://schemas.microsoft.com/office/word/2012/wordml" xmlns:w16cex="http://schemas.microsoft.com/office/word/2018/wordml/cex" xmlns:w16cid="http://schemas.microsoft.com/office/word/2016/wordml/cid" xmlns:w16="http://schemas.microsoft.com/office/word/2018/wordml" xmlns:w16du="http://schemas.microsoft.com/office/word/2023/wordml/word16du" xmlns:w16sdtdh="http://schemas.microsoft.com/office/word/2020/wordml/sdtdatahash" xmlns:w16sdtfl="http://schemas.microsoft.com/office/word/2024/wordml/sdtformatlock" xmlns:w16se="http://schemas.microsoft.com/office/word/2015/wordml/symex" xmlns:wpg="http://schemas.microsoft.com/office/word/2010/wordprocessingGroup" xmlns:wpi="http://schemas.microsoft.com/office/word/2010/wordprocessingInk" xmlns:wne="http://schemas.microsoft.com/office/word/2006/wordml" xmlns:wps="http://schemas.microsoft.com/office/word/2010/wordprocessingShape" mc:Ignorable="w14 w15 w16se w16cid w16 w16cex w16sdtdh w16sdtfl w16du wp14">
+<w:numbering xmlns:wpc="http://schemas.microsoft.com/office/word/2010/wordprocessingCanvas" xmlns:cx="http://schemas.microsoft.com/office/drawing/2014/chartex" xmlns:mc="http://schemas.openxmlformats.org/markup-compatibility/2006" xmlns:o="urn:schemas-microsoft-com:office:office" xmlns:r="http://schemas.openxmlformats.org/officeDocument/2006/relationships" xmlns:m="http://schemas.openxmlformats.org/officeDocument/2006/math" xmlns:v="urn:schemas-microsoft-com:vml" xmlns:wp14="http://schemas.microsoft.com/office/word/2010/wordprocessingDrawing" xmlns:wp="http://schemas.openxmlformats.org/drawingml/2006/wordprocessingDrawing" xmlns:w10="urn:schemas-microsoft-com:office:word" xmlns:w="http://schemas.openxmlformats.org/wordprocessingml/2006/main" xmlns:w14="http://schemas.microsoft.com/office/word/2010/wordml" xmlns:w15="http://schemas.microsoft.com/office/word/2012/wordml" xmlns:w16se="http://schemas.microsoft.com/office/word/2015/wordml/symex" xmlns:wpg="http://schemas.microsoft.com/office/word/2010/wordprocessingGroup" xmlns:wpi="http://schemas.microsoft.com/office/word/2010/wordprocessingInk" xmlns:wne="http://schemas.microsoft.com/office/word/2006/wordml" xmlns:wps="http://schemas.microsoft.com/office/word/2010/wordprocessingShape" mc:Ignorable="w14 w15 w16se wp14">
   <w:abstractNum w:abstractNumId="0" w15:restartNumberingAfterBreak="0">
     <w:nsid w:val="015E23E8"/>
     <w:multiLevelType w:val="multilevel"/>
@@ -11015,64 +12263,64 @@
       </w:rPr>
     </w:lvl>
   </w:abstractNum>
-  <w:num w:numId="1" w16cid:durableId="502823824">
+  <w:num w:numId="1">
     <w:abstractNumId w:val="12"/>
   </w:num>
-  <w:num w:numId="2" w16cid:durableId="1449163711">
+  <w:num w:numId="2">
     <w:abstractNumId w:val="5"/>
   </w:num>
-  <w:num w:numId="3" w16cid:durableId="1055012688">
+  <w:num w:numId="3">
     <w:abstractNumId w:val="8"/>
   </w:num>
-  <w:num w:numId="4" w16cid:durableId="323095288">
+  <w:num w:numId="4">
     <w:abstractNumId w:val="13"/>
   </w:num>
-  <w:num w:numId="5" w16cid:durableId="20907535">
+  <w:num w:numId="5">
     <w:abstractNumId w:val="18"/>
   </w:num>
-  <w:num w:numId="6" w16cid:durableId="1049111343">
+  <w:num w:numId="6">
     <w:abstractNumId w:val="16"/>
   </w:num>
-  <w:num w:numId="7" w16cid:durableId="2116826388">
+  <w:num w:numId="7">
     <w:abstractNumId w:val="15"/>
   </w:num>
-  <w:num w:numId="8" w16cid:durableId="1904870036">
+  <w:num w:numId="8">
     <w:abstractNumId w:val="3"/>
   </w:num>
-  <w:num w:numId="9" w16cid:durableId="1791432573">
+  <w:num w:numId="9">
     <w:abstractNumId w:val="6"/>
   </w:num>
-  <w:num w:numId="10" w16cid:durableId="189027450">
+  <w:num w:numId="10">
     <w:abstractNumId w:val="11"/>
   </w:num>
-  <w:num w:numId="11" w16cid:durableId="482701827">
+  <w:num w:numId="11">
     <w:abstractNumId w:val="0"/>
   </w:num>
-  <w:num w:numId="12" w16cid:durableId="952594267">
+  <w:num w:numId="12">
     <w:abstractNumId w:val="7"/>
   </w:num>
-  <w:num w:numId="13" w16cid:durableId="155386192">
+  <w:num w:numId="13">
     <w:abstractNumId w:val="10"/>
   </w:num>
-  <w:num w:numId="14" w16cid:durableId="762648146">
+  <w:num w:numId="14">
     <w:abstractNumId w:val="19"/>
   </w:num>
-  <w:num w:numId="15" w16cid:durableId="902914810">
+  <w:num w:numId="15">
     <w:abstractNumId w:val="2"/>
   </w:num>
-  <w:num w:numId="16" w16cid:durableId="1682314741">
+  <w:num w:numId="16">
     <w:abstractNumId w:val="14"/>
   </w:num>
-  <w:num w:numId="17" w16cid:durableId="502627643">
+  <w:num w:numId="17">
     <w:abstractNumId w:val="1"/>
   </w:num>
-  <w:num w:numId="18" w16cid:durableId="4090990">
+  <w:num w:numId="18">
     <w:abstractNumId w:val="9"/>
   </w:num>
-  <w:num w:numId="19" w16cid:durableId="968366585">
+  <w:num w:numId="19">
     <w:abstractNumId w:val="17"/>
   </w:num>
-  <w:num w:numId="20" w16cid:durableId="112946502">
+  <w:num w:numId="20">
     <w:abstractNumId w:val="4"/>
   </w:num>
   <w:numIdMacAtCleanup w:val="20"/>
@@ -11080,7 +12328,7 @@
 </file>
 
 <file path=word/styles.xml><?xml version="1.0" encoding="utf-8"?>
-<w:styles xmlns:mc="http://schemas.openxmlformats.org/markup-compatibility/2006" xmlns:r="http://schemas.openxmlformats.org/officeDocument/2006/relationships" xmlns:w="http://schemas.openxmlformats.org/wordprocessingml/2006/main" xmlns:w14="http://schemas.microsoft.com/office/word/2010/wordml" xmlns:w15="http://schemas.microsoft.com/office/word/2012/wordml" xmlns:w16cex="http://schemas.microsoft.com/office/word/2018/wordml/cex" xmlns:w16cid="http://schemas.microsoft.com/office/word/2016/wordml/cid" xmlns:w16="http://schemas.microsoft.com/office/word/2018/wordml" xmlns:w16du="http://schemas.microsoft.com/office/word/2023/wordml/word16du" xmlns:w16sdtdh="http://schemas.microsoft.com/office/word/2020/wordml/sdtdatahash" xmlns:w16sdtfl="http://schemas.microsoft.com/office/word/2024/wordml/sdtformatlock" xmlns:w16se="http://schemas.microsoft.com/office/word/2015/wordml/symex" mc:Ignorable="w14 w15 w16se w16cid w16 w16cex w16sdtdh w16sdtfl w16du">
+<w:styles xmlns:mc="http://schemas.openxmlformats.org/markup-compatibility/2006" xmlns:r="http://schemas.openxmlformats.org/officeDocument/2006/relationships" xmlns:w="http://schemas.openxmlformats.org/wordprocessingml/2006/main" xmlns:w14="http://schemas.microsoft.com/office/word/2010/wordml" xmlns:w15="http://schemas.microsoft.com/office/word/2012/wordml" xmlns:w16se="http://schemas.microsoft.com/office/word/2015/wordml/symex" mc:Ignorable="w14 w15 w16se">
   <w:docDefaults>
     <w:rPrDefault>
       <w:rPr>
@@ -11096,7 +12344,7 @@
       </w:pPr>
     </w:pPrDefault>
   </w:docDefaults>
-  <w:latentStyles w:defLockedState="0" w:defUIPriority="99" w:defSemiHidden="0" w:defUnhideWhenUsed="0" w:defQFormat="0" w:count="376">
+  <w:latentStyles w:defLockedState="0" w:defUIPriority="99" w:defSemiHidden="0" w:defUnhideWhenUsed="0" w:defQFormat="0" w:count="371">
     <w:lsdException w:name="Normal" w:uiPriority="0" w:qFormat="1"/>
     <w:lsdException w:name="heading 1" w:uiPriority="9" w:qFormat="1"/>
     <w:lsdException w:name="heading 2" w:semiHidden="1" w:uiPriority="9" w:unhideWhenUsed="1" w:qFormat="1"/>
@@ -11468,11 +12716,6 @@
     <w:lsdException w:name="List Table 5 Dark Accent 6" w:uiPriority="50"/>
     <w:lsdException w:name="List Table 6 Colorful Accent 6" w:uiPriority="51"/>
     <w:lsdException w:name="List Table 7 Colorful Accent 6" w:uiPriority="52"/>
-    <w:lsdException w:name="Mention" w:semiHidden="1" w:unhideWhenUsed="1"/>
-    <w:lsdException w:name="Smart Hyperlink" w:semiHidden="1" w:unhideWhenUsed="1"/>
-    <w:lsdException w:name="Hashtag" w:semiHidden="1" w:unhideWhenUsed="1"/>
-    <w:lsdException w:name="Unresolved Mention" w:semiHidden="1" w:unhideWhenUsed="1"/>
-    <w:lsdException w:name="Smart Link" w:semiHidden="1" w:unhideWhenUsed="1"/>
   </w:latentStyles>
   <w:style w:type="paragraph" w:default="1" w:styleId="Normal">
     <w:name w:val="Normal"/>
@@ -11489,6 +12732,7 @@
   <w:style w:type="character" w:default="1" w:styleId="DefaultParagraphFont">
     <w:name w:val="Default Paragraph Font"/>
     <w:uiPriority w:val="1"/>
+    <w:semiHidden/>
     <w:unhideWhenUsed/>
   </w:style>
   <w:style w:type="table" w:default="1" w:styleId="TableNormal">
@@ -11938,7 +13182,7 @@
 </file>
 
 <file path=customXml/itemProps1.xml><?xml version="1.0" encoding="utf-8"?>
-<ds:datastoreItem xmlns:ds="http://schemas.openxmlformats.org/officeDocument/2006/customXml" ds:itemID="{D4B837EA-0A2B-4707-BD1E-EE948C9546A7}">
+<ds:datastoreItem xmlns:ds="http://schemas.openxmlformats.org/officeDocument/2006/customXml" ds:itemID="{8C860600-7876-4272-AE91-2E1D0035BC14}">
   <ds:schemaRefs>
     <ds:schemaRef ds:uri="http://schemas.openxmlformats.org/officeDocument/2006/bibliography"/>
   </ds:schemaRefs>
